--- a/artifacts/documents/4.1问题描述与空地协同保障机制设计.docx
+++ b/artifacts/documents/4.1问题描述与空地协同保障机制设计.docx
@@ -1346,7 +1346,7 @@
       <w:r>
         <w:drawing>
           <wp:inline xmlns:a="http://schemas.openxmlformats.org/drawingml/2006/main" xmlns:pic="http://schemas.openxmlformats.org/drawingml/2006/picture">
-            <wp:extent cx="5580000" cy="3133611"/>
+            <wp:extent cx="5580000" cy="3251510"/>
             <wp:docPr id="1" name="Picture 1"/>
             <wp:cNvGraphicFramePr>
               <a:graphicFrameLocks noChangeAspect="1"/>
@@ -1367,7 +1367,7 @@
                   <pic:spPr>
                     <a:xfrm>
                       <a:off x="0" y="0"/>
-                      <a:ext cx="5580000" cy="3133611"/>
+                      <a:ext cx="5580000" cy="3251510"/>
                     </a:xfrm>
                     <a:prstGeom prst="rect"/>
                   </pic:spPr>
@@ -1392,7 +1392,7 @@
           <w:color w:val="000000"/>
           <w:sz w:val="21"/>
         </w:rPr>
-        <w:t>图4-1 空地协同施药系统构成与物理交互</w:t>
+        <w:t>图4-1 空地协同施药系统构成与交互关系</w:t>
       </w:r>
     </w:p>
     <w:p>
@@ -1520,7 +1520,7 @@
           <w:color w:val="000000"/>
           <w:sz w:val="24"/>
         </w:rPr>
-        <w:t xml:space="preserve">为根据近期施药记录和待执行任务估计的平均药液消耗率，单位为</w:t>
+        <w:t xml:space="preserve">为根据近期有效施药记录、未来任务负荷及预计施药占空比得到的物理时间期望药液消耗率，单位为</w:t>
       </w:r>
       <w:r>
         <w:rPr>
@@ -1538,7 +1538,7 @@
           <w:color w:val="000000"/>
           <w:sz w:val="24"/>
         </w:rPr>
-        <w:t xml:space="preserve">L/s；</w:t>
+        <w:t xml:space="preserve">L/s。该量将施药动作的瞬时流量折算到连续物理时间尺度，因而式中时间可以与飞行、排队和接驳时间直接比较；</w:t>
       </w:r>
       <m:oMath>
         <m:r>
@@ -1561,7 +1561,25 @@
           <w:color w:val="000000"/>
           <w:sz w:val="24"/>
         </w:rPr>
-        <w:t xml:space="preserve">为避免分母为零的正数。无人机</w:t>
+        <w:t xml:space="preserve">为避免分母为零而设置的最小消耗率，单位同为</w:t>
+      </w:r>
+      <w:r>
+        <w:rPr>
+          <w:rFonts w:ascii="Times New Roman" w:hAnsi="Times New Roman" w:eastAsia="宋体"/>
+          <w:b w:val="0"/>
+          <w:color w:val="000000"/>
+          <w:sz w:val="24"/>
+        </w:rPr>
+        <w:t xml:space="preserve"> </w:t>
+      </w:r>
+      <w:r>
+        <w:rPr>
+          <w:rFonts w:hint="eastAsia" w:ascii="Times New Roman" w:hAnsi="Times New Roman" w:eastAsia="宋体"/>
+          <w:b w:val="0"/>
+          <w:color w:val="000000"/>
+          <w:sz w:val="24"/>
+        </w:rPr>
+        <w:t xml:space="preserve">L/s。无人机</w:t>
       </w:r>
       <w:r>
         <w:rPr>
@@ -1885,7 +1903,7 @@
                 <w:color w:val="000000"/>
                 <w:sz w:val="24"/>
               </w:rPr>
-              <w:t>（4-1）</w:t>
+              <w:t>（4.1）</w:t>
             </w:r>
           </w:p>
         </w:tc>
@@ -2015,7 +2033,7 @@
           <w:color w:val="000000"/>
           <w:sz w:val="24"/>
         </w:rPr>
-        <w:t xml:space="preserve">s。当无人机没有待执行施药任务或估计消耗率为零时，不依据式（4-1）单独生成紧急请求，而是保留其资源状态并在后续决策步重新评估。</w:t>
+        <w:t xml:space="preserve">s。当无人机没有待执行施药任务或期望消耗率低于最小有效阈值时，不依据式（4.1）单独生成紧急请求，而是保留其资源状态并在后续决策步重新评估。</w:t>
       </w:r>
     </w:p>
     <w:p>
@@ -2032,6 +2050,323 @@
           <w:sz w:val="24"/>
         </w:rPr>
         <w:t xml:space="preserve">设</w:t>
+      </w:r>
+      <w:r>
+        <w:rPr>
+          <w:rFonts w:ascii="Times New Roman" w:hAnsi="Times New Roman" w:eastAsia="宋体"/>
+          <w:b w:val="0"/>
+          <w:color w:val="000000"/>
+          <w:sz w:val="24"/>
+        </w:rPr>
+        <w:t xml:space="preserve"> </w:t>
+      </w:r>
+      <m:oMath>
+        <m:sSub>
+          <m:e>
+            <m:r>
+              <m:rPr>
+                <w:rFonts w:ascii="Cambria Math" w:hAnsi="Cambria Math" w:eastAsia="Cambria Math" w:cs="Cambria Math"/>
+                <m:scr m:val="script"/>
+                <m:sty m:val="p"/>
+              </m:rPr>
+              <m:t>P</m:t>
+            </m:r>
+          </m:e>
+          <m:sub>
+            <m:r>
+              <m:t>t</m:t>
+            </m:r>
+          </m:sub>
+        </m:sSub>
+        <m:r>
+          <m:rPr>
+            <w:rFonts w:ascii="Cambria Math" w:hAnsi="Cambria Math" w:eastAsia="Cambria Math" w:cs="Cambria Math"/>
+            <m:sty m:val="p"/>
+          </m:rPr>
+          <m:t>(</m:t>
+        </m:r>
+        <m:r>
+          <m:t>i</m:t>
+        </m:r>
+        <m:r>
+          <m:rPr>
+            <w:rFonts w:ascii="Cambria Math" w:hAnsi="Cambria Math" w:eastAsia="Cambria Math" w:cs="Cambria Math"/>
+            <m:sty m:val="p"/>
+          </m:rPr>
+          <m:t>,</m:t>
+        </m:r>
+        <m:r>
+          <m:t>v</m:t>
+        </m:r>
+        <m:r>
+          <m:rPr>
+            <w:rFonts w:ascii="Cambria Math" w:hAnsi="Cambria Math" w:eastAsia="Cambria Math" w:cs="Cambria Math"/>
+            <m:sty m:val="p"/>
+          </m:rPr>
+          <m:t>)</m:t>
+        </m:r>
+        <m:r>
+          <m:rPr>
+            <w:rFonts w:ascii="Cambria Math" w:hAnsi="Cambria Math" w:eastAsia="Cambria Math" w:cs="Cambria Math"/>
+            <m:sty m:val="p"/>
+          </m:rPr>
+          <m:t>⊆</m:t>
+        </m:r>
+        <m:sSub>
+          <m:e>
+            <m:r>
+              <m:rPr>
+                <w:rFonts w:ascii="Cambria Math" w:hAnsi="Cambria Math" w:eastAsia="Cambria Math" w:cs="Cambria Math"/>
+                <m:scr m:val="script"/>
+                <m:sty m:val="p"/>
+              </m:rPr>
+              <m:t>P</m:t>
+            </m:r>
+          </m:e>
+          <m:sub>
+            <m:r>
+              <m:t>t</m:t>
+            </m:r>
+          </m:sub>
+        </m:sSub>
+      </m:oMath>
+      <w:r>
+        <w:rPr>
+          <w:rFonts w:ascii="Times New Roman" w:hAnsi="Times New Roman" w:eastAsia="宋体"/>
+          <w:b w:val="0"/>
+          <w:color w:val="000000"/>
+          <w:sz w:val="24"/>
+        </w:rPr>
+        <w:t xml:space="preserve"> </w:t>
+      </w:r>
+      <w:r>
+        <w:rPr>
+          <w:rFonts w:hint="eastAsia" w:ascii="Times New Roman" w:hAnsi="Times New Roman" w:eastAsia="宋体"/>
+          <w:b w:val="0"/>
+          <w:color w:val="000000"/>
+          <w:sz w:val="24"/>
+        </w:rPr>
+        <w:t xml:space="preserve">为无人机</w:t>
+      </w:r>
+      <w:r>
+        <w:rPr>
+          <w:rFonts w:ascii="Times New Roman" w:hAnsi="Times New Roman" w:eastAsia="宋体"/>
+          <w:b w:val="0"/>
+          <w:color w:val="000000"/>
+          <w:sz w:val="24"/>
+        </w:rPr>
+        <w:t xml:space="preserve"> </w:t>
+      </w:r>
+      <m:oMath>
+        <m:r>
+          <m:t>i</m:t>
+        </m:r>
+      </m:oMath>
+      <w:r>
+        <w:rPr>
+          <w:rFonts w:ascii="Times New Roman" w:hAnsi="Times New Roman" w:eastAsia="宋体"/>
+          <w:b w:val="0"/>
+          <w:color w:val="000000"/>
+          <w:sz w:val="24"/>
+        </w:rPr>
+        <w:t xml:space="preserve"> </w:t>
+      </w:r>
+      <w:r>
+        <w:rPr>
+          <w:rFonts w:hint="eastAsia" w:ascii="Times New Roman" w:hAnsi="Times New Roman" w:eastAsia="宋体"/>
+          <w:b w:val="0"/>
+          <w:color w:val="000000"/>
+          <w:sz w:val="24"/>
+        </w:rPr>
+        <w:t xml:space="preserve">与车辆</w:t>
+      </w:r>
+      <w:r>
+        <w:rPr>
+          <w:rFonts w:ascii="Times New Roman" w:hAnsi="Times New Roman" w:eastAsia="宋体"/>
+          <w:b w:val="0"/>
+          <w:color w:val="000000"/>
+          <w:sz w:val="24"/>
+        </w:rPr>
+        <w:t xml:space="preserve"> </w:t>
+      </w:r>
+      <m:oMath>
+        <m:r>
+          <m:t>v</m:t>
+        </m:r>
+      </m:oMath>
+      <w:r>
+        <w:rPr>
+          <w:rFonts w:ascii="Times New Roman" w:hAnsi="Times New Roman" w:eastAsia="宋体"/>
+          <w:b w:val="0"/>
+          <w:color w:val="000000"/>
+          <w:sz w:val="24"/>
+        </w:rPr>
+        <w:t xml:space="preserve"> </w:t>
+      </w:r>
+      <w:r>
+        <w:rPr>
+          <w:rFonts w:hint="eastAsia" w:ascii="Times New Roman" w:hAnsi="Times New Roman" w:eastAsia="宋体"/>
+          <w:b w:val="0"/>
+          <w:color w:val="000000"/>
+          <w:sz w:val="24"/>
+        </w:rPr>
+        <w:t xml:space="preserve">在时刻</w:t>
+      </w:r>
+      <w:r>
+        <w:rPr>
+          <w:rFonts w:ascii="Times New Roman" w:hAnsi="Times New Roman" w:eastAsia="宋体"/>
+          <w:b w:val="0"/>
+          <w:color w:val="000000"/>
+          <w:sz w:val="24"/>
+        </w:rPr>
+        <w:t xml:space="preserve"> </w:t>
+      </w:r>
+      <m:oMath>
+        <m:r>
+          <m:t>t</m:t>
+        </m:r>
+      </m:oMath>
+      <w:r>
+        <w:rPr>
+          <w:rFonts w:ascii="Times New Roman" w:hAnsi="Times New Roman" w:eastAsia="宋体"/>
+          <w:b w:val="0"/>
+          <w:color w:val="000000"/>
+          <w:sz w:val="24"/>
+        </w:rPr>
+        <w:t xml:space="preserve"> </w:t>
+      </w:r>
+      <w:r>
+        <w:rPr>
+          <w:rFonts w:hint="eastAsia" w:ascii="Times New Roman" w:hAnsi="Times New Roman" w:eastAsia="宋体"/>
+          <w:b w:val="0"/>
+          <w:color w:val="000000"/>
+          <w:sz w:val="24"/>
+        </w:rPr>
+        <w:t xml:space="preserve">的可行接驳点集合，</w:t>
+      </w:r>
+      <m:oMath>
+        <m:sSubSup>
+          <m:e>
+            <m:acc>
+              <m:accPr>
+                <m:chr m:val="̂"/>
+              </m:accPr>
+              <m:e>
+                <m:r>
+                  <m:t>T</m:t>
+                </m:r>
+              </m:e>
+            </m:acc>
+          </m:e>
+          <m:sub>
+            <m:r>
+              <m:t>i</m:t>
+            </m:r>
+            <m:r>
+              <m:rPr>
+                <w:rFonts w:ascii="Cambria Math" w:hAnsi="Cambria Math" w:eastAsia="Cambria Math" w:cs="Cambria Math"/>
+                <m:sty m:val="p"/>
+              </m:rPr>
+              <m:t>,</m:t>
+            </m:r>
+            <m:r>
+              <m:t>v</m:t>
+            </m:r>
+            <m:r>
+              <m:rPr>
+                <w:rFonts w:ascii="Cambria Math" w:hAnsi="Cambria Math" w:eastAsia="Cambria Math" w:cs="Cambria Math"/>
+                <m:sty m:val="p"/>
+              </m:rPr>
+              <m:t>,</m:t>
+            </m:r>
+            <m:r>
+              <m:t>p</m:t>
+            </m:r>
+            <m:r>
+              <m:rPr>
+                <w:rFonts w:ascii="Cambria Math" w:hAnsi="Cambria Math" w:eastAsia="Cambria Math" w:cs="Cambria Math"/>
+                <m:sty m:val="p"/>
+              </m:rPr>
+              <m:t>,</m:t>
+            </m:r>
+            <m:r>
+              <m:t>t</m:t>
+            </m:r>
+          </m:sub>
+          <m:sup>
+            <m:r>
+              <m:rPr>
+                <w:rFonts w:ascii="Cambria Math" w:hAnsi="Cambria Math" w:eastAsia="Cambria Math" w:cs="Cambria Math"/>
+                <m:sty m:val="p"/>
+              </m:rPr>
+              <m:t>a</m:t>
+            </m:r>
+            <m:r>
+              <m:rPr>
+                <w:rFonts w:ascii="Cambria Math" w:hAnsi="Cambria Math" w:eastAsia="Cambria Math" w:cs="Cambria Math"/>
+                <m:sty m:val="p"/>
+              </m:rPr>
+              <m:t>r</m:t>
+            </m:r>
+            <m:r>
+              <m:rPr>
+                <w:rFonts w:ascii="Cambria Math" w:hAnsi="Cambria Math" w:eastAsia="Cambria Math" w:cs="Cambria Math"/>
+                <m:sty m:val="p"/>
+              </m:rPr>
+              <m:t>r</m:t>
+            </m:r>
+          </m:sup>
+        </m:sSubSup>
+      </m:oMath>
+      <w:r>
+        <w:rPr>
+          <w:rFonts w:ascii="Times New Roman" w:hAnsi="Times New Roman" w:eastAsia="宋体"/>
+          <w:b w:val="0"/>
+          <w:color w:val="000000"/>
+          <w:sz w:val="24"/>
+        </w:rPr>
+        <w:t xml:space="preserve"> </w:t>
+      </w:r>
+      <w:r>
+        <w:rPr>
+          <w:rFonts w:hint="eastAsia" w:ascii="Times New Roman" w:hAnsi="Times New Roman" w:eastAsia="宋体"/>
+          <w:b w:val="0"/>
+          <w:color w:val="000000"/>
+          <w:sz w:val="24"/>
+        </w:rPr>
+        <w:t xml:space="preserve">为双方均到达接驳点</w:t>
+      </w:r>
+      <w:r>
+        <w:rPr>
+          <w:rFonts w:ascii="Times New Roman" w:hAnsi="Times New Roman" w:eastAsia="宋体"/>
+          <w:b w:val="0"/>
+          <w:color w:val="000000"/>
+          <w:sz w:val="24"/>
+        </w:rPr>
+        <w:t xml:space="preserve"> </w:t>
+      </w:r>
+      <m:oMath>
+        <m:r>
+          <m:t>p</m:t>
+        </m:r>
+      </m:oMath>
+      <w:r>
+        <w:rPr>
+          <w:rFonts w:ascii="Times New Roman" w:hAnsi="Times New Roman" w:eastAsia="宋体"/>
+          <w:b w:val="0"/>
+          <w:color w:val="000000"/>
+          <w:sz w:val="24"/>
+        </w:rPr>
+        <w:t xml:space="preserve"> </w:t>
+      </w:r>
+      <w:r>
+        <w:rPr>
+          <w:rFonts w:hint="eastAsia" w:ascii="Times New Roman" w:hAnsi="Times New Roman" w:eastAsia="宋体"/>
+          <w:b w:val="0"/>
+          <w:color w:val="000000"/>
+          <w:sz w:val="24"/>
+        </w:rPr>
+        <w:t xml:space="preserve">且车辆已从既有预约中释放的预计时长。预计接驳时间</w:t>
       </w:r>
       <w:r>
         <w:rPr>
@@ -2105,7 +2440,16 @@
           <w:color w:val="000000"/>
           <w:sz w:val="24"/>
         </w:rPr>
-        <w:t xml:space="preserve">为无人机从当前状态到可获得补给的预计接驳时间，</w:t>
+        <w:t xml:space="preserve">定义为全部可行“车辆—接驳点”组合中的最早服务就绪时长，不包含本次药液转移的服务持续时间。另设</w:t>
+      </w:r>
+      <w:r>
+        <w:rPr>
+          <w:rFonts w:ascii="Times New Roman" w:hAnsi="Times New Roman" w:eastAsia="宋体"/>
+          <w:b w:val="0"/>
+          <w:color w:val="000000"/>
+          <w:sz w:val="24"/>
+        </w:rPr>
+        <w:t xml:space="preserve"> </w:t>
       </w:r>
       <m:oMath>
         <m:sSubSup>
@@ -2234,7 +2578,7 @@
           <w:color w:val="000000"/>
           <w:sz w:val="24"/>
         </w:rPr>
-        <w:t xml:space="preserve">为用于吸收虫害变化、道路绕行和到达时间估计误差的安全余量，单位均为</w:t>
+        <w:t xml:space="preserve">为吸收虫害变化、道路绕行和到达时间估计误差的安全余量，单位均为</w:t>
       </w:r>
       <w:r>
         <w:rPr>
@@ -2252,7 +2596,7 @@
           <w:color w:val="000000"/>
           <w:sz w:val="24"/>
         </w:rPr>
-        <w:t xml:space="preserve">s。当满足</w:t>
+        <w:t xml:space="preserve">s，则请求触发条件为</w:t>
       </w:r>
     </w:p>
     <w:tbl>
@@ -2294,23 +2638,248 @@
             </w:pPr>
             <m:oMathPara>
               <m:oMath>
-                <m:sSubSup>
+                <m:eqArr>
                   <m:e>
-                    <m:acc>
-                      <m:accPr>
-                        <m:chr m:val="̂"/>
-                      </m:accPr>
+                    <m:sSubSup>
+                      <m:e>
+                        <m:acc>
+                          <m:accPr>
+                            <m:chr m:val="̂"/>
+                          </m:accPr>
+                          <m:e>
+                            <m:r>
+                              <m:t>T</m:t>
+                            </m:r>
+                          </m:e>
+                        </m:acc>
+                      </m:e>
+                      <m:sub>
+                        <m:r>
+                          <m:t>i</m:t>
+                        </m:r>
+                        <m:r>
+                          <m:rPr>
+                            <w:rFonts w:ascii="Cambria Math" w:hAnsi="Cambria Math" w:eastAsia="Cambria Math" w:cs="Cambria Math"/>
+                            <m:sty m:val="p"/>
+                          </m:rPr>
+                          <m:t>,</m:t>
+                        </m:r>
+                        <m:r>
+                          <m:t>t</m:t>
+                        </m:r>
+                      </m:sub>
+                      <m:sup>
+                        <m:r>
+                          <m:rPr>
+                            <w:rFonts w:ascii="Cambria Math" w:hAnsi="Cambria Math" w:eastAsia="Cambria Math" w:cs="Cambria Math"/>
+                            <m:sty m:val="p"/>
+                          </m:rPr>
+                          <m:t>r</m:t>
+                        </m:r>
+                        <m:r>
+                          <m:rPr>
+                            <w:rFonts w:ascii="Cambria Math" w:hAnsi="Cambria Math" w:eastAsia="Cambria Math" w:cs="Cambria Math"/>
+                            <m:sty m:val="p"/>
+                          </m:rPr>
+                          <m:t>v</m:t>
+                        </m:r>
+                      </m:sup>
+                    </m:sSubSup>
+                    <m:r>
+                      <m:t>&amp;</m:t>
+                    </m:r>
+                    <m:r>
+                      <m:rPr>
+                        <w:rFonts w:ascii="Cambria Math" w:hAnsi="Cambria Math" w:eastAsia="Cambria Math" w:cs="Cambria Math"/>
+                        <m:sty m:val="p"/>
+                      </m:rPr>
+                      <m:t>=</m:t>
+                    </m:r>
+                    <m:limLow>
                       <m:e>
                         <m:r>
-                          <m:t>T</m:t>
+                          <m:rPr>
+                            <w:rFonts w:ascii="Cambria Math" w:hAnsi="Cambria Math" w:eastAsia="Cambria Math" w:cs="Cambria Math"/>
+                            <m:sty m:val="p"/>
+                          </m:rPr>
+                          <m:t>min</m:t>
                         </m:r>
                       </m:e>
-                    </m:acc>
-                  </m:e>
-                  <m:sub>
-                    <m:r>
-                      <m:t>i</m:t>
-                    </m:r>
+                      <m:lim>
+                        <m:m>
+                          <m:mPr>
+                            <m:baseJc m:val="center"/>
+                            <m:plcHide m:val="on"/>
+                            <m:mcs>
+                              <m:mc>
+                                <m:mcPr>
+                                  <m:mcJc m:val="center"/>
+                                  <m:count m:val="1"/>
+                                </m:mcPr>
+                              </m:mc>
+                            </m:mcs>
+                          </m:mPr>
+                          <m:mr>
+                            <m:e>
+                              <m:r>
+                                <m:t>v</m:t>
+                              </m:r>
+                              <m:r>
+                                <m:rPr>
+                                  <w:rFonts w:ascii="Cambria Math" w:hAnsi="Cambria Math" w:eastAsia="Cambria Math" w:cs="Cambria Math"/>
+                                  <m:sty m:val="p"/>
+                                </m:rPr>
+                                <m:t>∈</m:t>
+                              </m:r>
+                              <m:r>
+                                <m:rPr>
+                                  <w:rFonts w:ascii="Cambria Math" w:hAnsi="Cambria Math" w:eastAsia="Cambria Math" w:cs="Cambria Math"/>
+                                  <m:scr m:val="script"/>
+                                  <m:sty m:val="p"/>
+                                </m:rPr>
+                                <m:t>V</m:t>
+                              </m:r>
+                              <m:r>
+                                <m:rPr>
+                                  <w:rFonts w:ascii="Cambria Math" w:hAnsi="Cambria Math" w:eastAsia="Cambria Math" w:cs="Cambria Math"/>
+                                  <m:sty m:val="p"/>
+                                </m:rPr>
+                                <m:t>,</m:t>
+                              </m:r>
+                              <m:r>
+                                <m:t> </m:t>
+                              </m:r>
+                              <m:r>
+                                <m:t>p</m:t>
+                              </m:r>
+                              <m:r>
+                                <m:rPr>
+                                  <w:rFonts w:ascii="Cambria Math" w:hAnsi="Cambria Math" w:eastAsia="Cambria Math" w:cs="Cambria Math"/>
+                                  <m:sty m:val="p"/>
+                                </m:rPr>
+                                <m:t>∈</m:t>
+                              </m:r>
+                              <m:sSub>
+                                <m:e>
+                                  <m:r>
+                                    <m:rPr>
+                                      <w:rFonts w:ascii="Cambria Math" w:hAnsi="Cambria Math" w:eastAsia="Cambria Math" w:cs="Cambria Math"/>
+                                      <m:scr m:val="script"/>
+                                      <m:sty m:val="p"/>
+                                    </m:rPr>
+                                    <m:t>P</m:t>
+                                  </m:r>
+                                </m:e>
+                                <m:sub>
+                                  <m:r>
+                                    <m:t>t</m:t>
+                                  </m:r>
+                                </m:sub>
+                              </m:sSub>
+                              <m:r>
+                                <m:rPr>
+                                  <w:rFonts w:ascii="Cambria Math" w:hAnsi="Cambria Math" w:eastAsia="Cambria Math" w:cs="Cambria Math"/>
+                                  <m:sty m:val="p"/>
+                                </m:rPr>
+                                <m:t>(</m:t>
+                              </m:r>
+                              <m:r>
+                                <m:t>i</m:t>
+                              </m:r>
+                              <m:r>
+                                <m:rPr>
+                                  <w:rFonts w:ascii="Cambria Math" w:hAnsi="Cambria Math" w:eastAsia="Cambria Math" w:cs="Cambria Math"/>
+                                  <m:sty m:val="p"/>
+                                </m:rPr>
+                                <m:t>,</m:t>
+                              </m:r>
+                              <m:r>
+                                <m:t>v</m:t>
+                              </m:r>
+                              <m:r>
+                                <m:rPr>
+                                  <w:rFonts w:ascii="Cambria Math" w:hAnsi="Cambria Math" w:eastAsia="Cambria Math" w:cs="Cambria Math"/>
+                                  <m:sty m:val="p"/>
+                                </m:rPr>
+                                <m:t>)</m:t>
+                              </m:r>
+                            </m:e>
+                          </m:mr>
+                        </m:m>
+                      </m:lim>
+                    </m:limLow>
+                    <m:sSubSup>
+                      <m:e>
+                        <m:acc>
+                          <m:accPr>
+                            <m:chr m:val="̂"/>
+                          </m:accPr>
+                          <m:e>
+                            <m:r>
+                              <m:t>T</m:t>
+                            </m:r>
+                          </m:e>
+                        </m:acc>
+                      </m:e>
+                      <m:sub>
+                        <m:r>
+                          <m:t>i</m:t>
+                        </m:r>
+                        <m:r>
+                          <m:rPr>
+                            <w:rFonts w:ascii="Cambria Math" w:hAnsi="Cambria Math" w:eastAsia="Cambria Math" w:cs="Cambria Math"/>
+                            <m:sty m:val="p"/>
+                          </m:rPr>
+                          <m:t>,</m:t>
+                        </m:r>
+                        <m:r>
+                          <m:t>v</m:t>
+                        </m:r>
+                        <m:r>
+                          <m:rPr>
+                            <w:rFonts w:ascii="Cambria Math" w:hAnsi="Cambria Math" w:eastAsia="Cambria Math" w:cs="Cambria Math"/>
+                            <m:sty m:val="p"/>
+                          </m:rPr>
+                          <m:t>,</m:t>
+                        </m:r>
+                        <m:r>
+                          <m:t>p</m:t>
+                        </m:r>
+                        <m:r>
+                          <m:rPr>
+                            <w:rFonts w:ascii="Cambria Math" w:hAnsi="Cambria Math" w:eastAsia="Cambria Math" w:cs="Cambria Math"/>
+                            <m:sty m:val="p"/>
+                          </m:rPr>
+                          <m:t>,</m:t>
+                        </m:r>
+                        <m:r>
+                          <m:t>t</m:t>
+                        </m:r>
+                      </m:sub>
+                      <m:sup>
+                        <m:r>
+                          <m:rPr>
+                            <w:rFonts w:ascii="Cambria Math" w:hAnsi="Cambria Math" w:eastAsia="Cambria Math" w:cs="Cambria Math"/>
+                            <m:sty m:val="p"/>
+                          </m:rPr>
+                          <m:t>a</m:t>
+                        </m:r>
+                        <m:r>
+                          <m:rPr>
+                            <w:rFonts w:ascii="Cambria Math" w:hAnsi="Cambria Math" w:eastAsia="Cambria Math" w:cs="Cambria Math"/>
+                            <m:sty m:val="p"/>
+                          </m:rPr>
+                          <m:t>r</m:t>
+                        </m:r>
+                        <m:r>
+                          <m:rPr>
+                            <w:rFonts w:ascii="Cambria Math" w:hAnsi="Cambria Math" w:eastAsia="Cambria Math" w:cs="Cambria Math"/>
+                            <m:sty m:val="p"/>
+                          </m:rPr>
+                          <m:t>r</m:t>
+                        </m:r>
+                      </m:sup>
+                    </m:sSubSup>
                     <m:r>
                       <m:rPr>
                         <w:rFonts w:ascii="Cambria Math" w:hAnsi="Cambria Math" w:eastAsia="Cambria Math" w:cs="Cambria Math"/>
@@ -2318,210 +2887,248 @@
                       </m:rPr>
                       <m:t>,</m:t>
                     </m:r>
+                  </m:e>
+                  <m:e>
+                    <m:sSubSup>
+                      <m:e>
+                        <m:acc>
+                          <m:accPr>
+                            <m:chr m:val="̂"/>
+                          </m:accPr>
+                          <m:e>
+                            <m:r>
+                              <m:t>T</m:t>
+                            </m:r>
+                          </m:e>
+                        </m:acc>
+                      </m:e>
+                      <m:sub>
+                        <m:r>
+                          <m:t>i</m:t>
+                        </m:r>
+                        <m:r>
+                          <m:rPr>
+                            <w:rFonts w:ascii="Cambria Math" w:hAnsi="Cambria Math" w:eastAsia="Cambria Math" w:cs="Cambria Math"/>
+                            <m:sty m:val="p"/>
+                          </m:rPr>
+                          <m:t>,</m:t>
+                        </m:r>
+                        <m:r>
+                          <m:t>t</m:t>
+                        </m:r>
+                      </m:sub>
+                      <m:sup>
+                        <m:r>
+                          <m:rPr>
+                            <w:rFonts w:ascii="Cambria Math" w:hAnsi="Cambria Math" w:eastAsia="Cambria Math" w:cs="Cambria Math"/>
+                            <m:sty m:val="p"/>
+                          </m:rPr>
+                          <m:t>r</m:t>
+                        </m:r>
+                        <m:r>
+                          <m:rPr>
+                            <w:rFonts w:ascii="Cambria Math" w:hAnsi="Cambria Math" w:eastAsia="Cambria Math" w:cs="Cambria Math"/>
+                            <m:sty m:val="p"/>
+                          </m:rPr>
+                          <m:t>e</m:t>
+                        </m:r>
+                        <m:r>
+                          <m:rPr>
+                            <w:rFonts w:ascii="Cambria Math" w:hAnsi="Cambria Math" w:eastAsia="Cambria Math" w:cs="Cambria Math"/>
+                            <m:sty m:val="p"/>
+                          </m:rPr>
+                          <m:t>m</m:t>
+                        </m:r>
+                        <m:r>
+                          <m:rPr>
+                            <w:rFonts w:ascii="Cambria Math" w:hAnsi="Cambria Math" w:eastAsia="Cambria Math" w:cs="Cambria Math"/>
+                            <m:sty m:val="p"/>
+                          </m:rPr>
+                          <m:t>a</m:t>
+                        </m:r>
+                        <m:r>
+                          <m:rPr>
+                            <w:rFonts w:ascii="Cambria Math" w:hAnsi="Cambria Math" w:eastAsia="Cambria Math" w:cs="Cambria Math"/>
+                            <m:sty m:val="p"/>
+                          </m:rPr>
+                          <m:t>i</m:t>
+                        </m:r>
+                        <m:r>
+                          <m:rPr>
+                            <w:rFonts w:ascii="Cambria Math" w:hAnsi="Cambria Math" w:eastAsia="Cambria Math" w:cs="Cambria Math"/>
+                            <m:sty m:val="p"/>
+                          </m:rPr>
+                          <m:t>n</m:t>
+                        </m:r>
+                      </m:sup>
+                    </m:sSubSup>
                     <m:r>
-                      <m:t>t</m:t>
-                    </m:r>
-                  </m:sub>
-                  <m:sup>
-                    <m:r>
-                      <m:rPr>
-                        <w:rFonts w:ascii="Cambria Math" w:hAnsi="Cambria Math" w:eastAsia="Cambria Math" w:cs="Cambria Math"/>
-                        <m:sty m:val="p"/>
-                      </m:rPr>
-                      <m:t>r</m:t>
+                      <m:t>&amp;</m:t>
                     </m:r>
                     <m:r>
                       <m:rPr>
                         <w:rFonts w:ascii="Cambria Math" w:hAnsi="Cambria Math" w:eastAsia="Cambria Math" w:cs="Cambria Math"/>
                         <m:sty m:val="p"/>
                       </m:rPr>
-                      <m:t>e</m:t>
+                      <m:t>≤</m:t>
+                    </m:r>
+                    <m:sSubSup>
+                      <m:e>
+                        <m:acc>
+                          <m:accPr>
+                            <m:chr m:val="̂"/>
+                          </m:accPr>
+                          <m:e>
+                            <m:r>
+                              <m:t>T</m:t>
+                            </m:r>
+                          </m:e>
+                        </m:acc>
+                      </m:e>
+                      <m:sub>
+                        <m:r>
+                          <m:t>i</m:t>
+                        </m:r>
+                        <m:r>
+                          <m:rPr>
+                            <w:rFonts w:ascii="Cambria Math" w:hAnsi="Cambria Math" w:eastAsia="Cambria Math" w:cs="Cambria Math"/>
+                            <m:sty m:val="p"/>
+                          </m:rPr>
+                          <m:t>,</m:t>
+                        </m:r>
+                        <m:r>
+                          <m:t>t</m:t>
+                        </m:r>
+                      </m:sub>
+                      <m:sup>
+                        <m:r>
+                          <m:rPr>
+                            <w:rFonts w:ascii="Cambria Math" w:hAnsi="Cambria Math" w:eastAsia="Cambria Math" w:cs="Cambria Math"/>
+                            <m:sty m:val="p"/>
+                          </m:rPr>
+                          <m:t>r</m:t>
+                        </m:r>
+                        <m:r>
+                          <m:rPr>
+                            <w:rFonts w:ascii="Cambria Math" w:hAnsi="Cambria Math" w:eastAsia="Cambria Math" w:cs="Cambria Math"/>
+                            <m:sty m:val="p"/>
+                          </m:rPr>
+                          <m:t>v</m:t>
+                        </m:r>
+                      </m:sup>
+                    </m:sSubSup>
+                    <m:r>
+                      <m:rPr>
+                        <w:rFonts w:ascii="Cambria Math" w:hAnsi="Cambria Math" w:eastAsia="Cambria Math" w:cs="Cambria Math"/>
+                        <m:sty m:val="p"/>
+                      </m:rPr>
+                      <m:t>+</m:t>
+                    </m:r>
+                    <m:sSubSup>
+                      <m:e>
+                        <m:r>
+                          <m:t>T</m:t>
+                        </m:r>
+                      </m:e>
+                      <m:sub>
+                        <m:r>
+                          <m:t>i</m:t>
+                        </m:r>
+                        <m:r>
+                          <m:rPr>
+                            <w:rFonts w:ascii="Cambria Math" w:hAnsi="Cambria Math" w:eastAsia="Cambria Math" w:cs="Cambria Math"/>
+                            <m:sty m:val="p"/>
+                          </m:rPr>
+                          <m:t>,</m:t>
+                        </m:r>
+                        <m:r>
+                          <m:t>t</m:t>
+                        </m:r>
+                      </m:sub>
+                      <m:sup>
+                        <m:r>
+                          <m:rPr>
+                            <w:rFonts w:ascii="Cambria Math" w:hAnsi="Cambria Math" w:eastAsia="Cambria Math" w:cs="Cambria Math"/>
+                            <m:sty m:val="p"/>
+                          </m:rPr>
+                          <m:t>s</m:t>
+                        </m:r>
+                        <m:r>
+                          <m:rPr>
+                            <w:rFonts w:ascii="Cambria Math" w:hAnsi="Cambria Math" w:eastAsia="Cambria Math" w:cs="Cambria Math"/>
+                            <m:sty m:val="p"/>
+                          </m:rPr>
+                          <m:t>v</m:t>
+                        </m:r>
+                        <m:r>
+                          <m:rPr>
+                            <w:rFonts w:ascii="Cambria Math" w:hAnsi="Cambria Math" w:eastAsia="Cambria Math" w:cs="Cambria Math"/>
+                            <m:sty m:val="p"/>
+                          </m:rPr>
+                          <m:t>c</m:t>
+                        </m:r>
+                      </m:sup>
+                    </m:sSubSup>
+                    <m:r>
+                      <m:rPr>
+                        <w:rFonts w:ascii="Cambria Math" w:hAnsi="Cambria Math" w:eastAsia="Cambria Math" w:cs="Cambria Math"/>
+                        <m:sty m:val="p"/>
+                      </m:rPr>
+                      <m:t>+</m:t>
                     </m:r>
                     <m:r>
                       <m:rPr>
                         <w:rFonts w:ascii="Cambria Math" w:hAnsi="Cambria Math" w:eastAsia="Cambria Math" w:cs="Cambria Math"/>
                         <m:sty m:val="p"/>
                       </m:rPr>
-                      <m:t>m</m:t>
+                      <m:t>Δ</m:t>
                     </m:r>
+                    <m:sSup>
+                      <m:e>
+                        <m:r>
+                          <m:t>T</m:t>
+                        </m:r>
+                      </m:e>
+                      <m:sup>
+                        <m:r>
+                          <m:rPr>
+                            <w:rFonts w:ascii="Cambria Math" w:hAnsi="Cambria Math" w:eastAsia="Cambria Math" w:cs="Cambria Math"/>
+                            <m:sty m:val="p"/>
+                          </m:rPr>
+                          <m:t>s</m:t>
+                        </m:r>
+                        <m:r>
+                          <m:rPr>
+                            <w:rFonts w:ascii="Cambria Math" w:hAnsi="Cambria Math" w:eastAsia="Cambria Math" w:cs="Cambria Math"/>
+                            <m:sty m:val="p"/>
+                          </m:rPr>
+                          <m:t>a</m:t>
+                        </m:r>
+                        <m:r>
+                          <m:rPr>
+                            <w:rFonts w:ascii="Cambria Math" w:hAnsi="Cambria Math" w:eastAsia="Cambria Math" w:cs="Cambria Math"/>
+                            <m:sty m:val="p"/>
+                          </m:rPr>
+                          <m:t>f</m:t>
+                        </m:r>
+                        <m:r>
+                          <m:rPr>
+                            <w:rFonts w:ascii="Cambria Math" w:hAnsi="Cambria Math" w:eastAsia="Cambria Math" w:cs="Cambria Math"/>
+                            <m:sty m:val="p"/>
+                          </m:rPr>
+                          <m:t>e</m:t>
+                        </m:r>
+                      </m:sup>
+                    </m:sSup>
                     <m:r>
                       <m:rPr>
                         <w:rFonts w:ascii="Cambria Math" w:hAnsi="Cambria Math" w:eastAsia="Cambria Math" w:cs="Cambria Math"/>
                         <m:sty m:val="p"/>
                       </m:rPr>
-                      <m:t>a</m:t>
-                    </m:r>
-                    <m:r>
-                      <m:rPr>
-                        <w:rFonts w:ascii="Cambria Math" w:hAnsi="Cambria Math" w:eastAsia="Cambria Math" w:cs="Cambria Math"/>
-                        <m:sty m:val="p"/>
-                      </m:rPr>
-                      <m:t>i</m:t>
-                    </m:r>
-                    <m:r>
-                      <m:rPr>
-                        <w:rFonts w:ascii="Cambria Math" w:hAnsi="Cambria Math" w:eastAsia="Cambria Math" w:cs="Cambria Math"/>
-                        <m:sty m:val="p"/>
-                      </m:rPr>
-                      <m:t>n</m:t>
-                    </m:r>
-                  </m:sup>
-                </m:sSubSup>
-                <m:r>
-                  <m:rPr>
-                    <w:rFonts w:ascii="Cambria Math" w:hAnsi="Cambria Math" w:eastAsia="Cambria Math" w:cs="Cambria Math"/>
-                    <m:sty m:val="p"/>
-                  </m:rPr>
-                  <m:t>≤</m:t>
-                </m:r>
-                <m:sSubSup>
-                  <m:e>
-                    <m:acc>
-                      <m:accPr>
-                        <m:chr m:val="̂"/>
-                      </m:accPr>
-                      <m:e>
-                        <m:r>
-                          <m:t>T</m:t>
-                        </m:r>
-                      </m:e>
-                    </m:acc>
-                  </m:e>
-                  <m:sub>
-                    <m:r>
-                      <m:t>i</m:t>
-                    </m:r>
-                    <m:r>
-                      <m:rPr>
-                        <w:rFonts w:ascii="Cambria Math" w:hAnsi="Cambria Math" w:eastAsia="Cambria Math" w:cs="Cambria Math"/>
-                        <m:sty m:val="p"/>
-                      </m:rPr>
-                      <m:t>,</m:t>
-                    </m:r>
-                    <m:r>
-                      <m:t>t</m:t>
-                    </m:r>
-                  </m:sub>
-                  <m:sup>
-                    <m:r>
-                      <m:rPr>
-                        <w:rFonts w:ascii="Cambria Math" w:hAnsi="Cambria Math" w:eastAsia="Cambria Math" w:cs="Cambria Math"/>
-                        <m:sty m:val="p"/>
-                      </m:rPr>
-                      <m:t>r</m:t>
-                    </m:r>
-                    <m:r>
-                      <m:rPr>
-                        <w:rFonts w:ascii="Cambria Math" w:hAnsi="Cambria Math" w:eastAsia="Cambria Math" w:cs="Cambria Math"/>
-                        <m:sty m:val="p"/>
-                      </m:rPr>
-                      <m:t>v</m:t>
-                    </m:r>
-                  </m:sup>
-                </m:sSubSup>
-                <m:r>
-                  <m:rPr>
-                    <w:rFonts w:ascii="Cambria Math" w:hAnsi="Cambria Math" w:eastAsia="Cambria Math" w:cs="Cambria Math"/>
-                    <m:sty m:val="p"/>
-                  </m:rPr>
-                  <m:t>+</m:t>
-                </m:r>
-                <m:sSubSup>
-                  <m:e>
-                    <m:r>
-                      <m:t>T</m:t>
+                      <m:t>.</m:t>
                     </m:r>
                   </m:e>
-                  <m:sub>
-                    <m:r>
-                      <m:t>i</m:t>
-                    </m:r>
-                    <m:r>
-                      <m:rPr>
-                        <w:rFonts w:ascii="Cambria Math" w:hAnsi="Cambria Math" w:eastAsia="Cambria Math" w:cs="Cambria Math"/>
-                        <m:sty m:val="p"/>
-                      </m:rPr>
-                      <m:t>,</m:t>
-                    </m:r>
-                    <m:r>
-                      <m:t>t</m:t>
-                    </m:r>
-                  </m:sub>
-                  <m:sup>
-                    <m:r>
-                      <m:rPr>
-                        <w:rFonts w:ascii="Cambria Math" w:hAnsi="Cambria Math" w:eastAsia="Cambria Math" w:cs="Cambria Math"/>
-                        <m:sty m:val="p"/>
-                      </m:rPr>
-                      <m:t>s</m:t>
-                    </m:r>
-                    <m:r>
-                      <m:rPr>
-                        <w:rFonts w:ascii="Cambria Math" w:hAnsi="Cambria Math" w:eastAsia="Cambria Math" w:cs="Cambria Math"/>
-                        <m:sty m:val="p"/>
-                      </m:rPr>
-                      <m:t>v</m:t>
-                    </m:r>
-                    <m:r>
-                      <m:rPr>
-                        <w:rFonts w:ascii="Cambria Math" w:hAnsi="Cambria Math" w:eastAsia="Cambria Math" w:cs="Cambria Math"/>
-                        <m:sty m:val="p"/>
-                      </m:rPr>
-                      <m:t>c</m:t>
-                    </m:r>
-                  </m:sup>
-                </m:sSubSup>
-                <m:r>
-                  <m:rPr>
-                    <w:rFonts w:ascii="Cambria Math" w:hAnsi="Cambria Math" w:eastAsia="Cambria Math" w:cs="Cambria Math"/>
-                    <m:sty m:val="p"/>
-                  </m:rPr>
-                  <m:t>+</m:t>
-                </m:r>
-                <m:r>
-                  <m:rPr>
-                    <w:rFonts w:ascii="Cambria Math" w:hAnsi="Cambria Math" w:eastAsia="Cambria Math" w:cs="Cambria Math"/>
-                    <m:sty m:val="p"/>
-                  </m:rPr>
-                  <m:t>Δ</m:t>
-                </m:r>
-                <m:sSup>
-                  <m:e>
-                    <m:r>
-                      <m:t>T</m:t>
-                    </m:r>
-                  </m:e>
-                  <m:sup>
-                    <m:r>
-                      <m:rPr>
-                        <w:rFonts w:ascii="Cambria Math" w:hAnsi="Cambria Math" w:eastAsia="Cambria Math" w:cs="Cambria Math"/>
-                        <m:sty m:val="p"/>
-                      </m:rPr>
-                      <m:t>s</m:t>
-                    </m:r>
-                    <m:r>
-                      <m:rPr>
-                        <w:rFonts w:ascii="Cambria Math" w:hAnsi="Cambria Math" w:eastAsia="Cambria Math" w:cs="Cambria Math"/>
-                        <m:sty m:val="p"/>
-                      </m:rPr>
-                      <m:t>a</m:t>
-                    </m:r>
-                    <m:r>
-                      <m:rPr>
-                        <w:rFonts w:ascii="Cambria Math" w:hAnsi="Cambria Math" w:eastAsia="Cambria Math" w:cs="Cambria Math"/>
-                        <m:sty m:val="p"/>
-                      </m:rPr>
-                      <m:t>f</m:t>
-                    </m:r>
-                    <m:r>
-                      <m:rPr>
-                        <w:rFonts w:ascii="Cambria Math" w:hAnsi="Cambria Math" w:eastAsia="Cambria Math" w:cs="Cambria Math"/>
-                        <m:sty m:val="p"/>
-                      </m:rPr>
-                      <m:t>e</m:t>
-                    </m:r>
-                  </m:sup>
-                </m:sSup>
+                </m:eqArr>
               </m:oMath>
             </m:oMathPara>
           </w:p>
@@ -2550,7 +3157,7 @@
                 <w:color w:val="000000"/>
                 <w:sz w:val="24"/>
               </w:rPr>
-              <w:t>（4-2）</w:t>
+              <w:t>（4.2）</w:t>
             </w:r>
           </w:p>
         </w:tc>
@@ -2569,7 +3176,7 @@
           <w:color w:val="000000"/>
           <w:sz w:val="24"/>
         </w:rPr>
-        <w:t xml:space="preserve">时，系统允许无人机</w:t>
+        <w:t xml:space="preserve">当式（4.2）成立时，系统允许无人机</w:t>
       </w:r>
       <w:r>
         <w:rPr>
@@ -2601,7 +3208,7 @@
           <w:color w:val="000000"/>
           <w:sz w:val="24"/>
         </w:rPr>
-        <w:t xml:space="preserve">生成补给请求。该条件的实质是比较“当前资源还能维持多久”与“获得下一次可用服务需要多久”，因而能够随无人机任务负荷、车机相对位置和服务拥堵程度动态变化。安全余量的取值将在敏感性实验中单独考察，避免通过过大的提前量人为降低等待风险。</w:t>
+        <w:t xml:space="preserve">生成补给请求。该条件比较的是同一物理时间尺度下的剩余作业时长与“接驳就绪、完成服务及安全余量”之和，既避免将服务时间重复计入接驳时间，也使触发时刻随无人机任务负荷、车机相对位置和已有预约动态变化。安全余量的取值将在敏感性实验中单独考察，避免通过过大的提前量人为降低等待风险。</w:t>
       </w:r>
     </w:p>
     <w:p>
@@ -2910,14 +3517,23 @@
             </m:r>
           </m:e>
           <m:sub>
-            <m:r>
-              <m:rPr>
-                <w:rFonts w:ascii="Cambria Math" w:hAnsi="Cambria Math" w:eastAsia="Cambria Math" w:cs="Cambria Math"/>
-                <m:scr m:val="script"/>
-                <m:sty m:val="p"/>
-              </m:rPr>
-              <m:t>G</m:t>
-            </m:r>
+            <m:sSup>
+              <m:e>
+                <m:r>
+                  <m:rPr>
+                    <w:rFonts w:ascii="Cambria Math" w:hAnsi="Cambria Math" w:eastAsia="Cambria Math" w:cs="Cambria Math"/>
+                    <m:scr m:val="script"/>
+                    <m:sty m:val="p"/>
+                  </m:rPr>
+                  <m:t>G</m:t>
+                </m:r>
+              </m:e>
+              <m:sup>
+                <m:r>
+                  <m:t>r</m:t>
+                </m:r>
+              </m:sup>
+            </m:sSup>
           </m:sub>
         </m:sSub>
         <m:r>
@@ -2927,37 +3543,13 @@
           </m:rPr>
           <m:t>(</m:t>
         </m:r>
-        <m:sSubSup>
-          <m:e>
-            <m:r>
-              <m:rPr>
-                <w:rFonts w:ascii="Cambria Math" w:hAnsi="Cambria Math" w:eastAsia="Cambria Math" w:cs="Cambria Math"/>
-                <m:sty m:val="b"/>
-              </m:rPr>
-              <m:t>x</m:t>
-            </m:r>
-          </m:e>
-          <m:sub>
-            <m:r>
-              <m:t>v</m:t>
-            </m:r>
-            <m:r>
-              <m:rPr>
-                <w:rFonts w:ascii="Cambria Math" w:hAnsi="Cambria Math" w:eastAsia="Cambria Math" w:cs="Cambria Math"/>
-                <m:sty m:val="p"/>
-              </m:rPr>
-              <m:t>,</m:t>
-            </m:r>
-            <m:r>
-              <m:t>t</m:t>
-            </m:r>
-          </m:sub>
-          <m:sup>
-            <m:r>
-              <m:t>g</m:t>
-            </m:r>
-          </m:sup>
-        </m:sSubSup>
+        <m:r>
+          <m:rPr>
+            <w:rFonts w:ascii="Cambria Math" w:hAnsi="Cambria Math" w:eastAsia="Cambria Math" w:cs="Cambria Math"/>
+            <m:sty m:val="b"/>
+          </m:rPr>
+          <m:t>x</m:t>
+        </m:r>
         <m:r>
           <m:rPr>
             <w:rFonts w:ascii="Cambria Math" w:hAnsi="Cambria Math" w:eastAsia="Cambria Math" w:cs="Cambria Math"/>
@@ -2992,7 +3584,53 @@
           <w:color w:val="000000"/>
           <w:sz w:val="24"/>
         </w:rPr>
-        <w:t xml:space="preserve">为道路图上的最短路径距离，单位均为</w:t>
+        <w:t xml:space="preserve">为道路图</w:t>
+      </w:r>
+      <w:r>
+        <w:rPr>
+          <w:rFonts w:ascii="Times New Roman" w:hAnsi="Times New Roman" w:eastAsia="宋体"/>
+          <w:b w:val="0"/>
+          <w:color w:val="000000"/>
+          <w:sz w:val="24"/>
+        </w:rPr>
+        <w:t xml:space="preserve"> </w:t>
+      </w:r>
+      <m:oMath>
+        <m:sSup>
+          <m:e>
+            <m:r>
+              <m:rPr>
+                <w:rFonts w:ascii="Cambria Math" w:hAnsi="Cambria Math" w:eastAsia="Cambria Math" w:cs="Cambria Math"/>
+                <m:scr m:val="script"/>
+                <m:sty m:val="p"/>
+              </m:rPr>
+              <m:t>G</m:t>
+            </m:r>
+          </m:e>
+          <m:sup>
+            <m:r>
+              <m:t>r</m:t>
+            </m:r>
+          </m:sup>
+        </m:sSup>
+      </m:oMath>
+      <w:r>
+        <w:rPr>
+          <w:rFonts w:ascii="Times New Roman" w:hAnsi="Times New Roman" w:eastAsia="宋体"/>
+          <w:b w:val="0"/>
+          <w:color w:val="000000"/>
+          <w:sz w:val="24"/>
+        </w:rPr>
+        <w:t xml:space="preserve"> </w:t>
+      </w:r>
+      <w:r>
+        <w:rPr>
+          <w:rFonts w:hint="eastAsia" w:ascii="Times New Roman" w:hAnsi="Times New Roman" w:eastAsia="宋体"/>
+          <w:b w:val="0"/>
+          <w:color w:val="000000"/>
+          <w:sz w:val="24"/>
+        </w:rPr>
+        <w:t xml:space="preserve">上的最短路径距离，单位均为</w:t>
       </w:r>
       <w:r>
         <w:rPr>
@@ -3111,7 +3749,16 @@
           <w:color w:val="000000"/>
           <w:sz w:val="24"/>
         </w:rPr>
-        <w:t xml:space="preserve">m/s；</w:t>
+        <w:t xml:space="preserve">m/s。考虑车辆可能已有预约任务，以</w:t>
+      </w:r>
+      <w:r>
+        <w:rPr>
+          <w:rFonts w:ascii="Times New Roman" w:hAnsi="Times New Roman" w:eastAsia="宋体"/>
+          <w:b w:val="0"/>
+          <w:color w:val="000000"/>
+          <w:sz w:val="24"/>
+        </w:rPr>
+        <w:t xml:space="preserve"> </w:t>
       </w:r>
       <m:oMath>
         <m:sSubSup>
@@ -3141,14 +3788,7 @@
                 <w:rFonts w:ascii="Cambria Math" w:hAnsi="Cambria Math" w:eastAsia="Cambria Math" w:cs="Cambria Math"/>
                 <m:sty m:val="p"/>
               </m:rPr>
-              <m:t>q</m:t>
-            </m:r>
-            <m:r>
-              <m:rPr>
-                <w:rFonts w:ascii="Cambria Math" w:hAnsi="Cambria Math" w:eastAsia="Cambria Math" w:cs="Cambria Math"/>
-                <m:sty m:val="p"/>
-              </m:rPr>
-              <m:t>u</m:t>
+              <m:t>r</m:t>
             </m:r>
             <m:r>
               <m:rPr>
@@ -3162,14 +3802,7 @@
                 <w:rFonts w:ascii="Cambria Math" w:hAnsi="Cambria Math" w:eastAsia="Cambria Math" w:cs="Cambria Math"/>
                 <m:sty m:val="p"/>
               </m:rPr>
-              <m:t>u</m:t>
-            </m:r>
-            <m:r>
-              <m:rPr>
-                <w:rFonts w:ascii="Cambria Math" w:hAnsi="Cambria Math" w:eastAsia="Cambria Math" w:cs="Cambria Math"/>
-                <m:sty m:val="p"/>
-              </m:rPr>
-              <m:t>e</m:t>
+              <m:t>l</m:t>
             </m:r>
           </m:sup>
         </m:sSubSup>
@@ -3190,8 +3823,22 @@
           <w:color w:val="000000"/>
           <w:sz w:val="24"/>
         </w:rPr>
-        <w:t xml:space="preserve">为车辆完成已预约服务后可响应当前请求所需的预计排队时间，单位为</w:t>
+        <w:t xml:space="preserve">表示车辆完成既有预约后相对于时刻</w:t>
       </w:r>
+      <w:r>
+        <w:rPr>
+          <w:rFonts w:ascii="Times New Roman" w:hAnsi="Times New Roman" w:eastAsia="宋体"/>
+          <w:b w:val="0"/>
+          <w:color w:val="000000"/>
+          <w:sz w:val="24"/>
+        </w:rPr>
+        <w:t xml:space="preserve"> </w:t>
+      </w:r>
+      <m:oMath>
+        <m:r>
+          <m:t>t</m:t>
+        </m:r>
+      </m:oMath>
       <w:r>
         <w:rPr>
           <w:rFonts w:ascii="Times New Roman" w:hAnsi="Times New Roman" w:eastAsia="宋体"/>
@@ -3208,7 +3855,95 @@
           <w:color w:val="000000"/>
           <w:sz w:val="24"/>
         </w:rPr>
-        <w:t xml:space="preserve">s。忽略尚未发生的随机扰动时，二者预计到达时间及联合到达时间为</w:t>
+        <w:t xml:space="preserve">的预计释放时长，以</w:t>
+      </w:r>
+      <w:r>
+        <w:rPr>
+          <w:rFonts w:ascii="Times New Roman" w:hAnsi="Times New Roman" w:eastAsia="宋体"/>
+          <w:b w:val="0"/>
+          <w:color w:val="000000"/>
+          <w:sz w:val="24"/>
+        </w:rPr>
+        <w:t xml:space="preserve"> </w:t>
+      </w:r>
+      <m:oMath>
+        <m:sSubSup>
+          <m:e>
+            <m:r>
+              <m:rPr>
+                <w:rFonts w:ascii="Cambria Math" w:hAnsi="Cambria Math" w:eastAsia="Cambria Math" w:cs="Cambria Math"/>
+                <m:sty m:val="b"/>
+              </m:rPr>
+              <m:t>x</m:t>
+            </m:r>
+          </m:e>
+          <m:sub>
+            <m:r>
+              <m:t>v</m:t>
+            </m:r>
+            <m:r>
+              <m:rPr>
+                <w:rFonts w:ascii="Cambria Math" w:hAnsi="Cambria Math" w:eastAsia="Cambria Math" w:cs="Cambria Math"/>
+                <m:sty m:val="p"/>
+              </m:rPr>
+              <m:t>,</m:t>
+            </m:r>
+            <m:r>
+              <m:t>t</m:t>
+            </m:r>
+          </m:sub>
+          <m:sup>
+            <m:r>
+              <m:t>g</m:t>
+            </m:r>
+            <m:r>
+              <m:rPr>
+                <w:rFonts w:ascii="Cambria Math" w:hAnsi="Cambria Math" w:eastAsia="Cambria Math" w:cs="Cambria Math"/>
+                <m:sty m:val="p"/>
+              </m:rPr>
+              <m:t>,</m:t>
+            </m:r>
+            <m:r>
+              <m:rPr>
+                <w:rFonts w:ascii="Cambria Math" w:hAnsi="Cambria Math" w:eastAsia="Cambria Math" w:cs="Cambria Math"/>
+                <m:sty m:val="p"/>
+              </m:rPr>
+              <m:t>r</m:t>
+            </m:r>
+            <m:r>
+              <m:rPr>
+                <w:rFonts w:ascii="Cambria Math" w:hAnsi="Cambria Math" w:eastAsia="Cambria Math" w:cs="Cambria Math"/>
+                <m:sty m:val="p"/>
+              </m:rPr>
+              <m:t>e</m:t>
+            </m:r>
+            <m:r>
+              <m:rPr>
+                <w:rFonts w:ascii="Cambria Math" w:hAnsi="Cambria Math" w:eastAsia="Cambria Math" w:cs="Cambria Math"/>
+                <m:sty m:val="p"/>
+              </m:rPr>
+              <m:t>l</m:t>
+            </m:r>
+          </m:sup>
+        </m:sSubSup>
+      </m:oMath>
+      <w:r>
+        <w:rPr>
+          <w:rFonts w:ascii="Times New Roman" w:hAnsi="Times New Roman" w:eastAsia="宋体"/>
+          <w:b w:val="0"/>
+          <w:color w:val="000000"/>
+          <w:sz w:val="24"/>
+        </w:rPr>
+        <w:t xml:space="preserve"> </w:t>
+      </w:r>
+      <w:r>
+        <w:rPr>
+          <w:rFonts w:hint="eastAsia" w:ascii="Times New Roman" w:hAnsi="Times New Roman" w:eastAsia="宋体"/>
+          <w:b w:val="0"/>
+          <w:color w:val="000000"/>
+          <w:sz w:val="24"/>
+        </w:rPr>
+        <w:t xml:space="preserve">表示对应的预计释放道路位置。忽略尚未发生的随机扰动时，无人机到达时长、车辆服务就绪到达时长及双方联合到达时长为</w:t>
       </w:r>
     </w:p>
     <w:tbl>
@@ -3250,412 +3985,7 @@
             </w:pPr>
             <m:oMathPara>
               <m:oMath>
-                <m:sSubSup>
-                  <m:e>
-                    <m:acc>
-                      <m:accPr>
-                        <m:chr m:val="̂"/>
-                      </m:accPr>
-                      <m:e>
-                        <m:r>
-                          <m:t>T</m:t>
-                        </m:r>
-                      </m:e>
-                    </m:acc>
-                  </m:e>
-                  <m:sub>
-                    <m:r>
-                      <m:t>i</m:t>
-                    </m:r>
-                    <m:r>
-                      <m:rPr>
-                        <w:rFonts w:ascii="Cambria Math" w:hAnsi="Cambria Math" w:eastAsia="Cambria Math" w:cs="Cambria Math"/>
-                        <m:sty m:val="p"/>
-                      </m:rPr>
-                      <m:t>,</m:t>
-                    </m:r>
-                    <m:r>
-                      <m:t>p</m:t>
-                    </m:r>
-                    <m:r>
-                      <m:rPr>
-                        <w:rFonts w:ascii="Cambria Math" w:hAnsi="Cambria Math" w:eastAsia="Cambria Math" w:cs="Cambria Math"/>
-                        <m:sty m:val="p"/>
-                      </m:rPr>
-                      <m:t>,</m:t>
-                    </m:r>
-                    <m:r>
-                      <m:t>t</m:t>
-                    </m:r>
-                  </m:sub>
-                  <m:sup>
-                    <m:r>
-                      <m:t>u</m:t>
-                    </m:r>
-                  </m:sup>
-                </m:sSubSup>
-                <m:r>
-                  <m:rPr>
-                    <w:rFonts w:ascii="Cambria Math" w:hAnsi="Cambria Math" w:eastAsia="Cambria Math" w:cs="Cambria Math"/>
-                    <m:sty m:val="p"/>
-                  </m:rPr>
-                  <m:t>=</m:t>
-                </m:r>
-                <m:f>
-                  <m:fPr>
-                    <m:type m:val="bar"/>
-                  </m:fPr>
-                  <m:num>
-                    <m:sSub>
-                      <m:e>
-                        <m:r>
-                          <m:t>d</m:t>
-                        </m:r>
-                      </m:e>
-                      <m:sub>
-                        <m:r>
-                          <m:t>u</m:t>
-                        </m:r>
-                      </m:sub>
-                    </m:sSub>
-                    <m:r>
-                      <m:rPr>
-                        <w:rFonts w:ascii="Cambria Math" w:hAnsi="Cambria Math" w:eastAsia="Cambria Math" w:cs="Cambria Math"/>
-                        <m:sty m:val="p"/>
-                      </m:rPr>
-                      <m:t>(</m:t>
-                    </m:r>
-                    <m:sSubSup>
-                      <m:e>
-                        <m:r>
-                          <m:rPr>
-                            <w:rFonts w:ascii="Cambria Math" w:hAnsi="Cambria Math" w:eastAsia="Cambria Math" w:cs="Cambria Math"/>
-                            <m:sty m:val="b"/>
-                          </m:rPr>
-                          <m:t>x</m:t>
-                        </m:r>
-                      </m:e>
-                      <m:sub>
-                        <m:r>
-                          <m:t>i</m:t>
-                        </m:r>
-                        <m:r>
-                          <m:rPr>
-                            <w:rFonts w:ascii="Cambria Math" w:hAnsi="Cambria Math" w:eastAsia="Cambria Math" w:cs="Cambria Math"/>
-                            <m:sty m:val="p"/>
-                          </m:rPr>
-                          <m:t>,</m:t>
-                        </m:r>
-                        <m:r>
-                          <m:t>t</m:t>
-                        </m:r>
-                      </m:sub>
-                      <m:sup>
-                        <m:r>
-                          <m:t>u</m:t>
-                        </m:r>
-                      </m:sup>
-                    </m:sSubSup>
-                    <m:r>
-                      <m:rPr>
-                        <w:rFonts w:ascii="Cambria Math" w:hAnsi="Cambria Math" w:eastAsia="Cambria Math" w:cs="Cambria Math"/>
-                        <m:sty m:val="p"/>
-                      </m:rPr>
-                      <m:t>,</m:t>
-                    </m:r>
-                    <m:r>
-                      <m:t>p</m:t>
-                    </m:r>
-                    <m:r>
-                      <m:rPr>
-                        <w:rFonts w:ascii="Cambria Math" w:hAnsi="Cambria Math" w:eastAsia="Cambria Math" w:cs="Cambria Math"/>
-                        <m:sty m:val="p"/>
-                      </m:rPr>
-                      <m:t>)</m:t>
-                    </m:r>
-                  </m:num>
-                  <m:den>
-                    <m:sSubSup>
-                      <m:e>
-                        <m:r>
-                          <m:t>v</m:t>
-                        </m:r>
-                      </m:e>
-                      <m:sub>
-                        <m:r>
-                          <m:t>i</m:t>
-                        </m:r>
-                      </m:sub>
-                      <m:sup>
-                        <m:r>
-                          <m:t>u</m:t>
-                        </m:r>
-                      </m:sup>
-                    </m:sSubSup>
-                  </m:den>
-                </m:f>
-                <m:r>
-                  <m:rPr>
-                    <w:rFonts w:ascii="Cambria Math" w:hAnsi="Cambria Math" w:eastAsia="Cambria Math" w:cs="Cambria Math"/>
-                    <m:sty m:val="p"/>
-                  </m:rPr>
-                  <m:t>,</m:t>
-                </m:r>
-                <m:r>
-                  <m:t>  </m:t>
-                </m:r>
-                <m:sSubSup>
-                  <m:e>
-                    <m:acc>
-                      <m:accPr>
-                        <m:chr m:val="̂"/>
-                      </m:accPr>
-                      <m:e>
-                        <m:r>
-                          <m:t>T</m:t>
-                        </m:r>
-                      </m:e>
-                    </m:acc>
-                  </m:e>
-                  <m:sub>
-                    <m:r>
-                      <m:t>v</m:t>
-                    </m:r>
-                    <m:r>
-                      <m:rPr>
-                        <w:rFonts w:ascii="Cambria Math" w:hAnsi="Cambria Math" w:eastAsia="Cambria Math" w:cs="Cambria Math"/>
-                        <m:sty m:val="p"/>
-                      </m:rPr>
-                      <m:t>,</m:t>
-                    </m:r>
-                    <m:r>
-                      <m:t>p</m:t>
-                    </m:r>
-                    <m:r>
-                      <m:rPr>
-                        <w:rFonts w:ascii="Cambria Math" w:hAnsi="Cambria Math" w:eastAsia="Cambria Math" w:cs="Cambria Math"/>
-                        <m:sty m:val="p"/>
-                      </m:rPr>
-                      <m:t>,</m:t>
-                    </m:r>
-                    <m:r>
-                      <m:t>t</m:t>
-                    </m:r>
-                  </m:sub>
-                  <m:sup>
-                    <m:r>
-                      <m:t>g</m:t>
-                    </m:r>
-                  </m:sup>
-                </m:sSubSup>
-                <m:r>
-                  <m:rPr>
-                    <w:rFonts w:ascii="Cambria Math" w:hAnsi="Cambria Math" w:eastAsia="Cambria Math" w:cs="Cambria Math"/>
-                    <m:sty m:val="p"/>
-                  </m:rPr>
-                  <m:t>=</m:t>
-                </m:r>
-                <m:f>
-                  <m:fPr>
-                    <m:type m:val="bar"/>
-                  </m:fPr>
-                  <m:num>
-                    <m:sSub>
-                      <m:e>
-                        <m:r>
-                          <m:t>d</m:t>
-                        </m:r>
-                      </m:e>
-                      <m:sub>
-                        <m:r>
-                          <m:rPr>
-                            <w:rFonts w:ascii="Cambria Math" w:hAnsi="Cambria Math" w:eastAsia="Cambria Math" w:cs="Cambria Math"/>
-                            <m:scr m:val="script"/>
-                            <m:sty m:val="p"/>
-                          </m:rPr>
-                          <m:t>G</m:t>
-                        </m:r>
-                      </m:sub>
-                    </m:sSub>
-                    <m:r>
-                      <m:rPr>
-                        <w:rFonts w:ascii="Cambria Math" w:hAnsi="Cambria Math" w:eastAsia="Cambria Math" w:cs="Cambria Math"/>
-                        <m:sty m:val="p"/>
-                      </m:rPr>
-                      <m:t>(</m:t>
-                    </m:r>
-                    <m:sSubSup>
-                      <m:e>
-                        <m:r>
-                          <m:rPr>
-                            <w:rFonts w:ascii="Cambria Math" w:hAnsi="Cambria Math" w:eastAsia="Cambria Math" w:cs="Cambria Math"/>
-                            <m:sty m:val="b"/>
-                          </m:rPr>
-                          <m:t>x</m:t>
-                        </m:r>
-                      </m:e>
-                      <m:sub>
-                        <m:r>
-                          <m:t>v</m:t>
-                        </m:r>
-                        <m:r>
-                          <m:rPr>
-                            <w:rFonts w:ascii="Cambria Math" w:hAnsi="Cambria Math" w:eastAsia="Cambria Math" w:cs="Cambria Math"/>
-                            <m:sty m:val="p"/>
-                          </m:rPr>
-                          <m:t>,</m:t>
-                        </m:r>
-                        <m:r>
-                          <m:t>t</m:t>
-                        </m:r>
-                      </m:sub>
-                      <m:sup>
-                        <m:r>
-                          <m:t>g</m:t>
-                        </m:r>
-                      </m:sup>
-                    </m:sSubSup>
-                    <m:r>
-                      <m:rPr>
-                        <w:rFonts w:ascii="Cambria Math" w:hAnsi="Cambria Math" w:eastAsia="Cambria Math" w:cs="Cambria Math"/>
-                        <m:sty m:val="p"/>
-                      </m:rPr>
-                      <m:t>,</m:t>
-                    </m:r>
-                    <m:r>
-                      <m:t>p</m:t>
-                    </m:r>
-                    <m:r>
-                      <m:rPr>
-                        <w:rFonts w:ascii="Cambria Math" w:hAnsi="Cambria Math" w:eastAsia="Cambria Math" w:cs="Cambria Math"/>
-                        <m:sty m:val="p"/>
-                      </m:rPr>
-                      <m:t>)</m:t>
-                    </m:r>
-                  </m:num>
-                  <m:den>
-                    <m:sSubSup>
-                      <m:e>
-                        <m:r>
-                          <m:t>v</m:t>
-                        </m:r>
-                      </m:e>
-                      <m:sub>
-                        <m:r>
-                          <m:t>v</m:t>
-                        </m:r>
-                      </m:sub>
-                      <m:sup>
-                        <m:r>
-                          <m:t>g</m:t>
-                        </m:r>
-                      </m:sup>
-                    </m:sSubSup>
-                  </m:den>
-                </m:f>
-                <m:r>
-                  <m:rPr>
-                    <w:rFonts w:ascii="Cambria Math" w:hAnsi="Cambria Math" w:eastAsia="Cambria Math" w:cs="Cambria Math"/>
-                    <m:sty m:val="p"/>
-                  </m:rPr>
-                  <m:t>,</m:t>
-                </m:r>
-                <m:r>
-                  <m:t>  </m:t>
-                </m:r>
-                <m:sSubSup>
-                  <m:e>
-                    <m:acc>
-                      <m:accPr>
-                        <m:chr m:val="̂"/>
-                      </m:accPr>
-                      <m:e>
-                        <m:r>
-                          <m:t>T</m:t>
-                        </m:r>
-                      </m:e>
-                    </m:acc>
-                  </m:e>
-                  <m:sub>
-                    <m:r>
-                      <m:t>i</m:t>
-                    </m:r>
-                    <m:r>
-                      <m:rPr>
-                        <w:rFonts w:ascii="Cambria Math" w:hAnsi="Cambria Math" w:eastAsia="Cambria Math" w:cs="Cambria Math"/>
-                        <m:sty m:val="p"/>
-                      </m:rPr>
-                      <m:t>,</m:t>
-                    </m:r>
-                    <m:r>
-                      <m:t>v</m:t>
-                    </m:r>
-                    <m:r>
-                      <m:rPr>
-                        <w:rFonts w:ascii="Cambria Math" w:hAnsi="Cambria Math" w:eastAsia="Cambria Math" w:cs="Cambria Math"/>
-                        <m:sty m:val="p"/>
-                      </m:rPr>
-                      <m:t>,</m:t>
-                    </m:r>
-                    <m:r>
-                      <m:t>p</m:t>
-                    </m:r>
-                    <m:r>
-                      <m:rPr>
-                        <w:rFonts w:ascii="Cambria Math" w:hAnsi="Cambria Math" w:eastAsia="Cambria Math" w:cs="Cambria Math"/>
-                        <m:sty m:val="p"/>
-                      </m:rPr>
-                      <m:t>,</m:t>
-                    </m:r>
-                    <m:r>
-                      <m:t>t</m:t>
-                    </m:r>
-                  </m:sub>
-                  <m:sup>
-                    <m:r>
-                      <m:rPr>
-                        <w:rFonts w:ascii="Cambria Math" w:hAnsi="Cambria Math" w:eastAsia="Cambria Math" w:cs="Cambria Math"/>
-                        <m:sty m:val="p"/>
-                      </m:rPr>
-                      <m:t>a</m:t>
-                    </m:r>
-                    <m:r>
-                      <m:rPr>
-                        <w:rFonts w:ascii="Cambria Math" w:hAnsi="Cambria Math" w:eastAsia="Cambria Math" w:cs="Cambria Math"/>
-                        <m:sty m:val="p"/>
-                      </m:rPr>
-                      <m:t>r</m:t>
-                    </m:r>
-                    <m:r>
-                      <m:rPr>
-                        <w:rFonts w:ascii="Cambria Math" w:hAnsi="Cambria Math" w:eastAsia="Cambria Math" w:cs="Cambria Math"/>
-                        <m:sty m:val="p"/>
-                      </m:rPr>
-                      <m:t>r</m:t>
-                    </m:r>
-                  </m:sup>
-                </m:sSubSup>
-                <m:r>
-                  <m:rPr>
-                    <w:rFonts w:ascii="Cambria Math" w:hAnsi="Cambria Math" w:eastAsia="Cambria Math" w:cs="Cambria Math"/>
-                    <m:sty m:val="p"/>
-                  </m:rPr>
-                  <m:t>=</m:t>
-                </m:r>
-                <m:r>
-                  <m:rPr>
-                    <w:rFonts w:ascii="Cambria Math" w:hAnsi="Cambria Math" w:eastAsia="Cambria Math" w:cs="Cambria Math"/>
-                    <m:sty m:val="p"/>
-                  </m:rPr>
-                  <m:t>max</m:t>
-                </m:r>
-                <m:d>
-                  <m:dPr>
-                    <m:begChr m:val="{"/>
-                    <m:sepChr m:val=""/>
-                    <m:endChr m:val="}"/>
-                    <m:grow/>
-                  </m:dPr>
+                <m:eqArr>
                   <m:e>
                     <m:sSubSup>
                       <m:e>
@@ -3702,12 +4032,117 @@
                       </m:sup>
                     </m:sSubSup>
                     <m:r>
+                      <m:t>&amp;</m:t>
+                    </m:r>
+                    <m:r>
+                      <m:rPr>
+                        <w:rFonts w:ascii="Cambria Math" w:hAnsi="Cambria Math" w:eastAsia="Cambria Math" w:cs="Cambria Math"/>
+                        <m:sty m:val="p"/>
+                      </m:rPr>
+                      <m:t>=</m:t>
+                    </m:r>
+                    <m:f>
+                      <m:fPr>
+                        <m:type m:val="bar"/>
+                      </m:fPr>
+                      <m:num>
+                        <m:sSub>
+                          <m:e>
+                            <m:r>
+                              <m:t>d</m:t>
+                            </m:r>
+                          </m:e>
+                          <m:sub>
+                            <m:r>
+                              <m:t>u</m:t>
+                            </m:r>
+                          </m:sub>
+                        </m:sSub>
+                        <m:r>
+                          <m:rPr>
+                            <w:rFonts w:ascii="Cambria Math" w:hAnsi="Cambria Math" w:eastAsia="Cambria Math" w:cs="Cambria Math"/>
+                            <m:sty m:val="p"/>
+                          </m:rPr>
+                          <m:t>(</m:t>
+                        </m:r>
+                        <m:sSubSup>
+                          <m:e>
+                            <m:r>
+                              <m:rPr>
+                                <w:rFonts w:ascii="Cambria Math" w:hAnsi="Cambria Math" w:eastAsia="Cambria Math" w:cs="Cambria Math"/>
+                                <m:sty m:val="b"/>
+                              </m:rPr>
+                              <m:t>x</m:t>
+                            </m:r>
+                          </m:e>
+                          <m:sub>
+                            <m:r>
+                              <m:t>i</m:t>
+                            </m:r>
+                            <m:r>
+                              <m:rPr>
+                                <w:rFonts w:ascii="Cambria Math" w:hAnsi="Cambria Math" w:eastAsia="Cambria Math" w:cs="Cambria Math"/>
+                                <m:sty m:val="p"/>
+                              </m:rPr>
+                              <m:t>,</m:t>
+                            </m:r>
+                            <m:r>
+                              <m:t>t</m:t>
+                            </m:r>
+                          </m:sub>
+                          <m:sup>
+                            <m:r>
+                              <m:t>u</m:t>
+                            </m:r>
+                          </m:sup>
+                        </m:sSubSup>
+                        <m:r>
+                          <m:rPr>
+                            <w:rFonts w:ascii="Cambria Math" w:hAnsi="Cambria Math" w:eastAsia="Cambria Math" w:cs="Cambria Math"/>
+                            <m:sty m:val="p"/>
+                          </m:rPr>
+                          <m:t>,</m:t>
+                        </m:r>
+                        <m:r>
+                          <m:t>p</m:t>
+                        </m:r>
+                        <m:r>
+                          <m:rPr>
+                            <w:rFonts w:ascii="Cambria Math" w:hAnsi="Cambria Math" w:eastAsia="Cambria Math" w:cs="Cambria Math"/>
+                            <m:sty m:val="p"/>
+                          </m:rPr>
+                          <m:t>)</m:t>
+                        </m:r>
+                      </m:num>
+                      <m:den>
+                        <m:sSubSup>
+                          <m:e>
+                            <m:r>
+                              <m:t>v</m:t>
+                            </m:r>
+                          </m:e>
+                          <m:sub>
+                            <m:r>
+                              <m:t>i</m:t>
+                            </m:r>
+                          </m:sub>
+                          <m:sup>
+                            <m:r>
+                              <m:t>u</m:t>
+                            </m:r>
+                          </m:sup>
+                        </m:sSubSup>
+                      </m:den>
+                    </m:f>
+                    <m:r>
                       <m:rPr>
                         <w:rFonts w:ascii="Cambria Math" w:hAnsi="Cambria Math" w:eastAsia="Cambria Math" w:cs="Cambria Math"/>
                         <m:sty m:val="p"/>
                       </m:rPr>
                       <m:t>,</m:t>
                     </m:r>
+                  </m:e>
+                  <m:e>
                     <m:sSubSup>
                       <m:e>
                         <m:acc>
@@ -3750,14 +4185,59 @@
                         <m:r>
                           <m:t>g</m:t>
                         </m:r>
+                        <m:r>
+                          <m:rPr>
+                            <w:rFonts w:ascii="Cambria Math" w:hAnsi="Cambria Math" w:eastAsia="Cambria Math" w:cs="Cambria Math"/>
+                            <m:sty m:val="p"/>
+                          </m:rPr>
+                          <m:t>,</m:t>
+                        </m:r>
+                        <m:r>
+                          <m:rPr>
+                            <w:rFonts w:ascii="Cambria Math" w:hAnsi="Cambria Math" w:eastAsia="Cambria Math" w:cs="Cambria Math"/>
+                            <m:sty m:val="p"/>
+                          </m:rPr>
+                          <m:t>r</m:t>
+                        </m:r>
+                        <m:r>
+                          <m:rPr>
+                            <w:rFonts w:ascii="Cambria Math" w:hAnsi="Cambria Math" w:eastAsia="Cambria Math" w:cs="Cambria Math"/>
+                            <m:sty m:val="p"/>
+                          </m:rPr>
+                          <m:t>e</m:t>
+                        </m:r>
+                        <m:r>
+                          <m:rPr>
+                            <w:rFonts w:ascii="Cambria Math" w:hAnsi="Cambria Math" w:eastAsia="Cambria Math" w:cs="Cambria Math"/>
+                            <m:sty m:val="p"/>
+                          </m:rPr>
+                          <m:t>a</m:t>
+                        </m:r>
+                        <m:r>
+                          <m:rPr>
+                            <w:rFonts w:ascii="Cambria Math" w:hAnsi="Cambria Math" w:eastAsia="Cambria Math" w:cs="Cambria Math"/>
+                            <m:sty m:val="p"/>
+                          </m:rPr>
+                          <m:t>d</m:t>
+                        </m:r>
+                        <m:r>
+                          <m:rPr>
+                            <w:rFonts w:ascii="Cambria Math" w:hAnsi="Cambria Math" w:eastAsia="Cambria Math" w:cs="Cambria Math"/>
+                            <m:sty m:val="p"/>
+                          </m:rPr>
+                          <m:t>y</m:t>
+                        </m:r>
                       </m:sup>
                     </m:sSubSup>
+                    <m:r>
+                      <m:t>&amp;</m:t>
+                    </m:r>
                     <m:r>
                       <m:rPr>
                         <w:rFonts w:ascii="Cambria Math" w:hAnsi="Cambria Math" w:eastAsia="Cambria Math" w:cs="Cambria Math"/>
                         <m:sty m:val="p"/>
                       </m:rPr>
-                      <m:t>+</m:t>
+                      <m:t>=</m:t>
                     </m:r>
                     <m:sSubSup>
                       <m:e>
@@ -3786,14 +4266,7 @@
                             <w:rFonts w:ascii="Cambria Math" w:hAnsi="Cambria Math" w:eastAsia="Cambria Math" w:cs="Cambria Math"/>
                             <m:sty m:val="p"/>
                           </m:rPr>
-                          <m:t>q</m:t>
-                        </m:r>
-                        <m:r>
-                          <m:rPr>
-                            <w:rFonts w:ascii="Cambria Math" w:hAnsi="Cambria Math" w:eastAsia="Cambria Math" w:cs="Cambria Math"/>
-                            <m:sty m:val="p"/>
-                          </m:rPr>
-                          <m:t>u</m:t>
+                          <m:t>r</m:t>
                         </m:r>
                         <m:r>
                           <m:rPr>
@@ -3807,19 +4280,406 @@
                             <w:rFonts w:ascii="Cambria Math" w:hAnsi="Cambria Math" w:eastAsia="Cambria Math" w:cs="Cambria Math"/>
                             <m:sty m:val="p"/>
                           </m:rPr>
-                          <m:t>u</m:t>
+                          <m:t>l</m:t>
+                        </m:r>
+                      </m:sup>
+                    </m:sSubSup>
+                    <m:r>
+                      <m:rPr>
+                        <w:rFonts w:ascii="Cambria Math" w:hAnsi="Cambria Math" w:eastAsia="Cambria Math" w:cs="Cambria Math"/>
+                        <m:sty m:val="p"/>
+                      </m:rPr>
+                      <m:t>+</m:t>
+                    </m:r>
+                    <m:f>
+                      <m:fPr>
+                        <m:type m:val="bar"/>
+                      </m:fPr>
+                      <m:num>
+                        <m:sSub>
+                          <m:e>
+                            <m:r>
+                              <m:t>d</m:t>
+                            </m:r>
+                          </m:e>
+                          <m:sub>
+                            <m:sSup>
+                              <m:e>
+                                <m:r>
+                                  <m:rPr>
+                                    <w:rFonts w:ascii="Cambria Math" w:hAnsi="Cambria Math" w:eastAsia="Cambria Math" w:cs="Cambria Math"/>
+                                    <m:scr m:val="script"/>
+                                    <m:sty m:val="p"/>
+                                  </m:rPr>
+                                  <m:t>G</m:t>
+                                </m:r>
+                              </m:e>
+                              <m:sup>
+                                <m:r>
+                                  <m:t>r</m:t>
+                                </m:r>
+                              </m:sup>
+                            </m:sSup>
+                          </m:sub>
+                        </m:sSub>
+                        <m:r>
+                          <m:rPr>
+                            <w:rFonts w:ascii="Cambria Math" w:hAnsi="Cambria Math" w:eastAsia="Cambria Math" w:cs="Cambria Math"/>
+                            <m:sty m:val="p"/>
+                          </m:rPr>
+                          <m:t>(</m:t>
+                        </m:r>
+                        <m:sSubSup>
+                          <m:e>
+                            <m:r>
+                              <m:rPr>
+                                <w:rFonts w:ascii="Cambria Math" w:hAnsi="Cambria Math" w:eastAsia="Cambria Math" w:cs="Cambria Math"/>
+                                <m:sty m:val="b"/>
+                              </m:rPr>
+                              <m:t>x</m:t>
+                            </m:r>
+                          </m:e>
+                          <m:sub>
+                            <m:r>
+                              <m:t>v</m:t>
+                            </m:r>
+                            <m:r>
+                              <m:rPr>
+                                <w:rFonts w:ascii="Cambria Math" w:hAnsi="Cambria Math" w:eastAsia="Cambria Math" w:cs="Cambria Math"/>
+                                <m:sty m:val="p"/>
+                              </m:rPr>
+                              <m:t>,</m:t>
+                            </m:r>
+                            <m:r>
+                              <m:t>t</m:t>
+                            </m:r>
+                          </m:sub>
+                          <m:sup>
+                            <m:r>
+                              <m:t>g</m:t>
+                            </m:r>
+                            <m:r>
+                              <m:rPr>
+                                <w:rFonts w:ascii="Cambria Math" w:hAnsi="Cambria Math" w:eastAsia="Cambria Math" w:cs="Cambria Math"/>
+                                <m:sty m:val="p"/>
+                              </m:rPr>
+                              <m:t>,</m:t>
+                            </m:r>
+                            <m:r>
+                              <m:rPr>
+                                <w:rFonts w:ascii="Cambria Math" w:hAnsi="Cambria Math" w:eastAsia="Cambria Math" w:cs="Cambria Math"/>
+                                <m:sty m:val="p"/>
+                              </m:rPr>
+                              <m:t>r</m:t>
+                            </m:r>
+                            <m:r>
+                              <m:rPr>
+                                <w:rFonts w:ascii="Cambria Math" w:hAnsi="Cambria Math" w:eastAsia="Cambria Math" w:cs="Cambria Math"/>
+                                <m:sty m:val="p"/>
+                              </m:rPr>
+                              <m:t>e</m:t>
+                            </m:r>
+                            <m:r>
+                              <m:rPr>
+                                <w:rFonts w:ascii="Cambria Math" w:hAnsi="Cambria Math" w:eastAsia="Cambria Math" w:cs="Cambria Math"/>
+                                <m:sty m:val="p"/>
+                              </m:rPr>
+                              <m:t>l</m:t>
+                            </m:r>
+                          </m:sup>
+                        </m:sSubSup>
+                        <m:r>
+                          <m:rPr>
+                            <w:rFonts w:ascii="Cambria Math" w:hAnsi="Cambria Math" w:eastAsia="Cambria Math" w:cs="Cambria Math"/>
+                            <m:sty m:val="p"/>
+                          </m:rPr>
+                          <m:t>,</m:t>
+                        </m:r>
+                        <m:r>
+                          <m:t>p</m:t>
                         </m:r>
                         <m:r>
                           <m:rPr>
                             <w:rFonts w:ascii="Cambria Math" w:hAnsi="Cambria Math" w:eastAsia="Cambria Math" w:cs="Cambria Math"/>
                             <m:sty m:val="p"/>
                           </m:rPr>
-                          <m:t>e</m:t>
+                          <m:t>)</m:t>
+                        </m:r>
+                      </m:num>
+                      <m:den>
+                        <m:sSubSup>
+                          <m:e>
+                            <m:r>
+                              <m:t>v</m:t>
+                            </m:r>
+                          </m:e>
+                          <m:sub>
+                            <m:r>
+                              <m:t>v</m:t>
+                            </m:r>
+                          </m:sub>
+                          <m:sup>
+                            <m:r>
+                              <m:t>g</m:t>
+                            </m:r>
+                          </m:sup>
+                        </m:sSubSup>
+                      </m:den>
+                    </m:f>
+                    <m:r>
+                      <m:rPr>
+                        <w:rFonts w:ascii="Cambria Math" w:hAnsi="Cambria Math" w:eastAsia="Cambria Math" w:cs="Cambria Math"/>
+                        <m:sty m:val="p"/>
+                      </m:rPr>
+                      <m:t>,</m:t>
+                    </m:r>
+                  </m:e>
+                  <m:e>
+                    <m:sSubSup>
+                      <m:e>
+                        <m:acc>
+                          <m:accPr>
+                            <m:chr m:val="̂"/>
+                          </m:accPr>
+                          <m:e>
+                            <m:r>
+                              <m:t>T</m:t>
+                            </m:r>
+                          </m:e>
+                        </m:acc>
+                      </m:e>
+                      <m:sub>
+                        <m:r>
+                          <m:t>i</m:t>
+                        </m:r>
+                        <m:r>
+                          <m:rPr>
+                            <w:rFonts w:ascii="Cambria Math" w:hAnsi="Cambria Math" w:eastAsia="Cambria Math" w:cs="Cambria Math"/>
+                            <m:sty m:val="p"/>
+                          </m:rPr>
+                          <m:t>,</m:t>
+                        </m:r>
+                        <m:r>
+                          <m:t>v</m:t>
+                        </m:r>
+                        <m:r>
+                          <m:rPr>
+                            <w:rFonts w:ascii="Cambria Math" w:hAnsi="Cambria Math" w:eastAsia="Cambria Math" w:cs="Cambria Math"/>
+                            <m:sty m:val="p"/>
+                          </m:rPr>
+                          <m:t>,</m:t>
+                        </m:r>
+                        <m:r>
+                          <m:t>p</m:t>
+                        </m:r>
+                        <m:r>
+                          <m:rPr>
+                            <w:rFonts w:ascii="Cambria Math" w:hAnsi="Cambria Math" w:eastAsia="Cambria Math" w:cs="Cambria Math"/>
+                            <m:sty m:val="p"/>
+                          </m:rPr>
+                          <m:t>,</m:t>
+                        </m:r>
+                        <m:r>
+                          <m:t>t</m:t>
+                        </m:r>
+                      </m:sub>
+                      <m:sup>
+                        <m:r>
+                          <m:rPr>
+                            <w:rFonts w:ascii="Cambria Math" w:hAnsi="Cambria Math" w:eastAsia="Cambria Math" w:cs="Cambria Math"/>
+                            <m:sty m:val="p"/>
+                          </m:rPr>
+                          <m:t>a</m:t>
+                        </m:r>
+                        <m:r>
+                          <m:rPr>
+                            <w:rFonts w:ascii="Cambria Math" w:hAnsi="Cambria Math" w:eastAsia="Cambria Math" w:cs="Cambria Math"/>
+                            <m:sty m:val="p"/>
+                          </m:rPr>
+                          <m:t>r</m:t>
+                        </m:r>
+                        <m:r>
+                          <m:rPr>
+                            <w:rFonts w:ascii="Cambria Math" w:hAnsi="Cambria Math" w:eastAsia="Cambria Math" w:cs="Cambria Math"/>
+                            <m:sty m:val="p"/>
+                          </m:rPr>
+                          <m:t>r</m:t>
                         </m:r>
                       </m:sup>
                     </m:sSubSup>
+                    <m:r>
+                      <m:t>&amp;</m:t>
+                    </m:r>
+                    <m:r>
+                      <m:rPr>
+                        <w:rFonts w:ascii="Cambria Math" w:hAnsi="Cambria Math" w:eastAsia="Cambria Math" w:cs="Cambria Math"/>
+                        <m:sty m:val="p"/>
+                      </m:rPr>
+                      <m:t>=</m:t>
+                    </m:r>
+                    <m:r>
+                      <m:rPr>
+                        <w:rFonts w:ascii="Cambria Math" w:hAnsi="Cambria Math" w:eastAsia="Cambria Math" w:cs="Cambria Math"/>
+                        <m:sty m:val="p"/>
+                      </m:rPr>
+                      <m:t>max</m:t>
+                    </m:r>
+                    <m:d>
+                      <m:dPr>
+                        <m:begChr m:val="{"/>
+                        <m:sepChr m:val=""/>
+                        <m:endChr m:val="}"/>
+                        <m:grow/>
+                      </m:dPr>
+                      <m:e>
+                        <m:sSubSup>
+                          <m:e>
+                            <m:acc>
+                              <m:accPr>
+                                <m:chr m:val="̂"/>
+                              </m:accPr>
+                              <m:e>
+                                <m:r>
+                                  <m:t>T</m:t>
+                                </m:r>
+                              </m:e>
+                            </m:acc>
+                          </m:e>
+                          <m:sub>
+                            <m:r>
+                              <m:t>i</m:t>
+                            </m:r>
+                            <m:r>
+                              <m:rPr>
+                                <w:rFonts w:ascii="Cambria Math" w:hAnsi="Cambria Math" w:eastAsia="Cambria Math" w:cs="Cambria Math"/>
+                                <m:sty m:val="p"/>
+                              </m:rPr>
+                              <m:t>,</m:t>
+                            </m:r>
+                            <m:r>
+                              <m:t>p</m:t>
+                            </m:r>
+                            <m:r>
+                              <m:rPr>
+                                <w:rFonts w:ascii="Cambria Math" w:hAnsi="Cambria Math" w:eastAsia="Cambria Math" w:cs="Cambria Math"/>
+                                <m:sty m:val="p"/>
+                              </m:rPr>
+                              <m:t>,</m:t>
+                            </m:r>
+                            <m:r>
+                              <m:t>t</m:t>
+                            </m:r>
+                          </m:sub>
+                          <m:sup>
+                            <m:r>
+                              <m:t>u</m:t>
+                            </m:r>
+                          </m:sup>
+                        </m:sSubSup>
+                        <m:r>
+                          <m:rPr>
+                            <w:rFonts w:ascii="Cambria Math" w:hAnsi="Cambria Math" w:eastAsia="Cambria Math" w:cs="Cambria Math"/>
+                            <m:sty m:val="p"/>
+                          </m:rPr>
+                          <m:t>,</m:t>
+                        </m:r>
+                        <m:sSubSup>
+                          <m:e>
+                            <m:acc>
+                              <m:accPr>
+                                <m:chr m:val="̂"/>
+                              </m:accPr>
+                              <m:e>
+                                <m:r>
+                                  <m:t>T</m:t>
+                                </m:r>
+                              </m:e>
+                            </m:acc>
+                          </m:e>
+                          <m:sub>
+                            <m:r>
+                              <m:t>v</m:t>
+                            </m:r>
+                            <m:r>
+                              <m:rPr>
+                                <w:rFonts w:ascii="Cambria Math" w:hAnsi="Cambria Math" w:eastAsia="Cambria Math" w:cs="Cambria Math"/>
+                                <m:sty m:val="p"/>
+                              </m:rPr>
+                              <m:t>,</m:t>
+                            </m:r>
+                            <m:r>
+                              <m:t>p</m:t>
+                            </m:r>
+                            <m:r>
+                              <m:rPr>
+                                <w:rFonts w:ascii="Cambria Math" w:hAnsi="Cambria Math" w:eastAsia="Cambria Math" w:cs="Cambria Math"/>
+                                <m:sty m:val="p"/>
+                              </m:rPr>
+                              <m:t>,</m:t>
+                            </m:r>
+                            <m:r>
+                              <m:t>t</m:t>
+                            </m:r>
+                          </m:sub>
+                          <m:sup>
+                            <m:r>
+                              <m:t>g</m:t>
+                            </m:r>
+                            <m:r>
+                              <m:rPr>
+                                <w:rFonts w:ascii="Cambria Math" w:hAnsi="Cambria Math" w:eastAsia="Cambria Math" w:cs="Cambria Math"/>
+                                <m:sty m:val="p"/>
+                              </m:rPr>
+                              <m:t>,</m:t>
+                            </m:r>
+                            <m:r>
+                              <m:rPr>
+                                <w:rFonts w:ascii="Cambria Math" w:hAnsi="Cambria Math" w:eastAsia="Cambria Math" w:cs="Cambria Math"/>
+                                <m:sty m:val="p"/>
+                              </m:rPr>
+                              <m:t>r</m:t>
+                            </m:r>
+                            <m:r>
+                              <m:rPr>
+                                <w:rFonts w:ascii="Cambria Math" w:hAnsi="Cambria Math" w:eastAsia="Cambria Math" w:cs="Cambria Math"/>
+                                <m:sty m:val="p"/>
+                              </m:rPr>
+                              <m:t>e</m:t>
+                            </m:r>
+                            <m:r>
+                              <m:rPr>
+                                <w:rFonts w:ascii="Cambria Math" w:hAnsi="Cambria Math" w:eastAsia="Cambria Math" w:cs="Cambria Math"/>
+                                <m:sty m:val="p"/>
+                              </m:rPr>
+                              <m:t>a</m:t>
+                            </m:r>
+                            <m:r>
+                              <m:rPr>
+                                <w:rFonts w:ascii="Cambria Math" w:hAnsi="Cambria Math" w:eastAsia="Cambria Math" w:cs="Cambria Math"/>
+                                <m:sty m:val="p"/>
+                              </m:rPr>
+                              <m:t>d</m:t>
+                            </m:r>
+                            <m:r>
+                              <m:rPr>
+                                <w:rFonts w:ascii="Cambria Math" w:hAnsi="Cambria Math" w:eastAsia="Cambria Math" w:cs="Cambria Math"/>
+                                <m:sty m:val="p"/>
+                              </m:rPr>
+                              <m:t>y</m:t>
+                            </m:r>
+                          </m:sup>
+                        </m:sSubSup>
+                      </m:e>
+                    </m:d>
+                    <m:r>
+                      <m:rPr>
+                        <w:rFonts w:ascii="Cambria Math" w:hAnsi="Cambria Math" w:eastAsia="Cambria Math" w:cs="Cambria Math"/>
+                        <m:sty m:val="p"/>
+                      </m:rPr>
+                      <m:t>.</m:t>
+                    </m:r>
                   </m:e>
-                </m:d>
+                </m:eqArr>
               </m:oMath>
             </m:oMathPara>
           </w:p>
@@ -3848,7 +4708,7 @@
                 <w:color w:val="000000"/>
                 <w:sz w:val="24"/>
               </w:rPr>
-              <w:t>（4-3）</w:t>
+              <w:t>（4.3）</w:t>
             </w:r>
           </w:p>
         </w:tc>
@@ -3867,7 +4727,7 @@
           <w:color w:val="000000"/>
           <w:sz w:val="24"/>
         </w:rPr>
-        <w:t xml:space="preserve">式（4-3）表明，车辆只有在完成前序预约任务并到达接驳点后才具备服务条件，联合到达时间由无人机到达时间与车辆可服务到达时间中的较大者决定。据此，无人机等待时间和车辆等待时间分别可表示为</w:t>
+        <w:t xml:space="preserve">式（4.3）从车辆完成既有预约后的释放位置继续计算后续路网行程，避免将当前车辆位置与排队时长直接相加所造成的时空不一致。车辆只有在释放并抵达候选接驳点后才具备服务条件，双方联合到达时长由无人机到达时长与车辆服务就绪到达时长中的较大者决定。据此，车机因到达不同步产生的等待时长可表示为</w:t>
       </w:r>
     </w:p>
     <w:tbl>
@@ -4072,25 +4932,6 @@
                         <m:r>
                           <m:t>g</m:t>
                         </m:r>
-                      </m:sup>
-                    </m:sSubSup>
-                    <m:r>
-                      <m:rPr>
-                        <w:rFonts w:ascii="Cambria Math" w:hAnsi="Cambria Math" w:eastAsia="Cambria Math" w:cs="Cambria Math"/>
-                        <m:sty m:val="p"/>
-                      </m:rPr>
-                      <m:t>+</m:t>
-                    </m:r>
-                    <m:sSubSup>
-                      <m:e>
-                        <m:r>
-                          <m:t>T</m:t>
-                        </m:r>
-                      </m:e>
-                      <m:sub>
-                        <m:r>
-                          <m:t>v</m:t>
-                        </m:r>
                         <m:r>
                           <m:rPr>
                             <w:rFonts w:ascii="Cambria Math" w:hAnsi="Cambria Math" w:eastAsia="Cambria Math" w:cs="Cambria Math"/>
@@ -4099,23 +4940,11 @@
                           <m:t>,</m:t>
                         </m:r>
                         <m:r>
-                          <m:t>t</m:t>
-                        </m:r>
-                      </m:sub>
-                      <m:sup>
-                        <m:r>
                           <m:rPr>
                             <w:rFonts w:ascii="Cambria Math" w:hAnsi="Cambria Math" w:eastAsia="Cambria Math" w:cs="Cambria Math"/>
                             <m:sty m:val="p"/>
                           </m:rPr>
-                          <m:t>q</m:t>
-                        </m:r>
-                        <m:r>
-                          <m:rPr>
-                            <w:rFonts w:ascii="Cambria Math" w:hAnsi="Cambria Math" w:eastAsia="Cambria Math" w:cs="Cambria Math"/>
-                            <m:sty m:val="p"/>
-                          </m:rPr>
-                          <m:t>u</m:t>
+                          <m:t>r</m:t>
                         </m:r>
                         <m:r>
                           <m:rPr>
@@ -4129,14 +4958,21 @@
                             <w:rFonts w:ascii="Cambria Math" w:hAnsi="Cambria Math" w:eastAsia="Cambria Math" w:cs="Cambria Math"/>
                             <m:sty m:val="p"/>
                           </m:rPr>
-                          <m:t>u</m:t>
+                          <m:t>a</m:t>
                         </m:r>
                         <m:r>
                           <m:rPr>
                             <w:rFonts w:ascii="Cambria Math" w:hAnsi="Cambria Math" w:eastAsia="Cambria Math" w:cs="Cambria Math"/>
                             <m:sty m:val="p"/>
                           </m:rPr>
-                          <m:t>e</m:t>
+                          <m:t>d</m:t>
+                        </m:r>
+                        <m:r>
+                          <m:rPr>
+                            <w:rFonts w:ascii="Cambria Math" w:hAnsi="Cambria Math" w:eastAsia="Cambria Math" w:cs="Cambria Math"/>
+                            <m:sty m:val="p"/>
+                          </m:rPr>
+                          <m:t>y</m:t>
                         </m:r>
                       </m:sup>
                     </m:sSubSup>
@@ -4417,25 +5253,6 @@
                         <m:r>
                           <m:t>g</m:t>
                         </m:r>
-                      </m:sup>
-                    </m:sSubSup>
-                    <m:r>
-                      <m:rPr>
-                        <w:rFonts w:ascii="Cambria Math" w:hAnsi="Cambria Math" w:eastAsia="Cambria Math" w:cs="Cambria Math"/>
-                        <m:sty m:val="p"/>
-                      </m:rPr>
-                      <m:t>−</m:t>
-                    </m:r>
-                    <m:sSubSup>
-                      <m:e>
-                        <m:r>
-                          <m:t>T</m:t>
-                        </m:r>
-                      </m:e>
-                      <m:sub>
-                        <m:r>
-                          <m:t>v</m:t>
-                        </m:r>
                         <m:r>
                           <m:rPr>
                             <w:rFonts w:ascii="Cambria Math" w:hAnsi="Cambria Math" w:eastAsia="Cambria Math" w:cs="Cambria Math"/>
@@ -4444,23 +5261,11 @@
                           <m:t>,</m:t>
                         </m:r>
                         <m:r>
-                          <m:t>t</m:t>
-                        </m:r>
-                      </m:sub>
-                      <m:sup>
-                        <m:r>
                           <m:rPr>
                             <w:rFonts w:ascii="Cambria Math" w:hAnsi="Cambria Math" w:eastAsia="Cambria Math" w:cs="Cambria Math"/>
                             <m:sty m:val="p"/>
                           </m:rPr>
-                          <m:t>q</m:t>
-                        </m:r>
-                        <m:r>
-                          <m:rPr>
-                            <w:rFonts w:ascii="Cambria Math" w:hAnsi="Cambria Math" w:eastAsia="Cambria Math" w:cs="Cambria Math"/>
-                            <m:sty m:val="p"/>
-                          </m:rPr>
-                          <m:t>u</m:t>
+                          <m:t>r</m:t>
                         </m:r>
                         <m:r>
                           <m:rPr>
@@ -4474,14 +5279,21 @@
                             <w:rFonts w:ascii="Cambria Math" w:hAnsi="Cambria Math" w:eastAsia="Cambria Math" w:cs="Cambria Math"/>
                             <m:sty m:val="p"/>
                           </m:rPr>
-                          <m:t>u</m:t>
+                          <m:t>a</m:t>
                         </m:r>
                         <m:r>
                           <m:rPr>
                             <w:rFonts w:ascii="Cambria Math" w:hAnsi="Cambria Math" w:eastAsia="Cambria Math" w:cs="Cambria Math"/>
                             <m:sty m:val="p"/>
                           </m:rPr>
-                          <m:t>e</m:t>
+                          <m:t>d</m:t>
+                        </m:r>
+                        <m:r>
+                          <m:rPr>
+                            <w:rFonts w:ascii="Cambria Math" w:hAnsi="Cambria Math" w:eastAsia="Cambria Math" w:cs="Cambria Math"/>
+                            <m:sty m:val="p"/>
+                          </m:rPr>
+                          <m:t>y</m:t>
                         </m:r>
                       </m:sup>
                     </m:sSubSup>
@@ -4515,7 +5327,7 @@
                 <w:color w:val="000000"/>
                 <w:sz w:val="24"/>
               </w:rPr>
-              <w:t>（4-4）</w:t>
+              <w:t>（4.4）</w:t>
             </w:r>
           </w:p>
         </w:tc>
@@ -4552,7 +5364,7 @@
           <w:color w:val="000000"/>
           <w:sz w:val="24"/>
         </w:rPr>
-        <w:t xml:space="preserve">s。式（4-4）用于描述车机到达不同步造成的时间损失；实际请求等待时间还应从请求生成时刻持续累计至服务开始时刻，并在事件日志中保留请求排队、在途和接驳等待的分项记录。</w:t>
+        <w:t xml:space="preserve">s，且同一组合下至多有一项大于零；若双方同时到达，则均为零。因此，等待是到达不同步时的条件状态，而不是接驳服务的必经阶段。实际请求等待时间还应从请求生成时刻累计至服务开始时刻，并在事件日志中保留请求排队、在途和接驳等待的分项记录。</w:t>
       </w:r>
     </w:p>
     <w:p>
@@ -4594,6 +5406,71 @@
           <w:sz w:val="24"/>
         </w:rPr>
         <w:t xml:space="preserve"> </w:t>
+      </w:r>
+      <m:oMath>
+        <m:sSubSup>
+          <m:e>
+            <m:r>
+              <m:t>q</m:t>
+            </m:r>
+          </m:e>
+          <m:sub>
+            <m:r>
+              <m:t>i</m:t>
+            </m:r>
+            <m:r>
+              <m:rPr>
+                <w:rFonts w:ascii="Cambria Math" w:hAnsi="Cambria Math" w:eastAsia="Cambria Math" w:cs="Cambria Math"/>
+                <m:sty m:val="p"/>
+              </m:rPr>
+              <m:t>,</m:t>
+            </m:r>
+            <m:r>
+              <m:t>t</m:t>
+            </m:r>
+          </m:sub>
+          <m:sup>
+            <m:r>
+              <m:rPr>
+                <w:rFonts w:ascii="Cambria Math" w:hAnsi="Cambria Math" w:eastAsia="Cambria Math" w:cs="Cambria Math"/>
+                <m:sty m:val="p"/>
+              </m:rPr>
+              <m:t>r</m:t>
+            </m:r>
+            <m:r>
+              <m:rPr>
+                <w:rFonts w:ascii="Cambria Math" w:hAnsi="Cambria Math" w:eastAsia="Cambria Math" w:cs="Cambria Math"/>
+                <m:sty m:val="p"/>
+              </m:rPr>
+              <m:t>e</m:t>
+            </m:r>
+            <m:r>
+              <m:rPr>
+                <w:rFonts w:ascii="Cambria Math" w:hAnsi="Cambria Math" w:eastAsia="Cambria Math" w:cs="Cambria Math"/>
+                <m:sty m:val="p"/>
+              </m:rPr>
+              <m:t>q</m:t>
+            </m:r>
+          </m:sup>
+        </m:sSubSup>
+      </m:oMath>
+      <w:r>
+        <w:rPr>
+          <w:rFonts w:ascii="Times New Roman" w:hAnsi="Times New Roman" w:eastAsia="宋体"/>
+          <w:b w:val="0"/>
+          <w:color w:val="000000"/>
+          <w:sz w:val="24"/>
+        </w:rPr>
+        <w:t xml:space="preserve"> </w:t>
+      </w:r>
+      <w:r>
+        <w:rPr>
+          <w:rFonts w:hint="eastAsia" w:ascii="Times New Roman" w:hAnsi="Times New Roman" w:eastAsia="宋体"/>
+          <w:b w:val="0"/>
+          <w:color w:val="000000"/>
+          <w:sz w:val="24"/>
+        </w:rPr>
+        <w:t xml:space="preserve">为请求生成时确定的目标补给量，</w:t>
       </w:r>
       <m:oMath>
         <m:sSubSup>
@@ -4652,7 +5529,7 @@
           <w:color w:val="000000"/>
           <w:sz w:val="24"/>
         </w:rPr>
-        <w:t xml:space="preserve">为单次服务允许转移的最大药液量，单位为</w:t>
+        <w:t xml:space="preserve">为单次服务允许转移的最大药液量，单位均为</w:t>
       </w:r>
       <w:r>
         <w:rPr>
@@ -4670,7 +5547,234 @@
           <w:color w:val="000000"/>
           <w:sz w:val="24"/>
         </w:rPr>
-        <w:t xml:space="preserve">L。车辆</w:t>
+        <w:t xml:space="preserve">L。若该请求在</w:t>
+      </w:r>
+      <w:r>
+        <w:rPr>
+          <w:rFonts w:ascii="Times New Roman" w:hAnsi="Times New Roman" w:eastAsia="宋体"/>
+          <w:b w:val="0"/>
+          <w:color w:val="000000"/>
+          <w:sz w:val="24"/>
+        </w:rPr>
+        <w:t xml:space="preserve"> </w:t>
+      </w:r>
+      <m:oMath>
+        <m:sSubSup>
+          <m:e>
+            <m:r>
+              <m:t>t</m:t>
+            </m:r>
+          </m:e>
+          <m:sub>
+            <m:r>
+              <m:t>i</m:t>
+            </m:r>
+            <m:r>
+              <m:rPr>
+                <w:rFonts w:ascii="Cambria Math" w:hAnsi="Cambria Math" w:eastAsia="Cambria Math" w:cs="Cambria Math"/>
+                <m:sty m:val="p"/>
+              </m:rPr>
+              <m:t>,</m:t>
+            </m:r>
+            <m:r>
+              <m:t>v</m:t>
+            </m:r>
+          </m:sub>
+          <m:sup>
+            <m:r>
+              <m:rPr>
+                <w:rFonts w:ascii="Cambria Math" w:hAnsi="Cambria Math" w:eastAsia="Cambria Math" w:cs="Cambria Math"/>
+                <m:sty m:val="p"/>
+              </m:rPr>
+              <m:t>s</m:t>
+            </m:r>
+            <m:r>
+              <m:rPr>
+                <w:rFonts w:ascii="Cambria Math" w:hAnsi="Cambria Math" w:eastAsia="Cambria Math" w:cs="Cambria Math"/>
+                <m:sty m:val="p"/>
+              </m:rPr>
+              <m:t>t</m:t>
+            </m:r>
+            <m:r>
+              <m:rPr>
+                <w:rFonts w:ascii="Cambria Math" w:hAnsi="Cambria Math" w:eastAsia="Cambria Math" w:cs="Cambria Math"/>
+                <m:sty m:val="p"/>
+              </m:rPr>
+              <m:t>a</m:t>
+            </m:r>
+            <m:r>
+              <m:rPr>
+                <w:rFonts w:ascii="Cambria Math" w:hAnsi="Cambria Math" w:eastAsia="Cambria Math" w:cs="Cambria Math"/>
+                <m:sty m:val="p"/>
+              </m:rPr>
+              <m:t>r</m:t>
+            </m:r>
+            <m:r>
+              <m:rPr>
+                <w:rFonts w:ascii="Cambria Math" w:hAnsi="Cambria Math" w:eastAsia="Cambria Math" w:cs="Cambria Math"/>
+                <m:sty m:val="p"/>
+              </m:rPr>
+              <m:t>t</m:t>
+            </m:r>
+          </m:sup>
+        </m:sSubSup>
+      </m:oMath>
+      <w:r>
+        <w:rPr>
+          <w:rFonts w:ascii="Times New Roman" w:hAnsi="Times New Roman" w:eastAsia="宋体"/>
+          <w:b w:val="0"/>
+          <w:color w:val="000000"/>
+          <w:sz w:val="24"/>
+        </w:rPr>
+        <w:t xml:space="preserve"> </w:t>
+      </w:r>
+      <w:r>
+        <w:rPr>
+          <w:rFonts w:hint="eastAsia" w:ascii="Times New Roman" w:hAnsi="Times New Roman" w:eastAsia="宋体"/>
+          <w:b w:val="0"/>
+          <w:color w:val="000000"/>
+          <w:sz w:val="24"/>
+        </w:rPr>
+        <w:t xml:space="preserve">时刻开始服务，则本次服务分配总量</w:t>
+      </w:r>
+      <w:r>
+        <w:rPr>
+          <w:rFonts w:ascii="Times New Roman" w:hAnsi="Times New Roman" w:eastAsia="宋体"/>
+          <w:b w:val="0"/>
+          <w:color w:val="000000"/>
+          <w:sz w:val="24"/>
+        </w:rPr>
+        <w:t xml:space="preserve"> </w:t>
+      </w:r>
+      <m:oMath>
+        <m:sSubSup>
+          <m:e>
+            <m:r>
+              <m:t>q</m:t>
+            </m:r>
+          </m:e>
+          <m:sub>
+            <m:r>
+              <m:t>i</m:t>
+            </m:r>
+            <m:r>
+              <m:rPr>
+                <w:rFonts w:ascii="Cambria Math" w:hAnsi="Cambria Math" w:eastAsia="Cambria Math" w:cs="Cambria Math"/>
+                <m:sty m:val="p"/>
+              </m:rPr>
+              <m:t>,</m:t>
+            </m:r>
+            <m:r>
+              <m:t>v</m:t>
+            </m:r>
+            <m:r>
+              <m:rPr>
+                <w:rFonts w:ascii="Cambria Math" w:hAnsi="Cambria Math" w:eastAsia="Cambria Math" w:cs="Cambria Math"/>
+                <m:sty m:val="p"/>
+              </m:rPr>
+              <m:t>,</m:t>
+            </m:r>
+            <m:sSup>
+              <m:e>
+                <m:r>
+                  <m:t>t</m:t>
+                </m:r>
+              </m:e>
+              <m:sup>
+                <m:r>
+                  <m:rPr>
+                    <w:rFonts w:ascii="Cambria Math" w:hAnsi="Cambria Math" w:eastAsia="Cambria Math" w:cs="Cambria Math"/>
+                    <m:sty m:val="p"/>
+                  </m:rPr>
+                  <m:t>s</m:t>
+                </m:r>
+                <m:r>
+                  <m:rPr>
+                    <w:rFonts w:ascii="Cambria Math" w:hAnsi="Cambria Math" w:eastAsia="Cambria Math" w:cs="Cambria Math"/>
+                    <m:sty m:val="p"/>
+                  </m:rPr>
+                  <m:t>t</m:t>
+                </m:r>
+                <m:r>
+                  <m:rPr>
+                    <w:rFonts w:ascii="Cambria Math" w:hAnsi="Cambria Math" w:eastAsia="Cambria Math" w:cs="Cambria Math"/>
+                    <m:sty m:val="p"/>
+                  </m:rPr>
+                  <m:t>a</m:t>
+                </m:r>
+                <m:r>
+                  <m:rPr>
+                    <w:rFonts w:ascii="Cambria Math" w:hAnsi="Cambria Math" w:eastAsia="Cambria Math" w:cs="Cambria Math"/>
+                    <m:sty m:val="p"/>
+                  </m:rPr>
+                  <m:t>r</m:t>
+                </m:r>
+                <m:r>
+                  <m:rPr>
+                    <w:rFonts w:ascii="Cambria Math" w:hAnsi="Cambria Math" w:eastAsia="Cambria Math" w:cs="Cambria Math"/>
+                    <m:sty m:val="p"/>
+                  </m:rPr>
+                  <m:t>t</m:t>
+                </m:r>
+              </m:sup>
+            </m:sSup>
+          </m:sub>
+          <m:sup>
+            <m:r>
+              <m:rPr>
+                <w:rFonts w:ascii="Cambria Math" w:hAnsi="Cambria Math" w:eastAsia="Cambria Math" w:cs="Cambria Math"/>
+                <m:sty m:val="p"/>
+              </m:rPr>
+              <m:t>a</m:t>
+            </m:r>
+            <m:r>
+              <m:rPr>
+                <w:rFonts w:ascii="Cambria Math" w:hAnsi="Cambria Math" w:eastAsia="Cambria Math" w:cs="Cambria Math"/>
+                <m:sty m:val="p"/>
+              </m:rPr>
+              <m:t>l</m:t>
+            </m:r>
+            <m:r>
+              <m:rPr>
+                <w:rFonts w:ascii="Cambria Math" w:hAnsi="Cambria Math" w:eastAsia="Cambria Math" w:cs="Cambria Math"/>
+                <m:sty m:val="p"/>
+              </m:rPr>
+              <m:t>l</m:t>
+            </m:r>
+            <m:r>
+              <m:rPr>
+                <w:rFonts w:ascii="Cambria Math" w:hAnsi="Cambria Math" w:eastAsia="Cambria Math" w:cs="Cambria Math"/>
+                <m:sty m:val="p"/>
+              </m:rPr>
+              <m:t>o</m:t>
+            </m:r>
+            <m:r>
+              <m:rPr>
+                <w:rFonts w:ascii="Cambria Math" w:hAnsi="Cambria Math" w:eastAsia="Cambria Math" w:cs="Cambria Math"/>
+                <m:sty m:val="p"/>
+              </m:rPr>
+              <m:t>c</m:t>
+            </m:r>
+          </m:sup>
+        </m:sSubSup>
+      </m:oMath>
+      <w:r>
+        <w:rPr>
+          <w:rFonts w:ascii="Times New Roman" w:hAnsi="Times New Roman" w:eastAsia="宋体"/>
+          <w:b w:val="0"/>
+          <w:color w:val="000000"/>
+          <w:sz w:val="24"/>
+        </w:rPr>
+        <w:t xml:space="preserve"> </w:t>
+      </w:r>
+      <w:r>
+        <w:rPr>
+          <w:rFonts w:hint="eastAsia" w:ascii="Times New Roman" w:hAnsi="Times New Roman" w:eastAsia="宋体"/>
+          <w:b w:val="0"/>
+          <w:color w:val="000000"/>
+          <w:sz w:val="24"/>
+        </w:rPr>
+        <w:t xml:space="preserve">与决策步</w:t>
       </w:r>
       <w:r>
         <w:rPr>
@@ -4683,7 +5787,7 @@
       </w:r>
       <m:oMath>
         <m:r>
-          <m:t>v</m:t>
+          <m:t>t</m:t>
         </m:r>
       </m:oMath>
       <w:r>
@@ -4702,7 +5806,7 @@
           <w:color w:val="000000"/>
           <w:sz w:val="24"/>
         </w:rPr>
-        <w:t xml:space="preserve">向无人机</w:t>
+        <w:t xml:space="preserve">内的实际转移量</w:t>
       </w:r>
       <w:r>
         <w:rPr>
@@ -4715,8 +5819,40 @@
       </w:r>
       <m:oMath>
         <m:r>
-          <m:t>i</m:t>
+          <m:t>δ</m:t>
         </m:r>
+        <m:sSub>
+          <m:e>
+            <m:r>
+              <m:t>q</m:t>
+            </m:r>
+          </m:e>
+          <m:sub>
+            <m:r>
+              <m:t>i</m:t>
+            </m:r>
+            <m:r>
+              <m:rPr>
+                <w:rFonts w:ascii="Cambria Math" w:hAnsi="Cambria Math" w:eastAsia="Cambria Math" w:cs="Cambria Math"/>
+                <m:sty m:val="p"/>
+              </m:rPr>
+              <m:t>,</m:t>
+            </m:r>
+            <m:r>
+              <m:t>v</m:t>
+            </m:r>
+            <m:r>
+              <m:rPr>
+                <w:rFonts w:ascii="Cambria Math" w:hAnsi="Cambria Math" w:eastAsia="Cambria Math" w:cs="Cambria Math"/>
+                <m:sty m:val="p"/>
+              </m:rPr>
+              <m:t>,</m:t>
+            </m:r>
+            <m:r>
+              <m:t>t</m:t>
+            </m:r>
+          </m:sub>
+        </m:sSub>
       </m:oMath>
       <w:r>
         <w:rPr>
@@ -4734,7 +5870,7 @@
           <w:color w:val="000000"/>
           <w:sz w:val="24"/>
         </w:rPr>
-        <w:t xml:space="preserve">的实际转移量定义为</w:t>
+        <w:t xml:space="preserve">定义为</w:t>
       </w:r>
     </w:p>
     <w:tbl>
@@ -4776,66 +5912,7 @@
             </w:pPr>
             <m:oMathPara>
               <m:oMath>
-                <m:r>
-                  <m:rPr>
-                    <w:rFonts w:ascii="Cambria Math" w:hAnsi="Cambria Math" w:eastAsia="Cambria Math" w:cs="Cambria Math"/>
-                    <m:sty m:val="p"/>
-                  </m:rPr>
-                  <m:t>Δ</m:t>
-                </m:r>
-                <m:sSub>
-                  <m:e>
-                    <m:r>
-                      <m:t>q</m:t>
-                    </m:r>
-                  </m:e>
-                  <m:sub>
-                    <m:r>
-                      <m:t>i</m:t>
-                    </m:r>
-                    <m:r>
-                      <m:rPr>
-                        <w:rFonts w:ascii="Cambria Math" w:hAnsi="Cambria Math" w:eastAsia="Cambria Math" w:cs="Cambria Math"/>
-                        <m:sty m:val="p"/>
-                      </m:rPr>
-                      <m:t>,</m:t>
-                    </m:r>
-                    <m:r>
-                      <m:t>v</m:t>
-                    </m:r>
-                    <m:r>
-                      <m:rPr>
-                        <w:rFonts w:ascii="Cambria Math" w:hAnsi="Cambria Math" w:eastAsia="Cambria Math" w:cs="Cambria Math"/>
-                        <m:sty m:val="p"/>
-                      </m:rPr>
-                      <m:t>,</m:t>
-                    </m:r>
-                    <m:r>
-                      <m:t>t</m:t>
-                    </m:r>
-                  </m:sub>
-                </m:sSub>
-                <m:r>
-                  <m:rPr>
-                    <w:rFonts w:ascii="Cambria Math" w:hAnsi="Cambria Math" w:eastAsia="Cambria Math" w:cs="Cambria Math"/>
-                    <m:sty m:val="p"/>
-                  </m:rPr>
-                  <m:t>=</m:t>
-                </m:r>
-                <m:r>
-                  <m:rPr>
-                    <w:rFonts w:ascii="Cambria Math" w:hAnsi="Cambria Math" w:eastAsia="Cambria Math" w:cs="Cambria Math"/>
-                    <m:sty m:val="p"/>
-                  </m:rPr>
-                  <m:t>min</m:t>
-                </m:r>
-                <m:d>
-                  <m:dPr>
-                    <m:begChr m:val="{"/>
-                    <m:sepChr m:val=""/>
-                    <m:endChr m:val="}"/>
-                    <m:grow/>
-                  </m:dPr>
+                <m:eqArr>
                   <m:e>
                     <m:sSubSup>
                       <m:e>
@@ -4847,6 +5924,67 @@
                         <m:r>
                           <m:t>i</m:t>
                         </m:r>
+                        <m:r>
+                          <m:rPr>
+                            <w:rFonts w:ascii="Cambria Math" w:hAnsi="Cambria Math" w:eastAsia="Cambria Math" w:cs="Cambria Math"/>
+                            <m:sty m:val="p"/>
+                          </m:rPr>
+                          <m:t>,</m:t>
+                        </m:r>
+                        <m:r>
+                          <m:t>v</m:t>
+                        </m:r>
+                        <m:r>
+                          <m:rPr>
+                            <w:rFonts w:ascii="Cambria Math" w:hAnsi="Cambria Math" w:eastAsia="Cambria Math" w:cs="Cambria Math"/>
+                            <m:sty m:val="p"/>
+                          </m:rPr>
+                          <m:t>,</m:t>
+                        </m:r>
+                        <m:sSup>
+                          <m:e>
+                            <m:r>
+                              <m:t>t</m:t>
+                            </m:r>
+                          </m:e>
+                          <m:sup>
+                            <m:r>
+                              <m:rPr>
+                                <w:rFonts w:ascii="Cambria Math" w:hAnsi="Cambria Math" w:eastAsia="Cambria Math" w:cs="Cambria Math"/>
+                                <m:sty m:val="p"/>
+                              </m:rPr>
+                              <m:t>s</m:t>
+                            </m:r>
+                            <m:r>
+                              <m:rPr>
+                                <w:rFonts w:ascii="Cambria Math" w:hAnsi="Cambria Math" w:eastAsia="Cambria Math" w:cs="Cambria Math"/>
+                                <m:sty m:val="p"/>
+                              </m:rPr>
+                              <m:t>t</m:t>
+                            </m:r>
+                            <m:r>
+                              <m:rPr>
+                                <w:rFonts w:ascii="Cambria Math" w:hAnsi="Cambria Math" w:eastAsia="Cambria Math" w:cs="Cambria Math"/>
+                                <m:sty m:val="p"/>
+                              </m:rPr>
+                              <m:t>a</m:t>
+                            </m:r>
+                            <m:r>
+                              <m:rPr>
+                                <w:rFonts w:ascii="Cambria Math" w:hAnsi="Cambria Math" w:eastAsia="Cambria Math" w:cs="Cambria Math"/>
+                                <m:sty m:val="p"/>
+                              </m:rPr>
+                              <m:t>r</m:t>
+                            </m:r>
+                            <m:r>
+                              <m:rPr>
+                                <w:rFonts w:ascii="Cambria Math" w:hAnsi="Cambria Math" w:eastAsia="Cambria Math" w:cs="Cambria Math"/>
+                                <m:sty m:val="p"/>
+                              </m:rPr>
+                              <m:t>t</m:t>
+                            </m:r>
+                          </m:sup>
+                        </m:sSup>
                       </m:sub>
                       <m:sup>
                         <m:r>
@@ -4854,16 +5992,385 @@
                             <w:rFonts w:ascii="Cambria Math" w:hAnsi="Cambria Math" w:eastAsia="Cambria Math" w:cs="Cambria Math"/>
                             <m:sty m:val="p"/>
                           </m:rPr>
-                          <m:t>max</m:t>
+                          <m:t>a</m:t>
+                        </m:r>
+                        <m:r>
+                          <m:rPr>
+                            <w:rFonts w:ascii="Cambria Math" w:hAnsi="Cambria Math" w:eastAsia="Cambria Math" w:cs="Cambria Math"/>
+                            <m:sty m:val="p"/>
+                          </m:rPr>
+                          <m:t>l</m:t>
+                        </m:r>
+                        <m:r>
+                          <m:rPr>
+                            <w:rFonts w:ascii="Cambria Math" w:hAnsi="Cambria Math" w:eastAsia="Cambria Math" w:cs="Cambria Math"/>
+                            <m:sty m:val="p"/>
+                          </m:rPr>
+                          <m:t>l</m:t>
+                        </m:r>
+                        <m:r>
+                          <m:rPr>
+                            <w:rFonts w:ascii="Cambria Math" w:hAnsi="Cambria Math" w:eastAsia="Cambria Math" w:cs="Cambria Math"/>
+                            <m:sty m:val="p"/>
+                          </m:rPr>
+                          <m:t>o</m:t>
+                        </m:r>
+                        <m:r>
+                          <m:rPr>
+                            <w:rFonts w:ascii="Cambria Math" w:hAnsi="Cambria Math" w:eastAsia="Cambria Math" w:cs="Cambria Math"/>
+                            <m:sty m:val="p"/>
+                          </m:rPr>
+                          <m:t>c</m:t>
                         </m:r>
                       </m:sup>
                     </m:sSubSup>
+                    <m:r>
+                      <m:t>&amp;</m:t>
+                    </m:r>
                     <m:r>
                       <m:rPr>
                         <w:rFonts w:ascii="Cambria Math" w:hAnsi="Cambria Math" w:eastAsia="Cambria Math" w:cs="Cambria Math"/>
                         <m:sty m:val="p"/>
                       </m:rPr>
-                      <m:t>−</m:t>
+                      <m:t>=</m:t>
+                    </m:r>
+                    <m:r>
+                      <m:rPr>
+                        <w:rFonts w:ascii="Cambria Math" w:hAnsi="Cambria Math" w:eastAsia="Cambria Math" w:cs="Cambria Math"/>
+                        <m:sty m:val="p"/>
+                      </m:rPr>
+                      <m:t>min</m:t>
+                    </m:r>
+                    <m:d>
+                      <m:dPr>
+                        <m:begChr m:val="{"/>
+                        <m:sepChr m:val=""/>
+                        <m:endChr m:val="}"/>
+                        <m:grow/>
+                      </m:dPr>
+                      <m:e>
+                        <m:sSubSup>
+                          <m:e>
+                            <m:r>
+                              <m:t>q</m:t>
+                            </m:r>
+                          </m:e>
+                          <m:sub>
+                            <m:r>
+                              <m:t>i</m:t>
+                            </m:r>
+                            <m:r>
+                              <m:rPr>
+                                <w:rFonts w:ascii="Cambria Math" w:hAnsi="Cambria Math" w:eastAsia="Cambria Math" w:cs="Cambria Math"/>
+                                <m:sty m:val="p"/>
+                              </m:rPr>
+                              <m:t>,</m:t>
+                            </m:r>
+                            <m:sSup>
+                              <m:e>
+                                <m:r>
+                                  <m:t>t</m:t>
+                                </m:r>
+                              </m:e>
+                              <m:sup>
+                                <m:r>
+                                  <m:rPr>
+                                    <w:rFonts w:ascii="Cambria Math" w:hAnsi="Cambria Math" w:eastAsia="Cambria Math" w:cs="Cambria Math"/>
+                                    <m:sty m:val="p"/>
+                                  </m:rPr>
+                                  <m:t>s</m:t>
+                                </m:r>
+                                <m:r>
+                                  <m:rPr>
+                                    <w:rFonts w:ascii="Cambria Math" w:hAnsi="Cambria Math" w:eastAsia="Cambria Math" w:cs="Cambria Math"/>
+                                    <m:sty m:val="p"/>
+                                  </m:rPr>
+                                  <m:t>t</m:t>
+                                </m:r>
+                                <m:r>
+                                  <m:rPr>
+                                    <w:rFonts w:ascii="Cambria Math" w:hAnsi="Cambria Math" w:eastAsia="Cambria Math" w:cs="Cambria Math"/>
+                                    <m:sty m:val="p"/>
+                                  </m:rPr>
+                                  <m:t>a</m:t>
+                                </m:r>
+                                <m:r>
+                                  <m:rPr>
+                                    <w:rFonts w:ascii="Cambria Math" w:hAnsi="Cambria Math" w:eastAsia="Cambria Math" w:cs="Cambria Math"/>
+                                    <m:sty m:val="p"/>
+                                  </m:rPr>
+                                  <m:t>r</m:t>
+                                </m:r>
+                                <m:r>
+                                  <m:rPr>
+                                    <w:rFonts w:ascii="Cambria Math" w:hAnsi="Cambria Math" w:eastAsia="Cambria Math" w:cs="Cambria Math"/>
+                                    <m:sty m:val="p"/>
+                                  </m:rPr>
+                                  <m:t>t</m:t>
+                                </m:r>
+                              </m:sup>
+                            </m:sSup>
+                          </m:sub>
+                          <m:sup>
+                            <m:r>
+                              <m:rPr>
+                                <w:rFonts w:ascii="Cambria Math" w:hAnsi="Cambria Math" w:eastAsia="Cambria Math" w:cs="Cambria Math"/>
+                                <m:sty m:val="p"/>
+                              </m:rPr>
+                              <m:t>r</m:t>
+                            </m:r>
+                            <m:r>
+                              <m:rPr>
+                                <w:rFonts w:ascii="Cambria Math" w:hAnsi="Cambria Math" w:eastAsia="Cambria Math" w:cs="Cambria Math"/>
+                                <m:sty m:val="p"/>
+                              </m:rPr>
+                              <m:t>e</m:t>
+                            </m:r>
+                            <m:r>
+                              <m:rPr>
+                                <w:rFonts w:ascii="Cambria Math" w:hAnsi="Cambria Math" w:eastAsia="Cambria Math" w:cs="Cambria Math"/>
+                                <m:sty m:val="p"/>
+                              </m:rPr>
+                              <m:t>q</m:t>
+                            </m:r>
+                          </m:sup>
+                        </m:sSubSup>
+                        <m:r>
+                          <m:rPr>
+                            <w:rFonts w:ascii="Cambria Math" w:hAnsi="Cambria Math" w:eastAsia="Cambria Math" w:cs="Cambria Math"/>
+                            <m:sty m:val="p"/>
+                          </m:rPr>
+                          <m:t>,</m:t>
+                        </m:r>
+                        <m:r>
+                          <m:t> </m:t>
+                        </m:r>
+                        <m:sSubSup>
+                          <m:e>
+                            <m:r>
+                              <m:t>q</m:t>
+                            </m:r>
+                          </m:e>
+                          <m:sub>
+                            <m:r>
+                              <m:t>i</m:t>
+                            </m:r>
+                          </m:sub>
+                          <m:sup>
+                            <m:r>
+                              <m:rPr>
+                                <w:rFonts w:ascii="Cambria Math" w:hAnsi="Cambria Math" w:eastAsia="Cambria Math" w:cs="Cambria Math"/>
+                                <m:sty m:val="p"/>
+                              </m:rPr>
+                              <m:t>max</m:t>
+                            </m:r>
+                          </m:sup>
+                        </m:sSubSup>
+                        <m:r>
+                          <m:rPr>
+                            <w:rFonts w:ascii="Cambria Math" w:hAnsi="Cambria Math" w:eastAsia="Cambria Math" w:cs="Cambria Math"/>
+                            <m:sty m:val="p"/>
+                          </m:rPr>
+                          <m:t>−</m:t>
+                        </m:r>
+                        <m:sSub>
+                          <m:e>
+                            <m:r>
+                              <m:t>q</m:t>
+                            </m:r>
+                          </m:e>
+                          <m:sub>
+                            <m:r>
+                              <m:t>i</m:t>
+                            </m:r>
+                            <m:r>
+                              <m:rPr>
+                                <w:rFonts w:ascii="Cambria Math" w:hAnsi="Cambria Math" w:eastAsia="Cambria Math" w:cs="Cambria Math"/>
+                                <m:sty m:val="p"/>
+                              </m:rPr>
+                              <m:t>,</m:t>
+                            </m:r>
+                            <m:sSup>
+                              <m:e>
+                                <m:r>
+                                  <m:t>t</m:t>
+                                </m:r>
+                              </m:e>
+                              <m:sup>
+                                <m:r>
+                                  <m:rPr>
+                                    <w:rFonts w:ascii="Cambria Math" w:hAnsi="Cambria Math" w:eastAsia="Cambria Math" w:cs="Cambria Math"/>
+                                    <m:sty m:val="p"/>
+                                  </m:rPr>
+                                  <m:t>s</m:t>
+                                </m:r>
+                                <m:r>
+                                  <m:rPr>
+                                    <w:rFonts w:ascii="Cambria Math" w:hAnsi="Cambria Math" w:eastAsia="Cambria Math" w:cs="Cambria Math"/>
+                                    <m:sty m:val="p"/>
+                                  </m:rPr>
+                                  <m:t>t</m:t>
+                                </m:r>
+                                <m:r>
+                                  <m:rPr>
+                                    <w:rFonts w:ascii="Cambria Math" w:hAnsi="Cambria Math" w:eastAsia="Cambria Math" w:cs="Cambria Math"/>
+                                    <m:sty m:val="p"/>
+                                  </m:rPr>
+                                  <m:t>a</m:t>
+                                </m:r>
+                                <m:r>
+                                  <m:rPr>
+                                    <w:rFonts w:ascii="Cambria Math" w:hAnsi="Cambria Math" w:eastAsia="Cambria Math" w:cs="Cambria Math"/>
+                                    <m:sty m:val="p"/>
+                                  </m:rPr>
+                                  <m:t>r</m:t>
+                                </m:r>
+                                <m:r>
+                                  <m:rPr>
+                                    <w:rFonts w:ascii="Cambria Math" w:hAnsi="Cambria Math" w:eastAsia="Cambria Math" w:cs="Cambria Math"/>
+                                    <m:sty m:val="p"/>
+                                  </m:rPr>
+                                  <m:t>t</m:t>
+                                </m:r>
+                              </m:sup>
+                            </m:sSup>
+                          </m:sub>
+                        </m:sSub>
+                        <m:r>
+                          <m:rPr>
+                            <w:rFonts w:ascii="Cambria Math" w:hAnsi="Cambria Math" w:eastAsia="Cambria Math" w:cs="Cambria Math"/>
+                            <m:sty m:val="p"/>
+                          </m:rPr>
+                          <m:t>,</m:t>
+                        </m:r>
+                        <m:r>
+                          <m:t> </m:t>
+                        </m:r>
+                        <m:sSub>
+                          <m:e>
+                            <m:r>
+                              <m:t>Q</m:t>
+                            </m:r>
+                          </m:e>
+                          <m:sub>
+                            <m:r>
+                              <m:t>v</m:t>
+                            </m:r>
+                            <m:r>
+                              <m:rPr>
+                                <w:rFonts w:ascii="Cambria Math" w:hAnsi="Cambria Math" w:eastAsia="Cambria Math" w:cs="Cambria Math"/>
+                                <m:sty m:val="p"/>
+                              </m:rPr>
+                              <m:t>,</m:t>
+                            </m:r>
+                            <m:sSup>
+                              <m:e>
+                                <m:r>
+                                  <m:t>t</m:t>
+                                </m:r>
+                              </m:e>
+                              <m:sup>
+                                <m:r>
+                                  <m:rPr>
+                                    <w:rFonts w:ascii="Cambria Math" w:hAnsi="Cambria Math" w:eastAsia="Cambria Math" w:cs="Cambria Math"/>
+                                    <m:sty m:val="p"/>
+                                  </m:rPr>
+                                  <m:t>s</m:t>
+                                </m:r>
+                                <m:r>
+                                  <m:rPr>
+                                    <w:rFonts w:ascii="Cambria Math" w:hAnsi="Cambria Math" w:eastAsia="Cambria Math" w:cs="Cambria Math"/>
+                                    <m:sty m:val="p"/>
+                                  </m:rPr>
+                                  <m:t>t</m:t>
+                                </m:r>
+                                <m:r>
+                                  <m:rPr>
+                                    <w:rFonts w:ascii="Cambria Math" w:hAnsi="Cambria Math" w:eastAsia="Cambria Math" w:cs="Cambria Math"/>
+                                    <m:sty m:val="p"/>
+                                  </m:rPr>
+                                  <m:t>a</m:t>
+                                </m:r>
+                                <m:r>
+                                  <m:rPr>
+                                    <w:rFonts w:ascii="Cambria Math" w:hAnsi="Cambria Math" w:eastAsia="Cambria Math" w:cs="Cambria Math"/>
+                                    <m:sty m:val="p"/>
+                                  </m:rPr>
+                                  <m:t>r</m:t>
+                                </m:r>
+                                <m:r>
+                                  <m:rPr>
+                                    <w:rFonts w:ascii="Cambria Math" w:hAnsi="Cambria Math" w:eastAsia="Cambria Math" w:cs="Cambria Math"/>
+                                    <m:sty m:val="p"/>
+                                  </m:rPr>
+                                  <m:t>t</m:t>
+                                </m:r>
+                              </m:sup>
+                            </m:sSup>
+                          </m:sub>
+                        </m:sSub>
+                        <m:r>
+                          <m:rPr>
+                            <w:rFonts w:ascii="Cambria Math" w:hAnsi="Cambria Math" w:eastAsia="Cambria Math" w:cs="Cambria Math"/>
+                            <m:sty m:val="p"/>
+                          </m:rPr>
+                          <m:t>,</m:t>
+                        </m:r>
+                        <m:r>
+                          <m:t> </m:t>
+                        </m:r>
+                        <m:sSubSup>
+                          <m:e>
+                            <m:r>
+                              <m:t>q</m:t>
+                            </m:r>
+                          </m:e>
+                          <m:sub>
+                            <m:r>
+                              <m:rPr>
+                                <w:rFonts w:ascii="Cambria Math" w:hAnsi="Cambria Math" w:eastAsia="Cambria Math" w:cs="Cambria Math"/>
+                                <m:sty m:val="p"/>
+                              </m:rPr>
+                              <m:t>max</m:t>
+                            </m:r>
+                          </m:sub>
+                          <m:sup>
+                            <m:r>
+                              <m:rPr>
+                                <w:rFonts w:ascii="Cambria Math" w:hAnsi="Cambria Math" w:eastAsia="Cambria Math" w:cs="Cambria Math"/>
+                                <m:sty m:val="p"/>
+                              </m:rPr>
+                              <m:t>s</m:t>
+                            </m:r>
+                            <m:r>
+                              <m:rPr>
+                                <w:rFonts w:ascii="Cambria Math" w:hAnsi="Cambria Math" w:eastAsia="Cambria Math" w:cs="Cambria Math"/>
+                                <m:sty m:val="p"/>
+                              </m:rPr>
+                              <m:t>v</m:t>
+                            </m:r>
+                            <m:r>
+                              <m:rPr>
+                                <w:rFonts w:ascii="Cambria Math" w:hAnsi="Cambria Math" w:eastAsia="Cambria Math" w:cs="Cambria Math"/>
+                                <m:sty m:val="p"/>
+                              </m:rPr>
+                              <m:t>c</m:t>
+                            </m:r>
+                          </m:sup>
+                        </m:sSubSup>
+                      </m:e>
+                    </m:d>
+                    <m:r>
+                      <m:rPr>
+                        <w:rFonts w:ascii="Cambria Math" w:hAnsi="Cambria Math" w:eastAsia="Cambria Math" w:cs="Cambria Math"/>
+                        <m:sty m:val="p"/>
+                      </m:rPr>
+                      <m:t>,</m:t>
+                    </m:r>
+                  </m:e>
+                  <m:e>
+                    <m:r>
+                      <m:t>δ</m:t>
                     </m:r>
                     <m:sSub>
                       <m:e>
@@ -4883,28 +6390,6 @@
                           <m:t>,</m:t>
                         </m:r>
                         <m:r>
-                          <m:t>t</m:t>
-                        </m:r>
-                      </m:sub>
-                    </m:sSub>
-                    <m:r>
-                      <m:rPr>
-                        <w:rFonts w:ascii="Cambria Math" w:hAnsi="Cambria Math" w:eastAsia="Cambria Math" w:cs="Cambria Math"/>
-                        <m:sty m:val="p"/>
-                      </m:rPr>
-                      <m:t>,</m:t>
-                    </m:r>
-                    <m:r>
-                      <m:t> </m:t>
-                    </m:r>
-                    <m:sSub>
-                      <m:e>
-                        <m:r>
-                          <m:t>Q</m:t>
-                        </m:r>
-                      </m:e>
-                      <m:sub>
-                        <m:r>
                           <m:t>v</m:t>
                         </m:r>
                         <m:r>
@@ -4920,28 +6405,44 @@
                       </m:sub>
                     </m:sSub>
                     <m:r>
+                      <m:t>&amp;</m:t>
+                    </m:r>
+                    <m:r>
                       <m:rPr>
                         <w:rFonts w:ascii="Cambria Math" w:hAnsi="Cambria Math" w:eastAsia="Cambria Math" w:cs="Cambria Math"/>
                         <m:sty m:val="p"/>
                       </m:rPr>
-                      <m:t>,</m:t>
-                    </m:r>
-                    <m:r>
-                      <m:t> </m:t>
+                      <m:t>=</m:t>
                     </m:r>
                     <m:sSubSup>
                       <m:e>
                         <m:r>
-                          <m:t>q</m:t>
+                          <m:t>I</m:t>
                         </m:r>
                       </m:e>
                       <m:sub>
+                        <m:r>
+                          <m:t>i</m:t>
+                        </m:r>
                         <m:r>
                           <m:rPr>
                             <w:rFonts w:ascii="Cambria Math" w:hAnsi="Cambria Math" w:eastAsia="Cambria Math" w:cs="Cambria Math"/>
                             <m:sty m:val="p"/>
                           </m:rPr>
-                          <m:t>max</m:t>
+                          <m:t>,</m:t>
+                        </m:r>
+                        <m:r>
+                          <m:t>v</m:t>
+                        </m:r>
+                        <m:r>
+                          <m:rPr>
+                            <w:rFonts w:ascii="Cambria Math" w:hAnsi="Cambria Math" w:eastAsia="Cambria Math" w:cs="Cambria Math"/>
+                            <m:sty m:val="p"/>
+                          </m:rPr>
+                          <m:t>,</m:t>
+                        </m:r>
+                        <m:r>
+                          <m:t>t</m:t>
                         </m:r>
                       </m:sub>
                       <m:sup>
@@ -4950,26 +6451,391 @@
                             <w:rFonts w:ascii="Cambria Math" w:hAnsi="Cambria Math" w:eastAsia="Cambria Math" w:cs="Cambria Math"/>
                             <m:sty m:val="p"/>
                           </m:rPr>
-                          <m:t>s</m:t>
+                          <m:t>t</m:t>
                         </m:r>
                         <m:r>
                           <m:rPr>
                             <w:rFonts w:ascii="Cambria Math" w:hAnsi="Cambria Math" w:eastAsia="Cambria Math" w:cs="Cambria Math"/>
                             <m:sty m:val="p"/>
                           </m:rPr>
-                          <m:t>v</m:t>
+                          <m:t>r</m:t>
                         </m:r>
+                      </m:sup>
+                    </m:sSubSup>
+                    <m:r>
+                      <m:rPr>
+                        <w:rFonts w:ascii="Cambria Math" w:hAnsi="Cambria Math" w:eastAsia="Cambria Math" w:cs="Cambria Math"/>
+                        <m:sty m:val="p"/>
+                      </m:rPr>
+                      <m:t>min</m:t>
+                    </m:r>
+                    <m:d>
+                      <m:dPr>
+                        <m:begChr m:val="{"/>
+                        <m:sepChr m:val=""/>
+                        <m:endChr m:val="}"/>
+                        <m:grow/>
+                      </m:dPr>
+                      <m:e>
+                        <m:sSub>
+                          <m:e>
+                            <m:d>
+                              <m:dPr>
+                                <m:begChr m:val="["/>
+                                <m:sepChr m:val=""/>
+                                <m:endChr m:val="]"/>
+                                <m:grow/>
+                              </m:dPr>
+                              <m:e>
+                                <m:sSubSup>
+                                  <m:e>
+                                    <m:r>
+                                      <m:t>q</m:t>
+                                    </m:r>
+                                  </m:e>
+                                  <m:sub>
+                                    <m:r>
+                                      <m:t>i</m:t>
+                                    </m:r>
+                                    <m:r>
+                                      <m:rPr>
+                                        <w:rFonts w:ascii="Cambria Math" w:hAnsi="Cambria Math" w:eastAsia="Cambria Math" w:cs="Cambria Math"/>
+                                        <m:sty m:val="p"/>
+                                      </m:rPr>
+                                      <m:t>,</m:t>
+                                    </m:r>
+                                    <m:r>
+                                      <m:t>v</m:t>
+                                    </m:r>
+                                    <m:r>
+                                      <m:rPr>
+                                        <w:rFonts w:ascii="Cambria Math" w:hAnsi="Cambria Math" w:eastAsia="Cambria Math" w:cs="Cambria Math"/>
+                                        <m:sty m:val="p"/>
+                                      </m:rPr>
+                                      <m:t>,</m:t>
+                                    </m:r>
+                                    <m:sSup>
+                                      <m:e>
+                                        <m:r>
+                                          <m:t>t</m:t>
+                                        </m:r>
+                                      </m:e>
+                                      <m:sup>
+                                        <m:r>
+                                          <m:rPr>
+                                            <w:rFonts w:ascii="Cambria Math" w:hAnsi="Cambria Math" w:eastAsia="Cambria Math" w:cs="Cambria Math"/>
+                                            <m:sty m:val="p"/>
+                                          </m:rPr>
+                                          <m:t>s</m:t>
+                                        </m:r>
+                                        <m:r>
+                                          <m:rPr>
+                                            <w:rFonts w:ascii="Cambria Math" w:hAnsi="Cambria Math" w:eastAsia="Cambria Math" w:cs="Cambria Math"/>
+                                            <m:sty m:val="p"/>
+                                          </m:rPr>
+                                          <m:t>t</m:t>
+                                        </m:r>
+                                        <m:r>
+                                          <m:rPr>
+                                            <w:rFonts w:ascii="Cambria Math" w:hAnsi="Cambria Math" w:eastAsia="Cambria Math" w:cs="Cambria Math"/>
+                                            <m:sty m:val="p"/>
+                                          </m:rPr>
+                                          <m:t>a</m:t>
+                                        </m:r>
+                                        <m:r>
+                                          <m:rPr>
+                                            <w:rFonts w:ascii="Cambria Math" w:hAnsi="Cambria Math" w:eastAsia="Cambria Math" w:cs="Cambria Math"/>
+                                            <m:sty m:val="p"/>
+                                          </m:rPr>
+                                          <m:t>r</m:t>
+                                        </m:r>
+                                        <m:r>
+                                          <m:rPr>
+                                            <w:rFonts w:ascii="Cambria Math" w:hAnsi="Cambria Math" w:eastAsia="Cambria Math" w:cs="Cambria Math"/>
+                                            <m:sty m:val="p"/>
+                                          </m:rPr>
+                                          <m:t>t</m:t>
+                                        </m:r>
+                                      </m:sup>
+                                    </m:sSup>
+                                  </m:sub>
+                                  <m:sup>
+                                    <m:r>
+                                      <m:rPr>
+                                        <w:rFonts w:ascii="Cambria Math" w:hAnsi="Cambria Math" w:eastAsia="Cambria Math" w:cs="Cambria Math"/>
+                                        <m:sty m:val="p"/>
+                                      </m:rPr>
+                                      <m:t>a</m:t>
+                                    </m:r>
+                                    <m:r>
+                                      <m:rPr>
+                                        <w:rFonts w:ascii="Cambria Math" w:hAnsi="Cambria Math" w:eastAsia="Cambria Math" w:cs="Cambria Math"/>
+                                        <m:sty m:val="p"/>
+                                      </m:rPr>
+                                      <m:t>l</m:t>
+                                    </m:r>
+                                    <m:r>
+                                      <m:rPr>
+                                        <w:rFonts w:ascii="Cambria Math" w:hAnsi="Cambria Math" w:eastAsia="Cambria Math" w:cs="Cambria Math"/>
+                                        <m:sty m:val="p"/>
+                                      </m:rPr>
+                                      <m:t>l</m:t>
+                                    </m:r>
+                                    <m:r>
+                                      <m:rPr>
+                                        <w:rFonts w:ascii="Cambria Math" w:hAnsi="Cambria Math" w:eastAsia="Cambria Math" w:cs="Cambria Math"/>
+                                        <m:sty m:val="p"/>
+                                      </m:rPr>
+                                      <m:t>o</m:t>
+                                    </m:r>
+                                    <m:r>
+                                      <m:rPr>
+                                        <w:rFonts w:ascii="Cambria Math" w:hAnsi="Cambria Math" w:eastAsia="Cambria Math" w:cs="Cambria Math"/>
+                                        <m:sty m:val="p"/>
+                                      </m:rPr>
+                                      <m:t>c</m:t>
+                                    </m:r>
+                                  </m:sup>
+                                </m:sSubSup>
+                                <m:r>
+                                  <m:rPr>
+                                    <w:rFonts w:ascii="Cambria Math" w:hAnsi="Cambria Math" w:eastAsia="Cambria Math" w:cs="Cambria Math"/>
+                                    <m:sty m:val="p"/>
+                                  </m:rPr>
+                                  <m:t>−</m:t>
+                                </m:r>
+                                <m:nary>
+                                  <m:naryPr>
+                                    <m:chr m:val="∑"/>
+                                    <m:limLoc m:val="undOvr"/>
+                                    <m:subHide m:val="off"/>
+                                    <m:supHide m:val="off"/>
+                                  </m:naryPr>
+                                  <m:sub>
+                                    <m:r>
+                                      <m:t>τ</m:t>
+                                    </m:r>
+                                    <m:r>
+                                      <m:rPr>
+                                        <w:rFonts w:ascii="Cambria Math" w:hAnsi="Cambria Math" w:eastAsia="Cambria Math" w:cs="Cambria Math"/>
+                                        <m:sty m:val="p"/>
+                                      </m:rPr>
+                                      <m:t>=</m:t>
+                                    </m:r>
+                                    <m:sSubSup>
+                                      <m:e>
+                                        <m:r>
+                                          <m:t>t</m:t>
+                                        </m:r>
+                                      </m:e>
+                                      <m:sub>
+                                        <m:r>
+                                          <m:t>i</m:t>
+                                        </m:r>
+                                        <m:r>
+                                          <m:rPr>
+                                            <w:rFonts w:ascii="Cambria Math" w:hAnsi="Cambria Math" w:eastAsia="Cambria Math" w:cs="Cambria Math"/>
+                                            <m:sty m:val="p"/>
+                                          </m:rPr>
+                                          <m:t>,</m:t>
+                                        </m:r>
+                                        <m:r>
+                                          <m:t>v</m:t>
+                                        </m:r>
+                                      </m:sub>
+                                      <m:sup>
+                                        <m:r>
+                                          <m:rPr>
+                                            <w:rFonts w:ascii="Cambria Math" w:hAnsi="Cambria Math" w:eastAsia="Cambria Math" w:cs="Cambria Math"/>
+                                            <m:sty m:val="p"/>
+                                          </m:rPr>
+                                          <m:t>s</m:t>
+                                        </m:r>
+                                        <m:r>
+                                          <m:rPr>
+                                            <w:rFonts w:ascii="Cambria Math" w:hAnsi="Cambria Math" w:eastAsia="Cambria Math" w:cs="Cambria Math"/>
+                                            <m:sty m:val="p"/>
+                                          </m:rPr>
+                                          <m:t>t</m:t>
+                                        </m:r>
+                                        <m:r>
+                                          <m:rPr>
+                                            <w:rFonts w:ascii="Cambria Math" w:hAnsi="Cambria Math" w:eastAsia="Cambria Math" w:cs="Cambria Math"/>
+                                            <m:sty m:val="p"/>
+                                          </m:rPr>
+                                          <m:t>a</m:t>
+                                        </m:r>
+                                        <m:r>
+                                          <m:rPr>
+                                            <w:rFonts w:ascii="Cambria Math" w:hAnsi="Cambria Math" w:eastAsia="Cambria Math" w:cs="Cambria Math"/>
+                                            <m:sty m:val="p"/>
+                                          </m:rPr>
+                                          <m:t>r</m:t>
+                                        </m:r>
+                                        <m:r>
+                                          <m:rPr>
+                                            <w:rFonts w:ascii="Cambria Math" w:hAnsi="Cambria Math" w:eastAsia="Cambria Math" w:cs="Cambria Math"/>
+                                            <m:sty m:val="p"/>
+                                          </m:rPr>
+                                          <m:t>t</m:t>
+                                        </m:r>
+                                      </m:sup>
+                                    </m:sSubSup>
+                                  </m:sub>
+                                  <m:sup>
+                                    <m:r>
+                                      <m:t>t</m:t>
+                                    </m:r>
+                                    <m:r>
+                                      <m:rPr>
+                                        <w:rFonts w:ascii="Cambria Math" w:hAnsi="Cambria Math" w:eastAsia="Cambria Math" w:cs="Cambria Math"/>
+                                        <m:sty m:val="p"/>
+                                      </m:rPr>
+                                      <m:t>−</m:t>
+                                    </m:r>
+                                    <m:r>
+                                      <m:t>1</m:t>
+                                    </m:r>
+                                  </m:sup>
+                                  <m:e>
+                                    <m:r>
+                                      <m:t>δ</m:t>
+                                    </m:r>
+                                  </m:e>
+                                </m:nary>
+                                <m:sSub>
+                                  <m:e>
+                                    <m:r>
+                                      <m:t>q</m:t>
+                                    </m:r>
+                                  </m:e>
+                                  <m:sub>
+                                    <m:r>
+                                      <m:t>i</m:t>
+                                    </m:r>
+                                    <m:r>
+                                      <m:rPr>
+                                        <w:rFonts w:ascii="Cambria Math" w:hAnsi="Cambria Math" w:eastAsia="Cambria Math" w:cs="Cambria Math"/>
+                                        <m:sty m:val="p"/>
+                                      </m:rPr>
+                                      <m:t>,</m:t>
+                                    </m:r>
+                                    <m:r>
+                                      <m:t>v</m:t>
+                                    </m:r>
+                                    <m:r>
+                                      <m:rPr>
+                                        <w:rFonts w:ascii="Cambria Math" w:hAnsi="Cambria Math" w:eastAsia="Cambria Math" w:cs="Cambria Math"/>
+                                        <m:sty m:val="p"/>
+                                      </m:rPr>
+                                      <m:t>,</m:t>
+                                    </m:r>
+                                    <m:r>
+                                      <m:t>τ</m:t>
+                                    </m:r>
+                                  </m:sub>
+                                </m:sSub>
+                              </m:e>
+                            </m:d>
+                          </m:e>
+                          <m:sub>
+                            <m:r>
+                              <m:rPr>
+                                <w:rFonts w:ascii="Cambria Math" w:hAnsi="Cambria Math" w:eastAsia="Cambria Math" w:cs="Cambria Math"/>
+                                <m:sty m:val="p"/>
+                              </m:rPr>
+                              <m:t>+</m:t>
+                            </m:r>
+                          </m:sub>
+                        </m:sSub>
                         <m:r>
                           <m:rPr>
                             <w:rFonts w:ascii="Cambria Math" w:hAnsi="Cambria Math" w:eastAsia="Cambria Math" w:cs="Cambria Math"/>
                             <m:sty m:val="p"/>
                           </m:rPr>
-                          <m:t>c</m:t>
+                          <m:t>,</m:t>
                         </m:r>
-                      </m:sup>
-                    </m:sSubSup>
+                        <m:r>
+                          <m:t> </m:t>
+                        </m:r>
+                        <m:sSup>
+                          <m:e>
+                            <m:r>
+                              <m:t>ρ</m:t>
+                            </m:r>
+                          </m:e>
+                          <m:sup>
+                            <m:r>
+                              <m:rPr>
+                                <w:rFonts w:ascii="Cambria Math" w:hAnsi="Cambria Math" w:eastAsia="Cambria Math" w:cs="Cambria Math"/>
+                                <m:sty m:val="p"/>
+                              </m:rPr>
+                              <m:t>s</m:t>
+                            </m:r>
+                            <m:r>
+                              <m:rPr>
+                                <w:rFonts w:ascii="Cambria Math" w:hAnsi="Cambria Math" w:eastAsia="Cambria Math" w:cs="Cambria Math"/>
+                                <m:sty m:val="p"/>
+                              </m:rPr>
+                              <m:t>v</m:t>
+                            </m:r>
+                            <m:r>
+                              <m:rPr>
+                                <w:rFonts w:ascii="Cambria Math" w:hAnsi="Cambria Math" w:eastAsia="Cambria Math" w:cs="Cambria Math"/>
+                                <m:sty m:val="p"/>
+                              </m:rPr>
+                              <m:t>c</m:t>
+                            </m:r>
+                          </m:sup>
+                        </m:sSup>
+                        <m:r>
+                          <m:rPr>
+                            <w:rFonts w:ascii="Cambria Math" w:hAnsi="Cambria Math" w:eastAsia="Cambria Math" w:cs="Cambria Math"/>
+                            <m:sty m:val="p"/>
+                          </m:rPr>
+                          <m:t>Δ</m:t>
+                        </m:r>
+                        <m:sSub>
+                          <m:e>
+                            <m:r>
+                              <m:t>t</m:t>
+                            </m:r>
+                          </m:e>
+                          <m:sub>
+                            <m:r>
+                              <m:rPr>
+                                <w:rFonts w:ascii="Cambria Math" w:hAnsi="Cambria Math" w:eastAsia="Cambria Math" w:cs="Cambria Math"/>
+                                <m:sty m:val="p"/>
+                              </m:rPr>
+                              <m:t>d</m:t>
+                            </m:r>
+                            <m:r>
+                              <m:rPr>
+                                <w:rFonts w:ascii="Cambria Math" w:hAnsi="Cambria Math" w:eastAsia="Cambria Math" w:cs="Cambria Math"/>
+                                <m:sty m:val="p"/>
+                              </m:rPr>
+                              <m:t>e</m:t>
+                            </m:r>
+                            <m:r>
+                              <m:rPr>
+                                <w:rFonts w:ascii="Cambria Math" w:hAnsi="Cambria Math" w:eastAsia="Cambria Math" w:cs="Cambria Math"/>
+                                <m:sty m:val="p"/>
+                              </m:rPr>
+                              <m:t>c</m:t>
+                            </m:r>
+                          </m:sub>
+                        </m:sSub>
+                      </m:e>
+                    </m:d>
+                    <m:r>
+                      <m:rPr>
+                        <w:rFonts w:ascii="Cambria Math" w:hAnsi="Cambria Math" w:eastAsia="Cambria Math" w:cs="Cambria Math"/>
+                        <m:sty m:val="p"/>
+                      </m:rPr>
+                      <m:t>.</m:t>
+                    </m:r>
                   </m:e>
-                </m:d>
+                </m:eqArr>
               </m:oMath>
             </m:oMathPara>
           </w:p>
@@ -4998,7 +6864,7 @@
                 <w:color w:val="000000"/>
                 <w:sz w:val="24"/>
               </w:rPr>
-              <w:t>（4-5）</w:t>
+              <w:t>（4.5）</w:t>
             </w:r>
           </w:p>
         </w:tc>
@@ -5017,7 +6883,109 @@
           <w:color w:val="000000"/>
           <w:sz w:val="24"/>
         </w:rPr>
-        <w:t xml:space="preserve">式（4-5）同时限制无人机可用容量、车辆剩余库存和单次服务能力。当车辆库存不足以满足目标补给量时，系统执行部分补给并记录未满足量，而不将其误记为完整补给。若补给速率为</w:t>
+        <w:t xml:space="preserve">式中，</w:t>
+      </w:r>
+      <m:oMath>
+        <m:sSubSup>
+          <m:e>
+            <m:r>
+              <m:t>I</m:t>
+            </m:r>
+          </m:e>
+          <m:sub>
+            <m:r>
+              <m:t>i</m:t>
+            </m:r>
+            <m:r>
+              <m:rPr>
+                <w:rFonts w:ascii="Cambria Math" w:hAnsi="Cambria Math" w:eastAsia="Cambria Math" w:cs="Cambria Math"/>
+                <m:sty m:val="p"/>
+              </m:rPr>
+              <m:t>,</m:t>
+            </m:r>
+            <m:r>
+              <m:t>v</m:t>
+            </m:r>
+            <m:r>
+              <m:rPr>
+                <w:rFonts w:ascii="Cambria Math" w:hAnsi="Cambria Math" w:eastAsia="Cambria Math" w:cs="Cambria Math"/>
+                <m:sty m:val="p"/>
+              </m:rPr>
+              <m:t>,</m:t>
+            </m:r>
+            <m:r>
+              <m:t>t</m:t>
+            </m:r>
+          </m:sub>
+          <m:sup>
+            <m:r>
+              <m:rPr>
+                <w:rFonts w:ascii="Cambria Math" w:hAnsi="Cambria Math" w:eastAsia="Cambria Math" w:cs="Cambria Math"/>
+                <m:sty m:val="p"/>
+              </m:rPr>
+              <m:t>t</m:t>
+            </m:r>
+            <m:r>
+              <m:rPr>
+                <w:rFonts w:ascii="Cambria Math" w:hAnsi="Cambria Math" w:eastAsia="Cambria Math" w:cs="Cambria Math"/>
+                <m:sty m:val="p"/>
+              </m:rPr>
+              <m:t>r</m:t>
+            </m:r>
+          </m:sup>
+        </m:sSubSup>
+        <m:r>
+          <m:rPr>
+            <w:rFonts w:ascii="Cambria Math" w:hAnsi="Cambria Math" w:eastAsia="Cambria Math" w:cs="Cambria Math"/>
+            <m:sty m:val="p"/>
+          </m:rPr>
+          <m:t>∈</m:t>
+        </m:r>
+        <m:r>
+          <m:rPr>
+            <w:rFonts w:ascii="Cambria Math" w:hAnsi="Cambria Math" w:eastAsia="Cambria Math" w:cs="Cambria Math"/>
+            <m:sty m:val="p"/>
+          </m:rPr>
+          <m:t>{</m:t>
+        </m:r>
+        <m:r>
+          <m:t>0</m:t>
+        </m:r>
+        <m:r>
+          <m:rPr>
+            <w:rFonts w:ascii="Cambria Math" w:hAnsi="Cambria Math" w:eastAsia="Cambria Math" w:cs="Cambria Math"/>
+            <m:sty m:val="p"/>
+          </m:rPr>
+          <m:t>,</m:t>
+        </m:r>
+        <m:r>
+          <m:t>1</m:t>
+        </m:r>
+        <m:r>
+          <m:rPr>
+            <w:rFonts w:ascii="Cambria Math" w:hAnsi="Cambria Math" w:eastAsia="Cambria Math" w:cs="Cambria Math"/>
+            <m:sty m:val="p"/>
+          </m:rPr>
+          <m:t>}</m:t>
+        </m:r>
+      </m:oMath>
+      <w:r>
+        <w:rPr>
+          <w:rFonts w:ascii="Times New Roman" w:hAnsi="Times New Roman" w:eastAsia="宋体"/>
+          <w:b w:val="0"/>
+          <w:color w:val="000000"/>
+          <w:sz w:val="24"/>
+        </w:rPr>
+        <w:t xml:space="preserve"> </w:t>
+      </w:r>
+      <w:r>
+        <w:rPr>
+          <w:rFonts w:hint="eastAsia" w:ascii="Times New Roman" w:hAnsi="Times New Roman" w:eastAsia="宋体"/>
+          <w:b w:val="0"/>
+          <w:color w:val="000000"/>
+          <w:sz w:val="24"/>
+        </w:rPr>
+        <w:t xml:space="preserve">为药液转移激活指示量，仅在服务准备完成且双方保持锁定时取</w:t>
       </w:r>
       <w:r>
         <w:rPr>
@@ -5027,6 +6995,69 @@
           <w:sz w:val="24"/>
         </w:rPr>
         <w:t xml:space="preserve"> </w:t>
+      </w:r>
+      <w:r>
+        <w:rPr>
+          <w:rFonts w:hint="eastAsia" w:ascii="Times New Roman" w:hAnsi="Times New Roman" w:eastAsia="宋体"/>
+          <w:b w:val="0"/>
+          <w:color w:val="000000"/>
+          <w:sz w:val="24"/>
+        </w:rPr>
+        <w:t xml:space="preserve">1；</w:t>
+      </w:r>
+      <m:oMath>
+        <m:r>
+          <m:rPr>
+            <w:rFonts w:ascii="Cambria Math" w:hAnsi="Cambria Math" w:eastAsia="Cambria Math" w:cs="Cambria Math"/>
+            <m:sty m:val="p"/>
+          </m:rPr>
+          <m:t>[</m:t>
+        </m:r>
+        <m:r>
+          <m:rPr>
+            <w:rFonts w:ascii="Cambria Math" w:hAnsi="Cambria Math" w:eastAsia="Cambria Math" w:cs="Cambria Math"/>
+            <m:sty m:val="p"/>
+          </m:rPr>
+          <m:t>⋅</m:t>
+        </m:r>
+        <m:sSub>
+          <m:e>
+            <m:r>
+              <m:rPr>
+                <w:rFonts w:ascii="Cambria Math" w:hAnsi="Cambria Math" w:eastAsia="Cambria Math" w:cs="Cambria Math"/>
+                <m:sty m:val="p"/>
+              </m:rPr>
+              <m:t>]</m:t>
+            </m:r>
+          </m:e>
+          <m:sub>
+            <m:r>
+              <m:rPr>
+                <w:rFonts w:ascii="Cambria Math" w:hAnsi="Cambria Math" w:eastAsia="Cambria Math" w:cs="Cambria Math"/>
+                <m:sty m:val="p"/>
+              </m:rPr>
+              <m:t>+</m:t>
+            </m:r>
+          </m:sub>
+        </m:sSub>
+      </m:oMath>
+      <w:r>
+        <w:rPr>
+          <w:rFonts w:ascii="Times New Roman" w:hAnsi="Times New Roman" w:eastAsia="宋体"/>
+          <w:b w:val="0"/>
+          <w:color w:val="000000"/>
+          <w:sz w:val="24"/>
+        </w:rPr>
+        <w:t xml:space="preserve"> </w:t>
+      </w:r>
+      <w:r>
+        <w:rPr>
+          <w:rFonts w:hint="eastAsia" w:ascii="Times New Roman" w:hAnsi="Times New Roman" w:eastAsia="宋体"/>
+          <w:b w:val="0"/>
+          <w:color w:val="000000"/>
+          <w:sz w:val="24"/>
+        </w:rPr>
+        <w:t xml:space="preserve">表示非负截断；</w:t>
       </w:r>
       <m:oMath>
         <m:sSup>
@@ -5062,12 +7093,21 @@
       </m:oMath>
       <w:r>
         <w:rPr>
+          <w:rFonts w:ascii="Times New Roman" w:hAnsi="Times New Roman" w:eastAsia="宋体"/>
+          <w:b w:val="0"/>
+          <w:color w:val="000000"/>
+          <w:sz w:val="24"/>
+        </w:rPr>
+        <w:t xml:space="preserve"> </w:t>
+      </w:r>
+      <w:r>
+        <w:rPr>
           <w:rFonts w:hint="eastAsia" w:ascii="Times New Roman" w:hAnsi="Times New Roman" w:eastAsia="宋体"/>
           <w:b w:val="0"/>
           <w:color w:val="000000"/>
           <w:sz w:val="24"/>
         </w:rPr>
-        <w:t xml:space="preserve">（L/s）、服务准备时间为</w:t>
+        <w:t xml:space="preserve">为补给速率，单位为</w:t>
       </w:r>
       <w:r>
         <w:rPr>
@@ -5078,52 +7118,6 @@
         </w:rPr>
         <w:t xml:space="preserve"> </w:t>
       </w:r>
-      <m:oMath>
-        <m:sSup>
-          <m:e>
-            <m:r>
-              <m:t>T</m:t>
-            </m:r>
-          </m:e>
-          <m:sup>
-            <m:r>
-              <m:rPr>
-                <w:rFonts w:ascii="Cambria Math" w:hAnsi="Cambria Math" w:eastAsia="Cambria Math" w:cs="Cambria Math"/>
-                <m:sty m:val="p"/>
-              </m:rPr>
-              <m:t>s</m:t>
-            </m:r>
-            <m:r>
-              <m:rPr>
-                <w:rFonts w:ascii="Cambria Math" w:hAnsi="Cambria Math" w:eastAsia="Cambria Math" w:cs="Cambria Math"/>
-                <m:sty m:val="p"/>
-              </m:rPr>
-              <m:t>e</m:t>
-            </m:r>
-            <m:r>
-              <m:rPr>
-                <w:rFonts w:ascii="Cambria Math" w:hAnsi="Cambria Math" w:eastAsia="Cambria Math" w:cs="Cambria Math"/>
-                <m:sty m:val="p"/>
-              </m:rPr>
-              <m:t>t</m:t>
-            </m:r>
-            <m:r>
-              <m:rPr>
-                <w:rFonts w:ascii="Cambria Math" w:hAnsi="Cambria Math" w:eastAsia="Cambria Math" w:cs="Cambria Math"/>
-                <m:sty m:val="p"/>
-              </m:rPr>
-              <m:t>u</m:t>
-            </m:r>
-            <m:r>
-              <m:rPr>
-                <w:rFonts w:ascii="Cambria Math" w:hAnsi="Cambria Math" w:eastAsia="Cambria Math" w:cs="Cambria Math"/>
-                <m:sty m:val="p"/>
-              </m:rPr>
-              <m:t>p</m:t>
-            </m:r>
-          </m:sup>
-        </m:sSup>
-      </m:oMath>
       <w:r>
         <w:rPr>
           <w:rFonts w:hint="eastAsia" w:ascii="Times New Roman" w:hAnsi="Times New Roman" w:eastAsia="宋体"/>
@@ -5131,7 +7125,7 @@
           <w:color w:val="000000"/>
           <w:sz w:val="24"/>
         </w:rPr>
-        <w:t xml:space="preserve">（s），则对应服务持续时间为</w:t>
+        <w:t xml:space="preserve">L/s。式（4.5）先在服务开始边界冻结一次服务总分配量，再按决策步转移药液，从而避免在每个决策步重复计入整次服务量。当车辆库存或服务上限不足以满足目标补给量时，系统执行部分补给并记录未满足量。对应服务持续时间为</w:t>
       </w:r>
       <w:r>
         <w:rPr>
@@ -5194,14 +7188,7 @@
           </m:rPr>
           <m:t>+</m:t>
         </m:r>
-        <m:r>
-          <m:rPr>
-            <w:rFonts w:ascii="Cambria Math" w:hAnsi="Cambria Math" w:eastAsia="Cambria Math" w:cs="Cambria Math"/>
-            <m:sty m:val="p"/>
-          </m:rPr>
-          <m:t>Δ</m:t>
-        </m:r>
-        <m:sSub>
+        <m:sSubSup>
           <m:e>
             <m:r>
               <m:t>q</m:t>
@@ -5228,11 +7215,89 @@
               </m:rPr>
               <m:t>,</m:t>
             </m:r>
+            <m:sSup>
+              <m:e>
+                <m:r>
+                  <m:t>t</m:t>
+                </m:r>
+              </m:e>
+              <m:sup>
+                <m:r>
+                  <m:rPr>
+                    <w:rFonts w:ascii="Cambria Math" w:hAnsi="Cambria Math" w:eastAsia="Cambria Math" w:cs="Cambria Math"/>
+                    <m:sty m:val="p"/>
+                  </m:rPr>
+                  <m:t>s</m:t>
+                </m:r>
+                <m:r>
+                  <m:rPr>
+                    <w:rFonts w:ascii="Cambria Math" w:hAnsi="Cambria Math" w:eastAsia="Cambria Math" w:cs="Cambria Math"/>
+                    <m:sty m:val="p"/>
+                  </m:rPr>
+                  <m:t>t</m:t>
+                </m:r>
+                <m:r>
+                  <m:rPr>
+                    <w:rFonts w:ascii="Cambria Math" w:hAnsi="Cambria Math" w:eastAsia="Cambria Math" w:cs="Cambria Math"/>
+                    <m:sty m:val="p"/>
+                  </m:rPr>
+                  <m:t>a</m:t>
+                </m:r>
+                <m:r>
+                  <m:rPr>
+                    <w:rFonts w:ascii="Cambria Math" w:hAnsi="Cambria Math" w:eastAsia="Cambria Math" w:cs="Cambria Math"/>
+                    <m:sty m:val="p"/>
+                  </m:rPr>
+                  <m:t>r</m:t>
+                </m:r>
+                <m:r>
+                  <m:rPr>
+                    <w:rFonts w:ascii="Cambria Math" w:hAnsi="Cambria Math" w:eastAsia="Cambria Math" w:cs="Cambria Math"/>
+                    <m:sty m:val="p"/>
+                  </m:rPr>
+                  <m:t>t</m:t>
+                </m:r>
+              </m:sup>
+            </m:sSup>
+          </m:sub>
+          <m:sup>
             <m:r>
-              <m:t>t</m:t>
+              <m:rPr>
+                <w:rFonts w:ascii="Cambria Math" w:hAnsi="Cambria Math" w:eastAsia="Cambria Math" w:cs="Cambria Math"/>
+                <m:sty m:val="p"/>
+              </m:rPr>
+              <m:t>a</m:t>
             </m:r>
-          </m:sub>
-        </m:sSub>
+            <m:r>
+              <m:rPr>
+                <w:rFonts w:ascii="Cambria Math" w:hAnsi="Cambria Math" w:eastAsia="Cambria Math" w:cs="Cambria Math"/>
+                <m:sty m:val="p"/>
+              </m:rPr>
+              <m:t>l</m:t>
+            </m:r>
+            <m:r>
+              <m:rPr>
+                <w:rFonts w:ascii="Cambria Math" w:hAnsi="Cambria Math" w:eastAsia="Cambria Math" w:cs="Cambria Math"/>
+                <m:sty m:val="p"/>
+              </m:rPr>
+              <m:t>l</m:t>
+            </m:r>
+            <m:r>
+              <m:rPr>
+                <w:rFonts w:ascii="Cambria Math" w:hAnsi="Cambria Math" w:eastAsia="Cambria Math" w:cs="Cambria Math"/>
+                <m:sty m:val="p"/>
+              </m:rPr>
+              <m:t>o</m:t>
+            </m:r>
+            <m:r>
+              <m:rPr>
+                <w:rFonts w:ascii="Cambria Math" w:hAnsi="Cambria Math" w:eastAsia="Cambria Math" w:cs="Cambria Math"/>
+                <m:sty m:val="p"/>
+              </m:rPr>
+              <m:t>c</m:t>
+            </m:r>
+          </m:sup>
+        </m:sSubSup>
         <m:r>
           <m:rPr>
             <w:rFonts w:ascii="Cambria Math" w:hAnsi="Cambria Math" w:eastAsia="Cambria Math" w:cs="Cambria Math"/>
@@ -5278,7 +7343,80 @@
           <w:color w:val="000000"/>
           <w:sz w:val="24"/>
         </w:rPr>
-        <w:t xml:space="preserve">。服务完成后释放双方锁定，无人机恢复施药决策，车辆重新进入可调度状态。车辆库存耗尽本身不触发回合终止；其后车辆不再具有有效补给动作，但无人机仍可利用剩余药液继续作业。</w:t>
+        <w:t xml:space="preserve">，其中</w:t>
+      </w:r>
+      <w:r>
+        <w:rPr>
+          <w:rFonts w:ascii="Times New Roman" w:hAnsi="Times New Roman" w:eastAsia="宋体"/>
+          <w:b w:val="0"/>
+          <w:color w:val="000000"/>
+          <w:sz w:val="24"/>
+        </w:rPr>
+        <w:t xml:space="preserve"> </w:t>
+      </w:r>
+      <m:oMath>
+        <m:sSup>
+          <m:e>
+            <m:r>
+              <m:t>T</m:t>
+            </m:r>
+          </m:e>
+          <m:sup>
+            <m:r>
+              <m:rPr>
+                <w:rFonts w:ascii="Cambria Math" w:hAnsi="Cambria Math" w:eastAsia="Cambria Math" w:cs="Cambria Math"/>
+                <m:sty m:val="p"/>
+              </m:rPr>
+              <m:t>s</m:t>
+            </m:r>
+            <m:r>
+              <m:rPr>
+                <w:rFonts w:ascii="Cambria Math" w:hAnsi="Cambria Math" w:eastAsia="Cambria Math" w:cs="Cambria Math"/>
+                <m:sty m:val="p"/>
+              </m:rPr>
+              <m:t>e</m:t>
+            </m:r>
+            <m:r>
+              <m:rPr>
+                <w:rFonts w:ascii="Cambria Math" w:hAnsi="Cambria Math" w:eastAsia="Cambria Math" w:cs="Cambria Math"/>
+                <m:sty m:val="p"/>
+              </m:rPr>
+              <m:t>t</m:t>
+            </m:r>
+            <m:r>
+              <m:rPr>
+                <w:rFonts w:ascii="Cambria Math" w:hAnsi="Cambria Math" w:eastAsia="Cambria Math" w:cs="Cambria Math"/>
+                <m:sty m:val="p"/>
+              </m:rPr>
+              <m:t>u</m:t>
+            </m:r>
+            <m:r>
+              <m:rPr>
+                <w:rFonts w:ascii="Cambria Math" w:hAnsi="Cambria Math" w:eastAsia="Cambria Math" w:cs="Cambria Math"/>
+                <m:sty m:val="p"/>
+              </m:rPr>
+              <m:t>p</m:t>
+            </m:r>
+          </m:sup>
+        </m:sSup>
+      </m:oMath>
+      <w:r>
+        <w:rPr>
+          <w:rFonts w:ascii="Times New Roman" w:hAnsi="Times New Roman" w:eastAsia="宋体"/>
+          <w:b w:val="0"/>
+          <w:color w:val="000000"/>
+          <w:sz w:val="24"/>
+        </w:rPr>
+        <w:t xml:space="preserve"> </w:t>
+      </w:r>
+      <w:r>
+        <w:rPr>
+          <w:rFonts w:hint="eastAsia" w:ascii="Times New Roman" w:hAnsi="Times New Roman" w:eastAsia="宋体"/>
+          <w:b w:val="0"/>
+          <w:color w:val="000000"/>
+          <w:sz w:val="24"/>
+        </w:rPr>
+        <w:t xml:space="preserve">为服务准备时间。服务完成后释放双方锁定，无人机恢复施药决策，车辆重新进入可调度状态。车辆库存耗尽本身不触发回合终止；其后车辆不再具有有效补给动作，但无人机仍可利用剩余药液继续作业。</w:t>
       </w:r>
     </w:p>
     <w:p>
@@ -5294,7 +7432,7 @@
           <w:color w:val="000000"/>
           <w:sz w:val="24"/>
         </w:rPr>
-        <w:t xml:space="preserve">图4-2将上述过程组织为“时间预测—请求开放—预约与路由—联合到达—服务锁定—药液转移—恢复施药”的离散事件流程。开放、预约、在途、等待、服务、完成、取消和失败均应具有明确的进入条件、状态更新和事件记录字段。该流程既作为强化学习环境的状态转移依据，也作为动态需求调度—滚动</w:t>
+        <w:t xml:space="preserve">图4-2将上述过程组织为“时间预测—请求开放—库存与可行性检查—车机并行行进—联合到达—服务锁定—逐步转移—恢复施药”的离散事件流程。开放、预约、在途、条件等待、服务、完成、取消和失败均应具有明确的进入条件、状态更新和事件记录字段。该流程既作为强化学习环境的状态转移依据，也作为动态需求调度—滚动</w:t>
       </w:r>
       <w:r>
         <w:rPr>
@@ -5325,7 +7463,7 @@
       <w:r>
         <w:drawing>
           <wp:inline xmlns:a="http://schemas.openxmlformats.org/drawingml/2006/main" xmlns:pic="http://schemas.openxmlformats.org/drawingml/2006/picture">
-            <wp:extent cx="5580000" cy="3571925"/>
+            <wp:extent cx="5580000" cy="4402569"/>
             <wp:docPr id="2" name="Picture 2"/>
             <wp:cNvGraphicFramePr>
               <a:graphicFrameLocks noChangeAspect="1"/>
@@ -5346,7 +7484,7 @@
                   <pic:spPr>
                     <a:xfrm>
                       <a:off x="0" y="0"/>
-                      <a:ext cx="5580000" cy="3571925"/>
+                      <a:ext cx="5580000" cy="4402569"/>
                     </a:xfrm>
                     <a:prstGeom prst="rect"/>
                   </pic:spPr>
@@ -5567,7 +7705,189 @@
           <w:color w:val="000000"/>
           <w:sz w:val="24"/>
         </w:rPr>
-        <w:t xml:space="preserve">L，则服务事件前后的资源更新满足</w:t>
+        <w:t xml:space="preserve">L；设</w:t>
+      </w:r>
+      <w:r>
+        <w:rPr>
+          <w:rFonts w:ascii="Times New Roman" w:hAnsi="Times New Roman" w:eastAsia="宋体"/>
+          <w:b w:val="0"/>
+          <w:color w:val="000000"/>
+          <w:sz w:val="24"/>
+        </w:rPr>
+        <w:t xml:space="preserve"> </w:t>
+      </w:r>
+      <m:oMath>
+        <m:sSubSup>
+          <m:e>
+            <m:r>
+              <m:t>I</m:t>
+            </m:r>
+          </m:e>
+          <m:sub>
+            <m:r>
+              <m:t>i</m:t>
+            </m:r>
+            <m:r>
+              <m:rPr>
+                <w:rFonts w:ascii="Cambria Math" w:hAnsi="Cambria Math" w:eastAsia="Cambria Math" w:cs="Cambria Math"/>
+                <m:sty m:val="p"/>
+              </m:rPr>
+              <m:t>,</m:t>
+            </m:r>
+            <m:r>
+              <m:t>v</m:t>
+            </m:r>
+            <m:r>
+              <m:rPr>
+                <w:rFonts w:ascii="Cambria Math" w:hAnsi="Cambria Math" w:eastAsia="Cambria Math" w:cs="Cambria Math"/>
+                <m:sty m:val="p"/>
+              </m:rPr>
+              <m:t>,</m:t>
+            </m:r>
+            <m:r>
+              <m:t>t</m:t>
+            </m:r>
+          </m:sub>
+          <m:sup>
+            <m:r>
+              <m:rPr>
+                <w:rFonts w:ascii="Cambria Math" w:hAnsi="Cambria Math" w:eastAsia="Cambria Math" w:cs="Cambria Math"/>
+                <m:sty m:val="p"/>
+              </m:rPr>
+              <m:t>s</m:t>
+            </m:r>
+            <m:r>
+              <m:rPr>
+                <w:rFonts w:ascii="Cambria Math" w:hAnsi="Cambria Math" w:eastAsia="Cambria Math" w:cs="Cambria Math"/>
+                <m:sty m:val="p"/>
+              </m:rPr>
+              <m:t>v</m:t>
+            </m:r>
+            <m:r>
+              <m:rPr>
+                <w:rFonts w:ascii="Cambria Math" w:hAnsi="Cambria Math" w:eastAsia="Cambria Math" w:cs="Cambria Math"/>
+                <m:sty m:val="p"/>
+              </m:rPr>
+              <m:t>c</m:t>
+            </m:r>
+          </m:sup>
+        </m:sSubSup>
+        <m:r>
+          <m:rPr>
+            <w:rFonts w:ascii="Cambria Math" w:hAnsi="Cambria Math" w:eastAsia="Cambria Math" w:cs="Cambria Math"/>
+            <m:sty m:val="p"/>
+          </m:rPr>
+          <m:t>∈</m:t>
+        </m:r>
+        <m:r>
+          <m:rPr>
+            <w:rFonts w:ascii="Cambria Math" w:hAnsi="Cambria Math" w:eastAsia="Cambria Math" w:cs="Cambria Math"/>
+            <m:sty m:val="p"/>
+          </m:rPr>
+          <m:t>{</m:t>
+        </m:r>
+        <m:r>
+          <m:t>0</m:t>
+        </m:r>
+        <m:r>
+          <m:rPr>
+            <w:rFonts w:ascii="Cambria Math" w:hAnsi="Cambria Math" w:eastAsia="Cambria Math" w:cs="Cambria Math"/>
+            <m:sty m:val="p"/>
+          </m:rPr>
+          <m:t>,</m:t>
+        </m:r>
+        <m:r>
+          <m:t>1</m:t>
+        </m:r>
+        <m:r>
+          <m:rPr>
+            <w:rFonts w:ascii="Cambria Math" w:hAnsi="Cambria Math" w:eastAsia="Cambria Math" w:cs="Cambria Math"/>
+            <m:sty m:val="p"/>
+          </m:rPr>
+          <m:t>}</m:t>
+        </m:r>
+      </m:oMath>
+      <w:r>
+        <w:rPr>
+          <w:rFonts w:ascii="Times New Roman" w:hAnsi="Times New Roman" w:eastAsia="宋体"/>
+          <w:b w:val="0"/>
+          <w:color w:val="000000"/>
+          <w:sz w:val="24"/>
+        </w:rPr>
+        <w:t xml:space="preserve"> </w:t>
+      </w:r>
+      <w:r>
+        <w:rPr>
+          <w:rFonts w:hint="eastAsia" w:ascii="Times New Roman" w:hAnsi="Times New Roman" w:eastAsia="宋体"/>
+          <w:b w:val="0"/>
+          <w:color w:val="000000"/>
+          <w:sz w:val="24"/>
+        </w:rPr>
+        <w:t xml:space="preserve">表示无人机</w:t>
+      </w:r>
+      <w:r>
+        <w:rPr>
+          <w:rFonts w:ascii="Times New Roman" w:hAnsi="Times New Roman" w:eastAsia="宋体"/>
+          <w:b w:val="0"/>
+          <w:color w:val="000000"/>
+          <w:sz w:val="24"/>
+        </w:rPr>
+        <w:t xml:space="preserve"> </w:t>
+      </w:r>
+      <m:oMath>
+        <m:r>
+          <m:t>i</m:t>
+        </m:r>
+      </m:oMath>
+      <w:r>
+        <w:rPr>
+          <w:rFonts w:ascii="Times New Roman" w:hAnsi="Times New Roman" w:eastAsia="宋体"/>
+          <w:b w:val="0"/>
+          <w:color w:val="000000"/>
+          <w:sz w:val="24"/>
+        </w:rPr>
+        <w:t xml:space="preserve"> </w:t>
+      </w:r>
+      <w:r>
+        <w:rPr>
+          <w:rFonts w:hint="eastAsia" w:ascii="Times New Roman" w:hAnsi="Times New Roman" w:eastAsia="宋体"/>
+          <w:b w:val="0"/>
+          <w:color w:val="000000"/>
+          <w:sz w:val="24"/>
+        </w:rPr>
+        <w:t xml:space="preserve">与车辆</w:t>
+      </w:r>
+      <w:r>
+        <w:rPr>
+          <w:rFonts w:ascii="Times New Roman" w:hAnsi="Times New Roman" w:eastAsia="宋体"/>
+          <w:b w:val="0"/>
+          <w:color w:val="000000"/>
+          <w:sz w:val="24"/>
+        </w:rPr>
+        <w:t xml:space="preserve"> </w:t>
+      </w:r>
+      <m:oMath>
+        <m:r>
+          <m:t>v</m:t>
+        </m:r>
+      </m:oMath>
+      <w:r>
+        <w:rPr>
+          <w:rFonts w:ascii="Times New Roman" w:hAnsi="Times New Roman" w:eastAsia="宋体"/>
+          <w:b w:val="0"/>
+          <w:color w:val="000000"/>
+          <w:sz w:val="24"/>
+        </w:rPr>
+        <w:t xml:space="preserve"> </w:t>
+      </w:r>
+      <w:r>
+        <w:rPr>
+          <w:rFonts w:hint="eastAsia" w:ascii="Times New Roman" w:hAnsi="Times New Roman" w:eastAsia="宋体"/>
+          <w:b w:val="0"/>
+          <w:color w:val="000000"/>
+          <w:sz w:val="24"/>
+        </w:rPr>
+        <w:t xml:space="preserve">在该步处于服务锁定关系。单步药液更新及基本可行性约束为</w:t>
       </w:r>
     </w:p>
     <w:tbl>
@@ -5609,15 +7929,441 @@
             </w:pPr>
             <m:oMathPara>
               <m:oMath>
-                <m:sSub>
+                <m:eqArr>
+                  <m:e>
+                    <m:sSub>
+                      <m:e>
+                        <m:r>
+                          <m:t>q</m:t>
+                        </m:r>
+                      </m:e>
+                      <m:sub>
+                        <m:r>
+                          <m:t>i</m:t>
+                        </m:r>
+                        <m:r>
+                          <m:rPr>
+                            <w:rFonts w:ascii="Cambria Math" w:hAnsi="Cambria Math" w:eastAsia="Cambria Math" w:cs="Cambria Math"/>
+                            <m:sty m:val="p"/>
+                          </m:rPr>
+                          <m:t>,</m:t>
+                        </m:r>
+                        <m:r>
+                          <m:t>t</m:t>
+                        </m:r>
+                        <m:r>
+                          <m:rPr>
+                            <w:rFonts w:ascii="Cambria Math" w:hAnsi="Cambria Math" w:eastAsia="Cambria Math" w:cs="Cambria Math"/>
+                            <m:sty m:val="p"/>
+                          </m:rPr>
+                          <m:t>+</m:t>
+                        </m:r>
+                        <m:r>
+                          <m:t>1</m:t>
+                        </m:r>
+                      </m:sub>
+                    </m:sSub>
+                    <m:r>
+                      <m:t>&amp;</m:t>
+                    </m:r>
+                    <m:r>
+                      <m:rPr>
+                        <w:rFonts w:ascii="Cambria Math" w:hAnsi="Cambria Math" w:eastAsia="Cambria Math" w:cs="Cambria Math"/>
+                        <m:sty m:val="p"/>
+                      </m:rPr>
+                      <m:t>=</m:t>
+                    </m:r>
+                    <m:sSub>
+                      <m:e>
+                        <m:r>
+                          <m:t>q</m:t>
+                        </m:r>
+                      </m:e>
+                      <m:sub>
+                        <m:r>
+                          <m:t>i</m:t>
+                        </m:r>
+                        <m:r>
+                          <m:rPr>
+                            <w:rFonts w:ascii="Cambria Math" w:hAnsi="Cambria Math" w:eastAsia="Cambria Math" w:cs="Cambria Math"/>
+                            <m:sty m:val="p"/>
+                          </m:rPr>
+                          <m:t>,</m:t>
+                        </m:r>
+                        <m:r>
+                          <m:t>t</m:t>
+                        </m:r>
+                      </m:sub>
+                    </m:sSub>
+                    <m:r>
+                      <m:rPr>
+                        <w:rFonts w:ascii="Cambria Math" w:hAnsi="Cambria Math" w:eastAsia="Cambria Math" w:cs="Cambria Math"/>
+                        <m:sty m:val="p"/>
+                      </m:rPr>
+                      <m:t>−</m:t>
+                    </m:r>
+                    <m:sSub>
+                      <m:e>
+                        <m:r>
+                          <m:t>s</m:t>
+                        </m:r>
+                      </m:e>
+                      <m:sub>
+                        <m:r>
+                          <m:t>i</m:t>
+                        </m:r>
+                        <m:r>
+                          <m:rPr>
+                            <w:rFonts w:ascii="Cambria Math" w:hAnsi="Cambria Math" w:eastAsia="Cambria Math" w:cs="Cambria Math"/>
+                            <m:sty m:val="p"/>
+                          </m:rPr>
+                          <m:t>,</m:t>
+                        </m:r>
+                        <m:r>
+                          <m:t>t</m:t>
+                        </m:r>
+                      </m:sub>
+                    </m:sSub>
+                    <m:r>
+                      <m:rPr>
+                        <w:rFonts w:ascii="Cambria Math" w:hAnsi="Cambria Math" w:eastAsia="Cambria Math" w:cs="Cambria Math"/>
+                        <m:sty m:val="p"/>
+                      </m:rPr>
+                      <m:t>+</m:t>
+                    </m:r>
+                    <m:nary>
+                      <m:naryPr>
+                        <m:chr m:val="∑"/>
+                        <m:limLoc m:val="undOvr"/>
+                        <m:subHide m:val="off"/>
+                        <m:supHide m:val="on"/>
+                      </m:naryPr>
+                      <m:sub>
+                        <m:r>
+                          <m:t>v</m:t>
+                        </m:r>
+                        <m:r>
+                          <m:rPr>
+                            <w:rFonts w:ascii="Cambria Math" w:hAnsi="Cambria Math" w:eastAsia="Cambria Math" w:cs="Cambria Math"/>
+                            <m:sty m:val="p"/>
+                          </m:rPr>
+                          <m:t>∈</m:t>
+                        </m:r>
+                        <m:r>
+                          <m:rPr>
+                            <w:rFonts w:ascii="Cambria Math" w:hAnsi="Cambria Math" w:eastAsia="Cambria Math" w:cs="Cambria Math"/>
+                            <m:scr m:val="script"/>
+                            <m:sty m:val="p"/>
+                          </m:rPr>
+                          <m:t>V</m:t>
+                        </m:r>
+                      </m:sub>
+                      <m:sup>
+                        <m:r>
+                          <m:t>​</m:t>
+                        </m:r>
+                      </m:sup>
+                      <m:e>
+                        <m:r>
+                          <m:t>δ</m:t>
+                        </m:r>
+                      </m:e>
+                    </m:nary>
+                    <m:sSub>
+                      <m:e>
+                        <m:r>
+                          <m:t>q</m:t>
+                        </m:r>
+                      </m:e>
+                      <m:sub>
+                        <m:r>
+                          <m:t>i</m:t>
+                        </m:r>
+                        <m:r>
+                          <m:rPr>
+                            <w:rFonts w:ascii="Cambria Math" w:hAnsi="Cambria Math" w:eastAsia="Cambria Math" w:cs="Cambria Math"/>
+                            <m:sty m:val="p"/>
+                          </m:rPr>
+                          <m:t>,</m:t>
+                        </m:r>
+                        <m:r>
+                          <m:t>v</m:t>
+                        </m:r>
+                        <m:r>
+                          <m:rPr>
+                            <w:rFonts w:ascii="Cambria Math" w:hAnsi="Cambria Math" w:eastAsia="Cambria Math" w:cs="Cambria Math"/>
+                            <m:sty m:val="p"/>
+                          </m:rPr>
+                          <m:t>,</m:t>
+                        </m:r>
+                        <m:r>
+                          <m:t>t</m:t>
+                        </m:r>
+                      </m:sub>
+                    </m:sSub>
+                    <m:r>
+                      <m:rPr>
+                        <w:rFonts w:ascii="Cambria Math" w:hAnsi="Cambria Math" w:eastAsia="Cambria Math" w:cs="Cambria Math"/>
+                        <m:sty m:val="p"/>
+                      </m:rPr>
+                      <m:t>,</m:t>
+                    </m:r>
+                  </m:e>
+                  <m:e>
+                    <m:sSub>
+                      <m:e>
+                        <m:r>
+                          <m:t>Q</m:t>
+                        </m:r>
+                      </m:e>
+                      <m:sub>
+                        <m:r>
+                          <m:t>v</m:t>
+                        </m:r>
+                        <m:r>
+                          <m:rPr>
+                            <w:rFonts w:ascii="Cambria Math" w:hAnsi="Cambria Math" w:eastAsia="Cambria Math" w:cs="Cambria Math"/>
+                            <m:sty m:val="p"/>
+                          </m:rPr>
+                          <m:t>,</m:t>
+                        </m:r>
+                        <m:r>
+                          <m:t>t</m:t>
+                        </m:r>
+                        <m:r>
+                          <m:rPr>
+                            <w:rFonts w:ascii="Cambria Math" w:hAnsi="Cambria Math" w:eastAsia="Cambria Math" w:cs="Cambria Math"/>
+                            <m:sty m:val="p"/>
+                          </m:rPr>
+                          <m:t>+</m:t>
+                        </m:r>
+                        <m:r>
+                          <m:t>1</m:t>
+                        </m:r>
+                      </m:sub>
+                    </m:sSub>
+                    <m:r>
+                      <m:t>&amp;</m:t>
+                    </m:r>
+                    <m:r>
+                      <m:rPr>
+                        <w:rFonts w:ascii="Cambria Math" w:hAnsi="Cambria Math" w:eastAsia="Cambria Math" w:cs="Cambria Math"/>
+                        <m:sty m:val="p"/>
+                      </m:rPr>
+                      <m:t>=</m:t>
+                    </m:r>
+                    <m:sSub>
+                      <m:e>
+                        <m:r>
+                          <m:t>Q</m:t>
+                        </m:r>
+                      </m:e>
+                      <m:sub>
+                        <m:r>
+                          <m:t>v</m:t>
+                        </m:r>
+                        <m:r>
+                          <m:rPr>
+                            <w:rFonts w:ascii="Cambria Math" w:hAnsi="Cambria Math" w:eastAsia="Cambria Math" w:cs="Cambria Math"/>
+                            <m:sty m:val="p"/>
+                          </m:rPr>
+                          <m:t>,</m:t>
+                        </m:r>
+                        <m:r>
+                          <m:t>t</m:t>
+                        </m:r>
+                      </m:sub>
+                    </m:sSub>
+                    <m:r>
+                      <m:rPr>
+                        <w:rFonts w:ascii="Cambria Math" w:hAnsi="Cambria Math" w:eastAsia="Cambria Math" w:cs="Cambria Math"/>
+                        <m:sty m:val="p"/>
+                      </m:rPr>
+                      <m:t>−</m:t>
+                    </m:r>
+                    <m:nary>
+                      <m:naryPr>
+                        <m:chr m:val="∑"/>
+                        <m:limLoc m:val="undOvr"/>
+                        <m:subHide m:val="off"/>
+                        <m:supHide m:val="on"/>
+                      </m:naryPr>
+                      <m:sub>
+                        <m:r>
+                          <m:t>i</m:t>
+                        </m:r>
+                        <m:r>
+                          <m:rPr>
+                            <w:rFonts w:ascii="Cambria Math" w:hAnsi="Cambria Math" w:eastAsia="Cambria Math" w:cs="Cambria Math"/>
+                            <m:sty m:val="p"/>
+                          </m:rPr>
+                          <m:t>∈</m:t>
+                        </m:r>
+                        <m:r>
+                          <m:rPr>
+                            <w:rFonts w:ascii="Cambria Math" w:hAnsi="Cambria Math" w:eastAsia="Cambria Math" w:cs="Cambria Math"/>
+                            <m:scr m:val="script"/>
+                            <m:sty m:val="p"/>
+                          </m:rPr>
+                          <m:t>U</m:t>
+                        </m:r>
+                      </m:sub>
+                      <m:sup>
+                        <m:r>
+                          <m:t>​</m:t>
+                        </m:r>
+                      </m:sup>
+                      <m:e>
+                        <m:r>
+                          <m:t>δ</m:t>
+                        </m:r>
+                      </m:e>
+                    </m:nary>
+                    <m:sSub>
+                      <m:e>
+                        <m:r>
+                          <m:t>q</m:t>
+                        </m:r>
+                      </m:e>
+                      <m:sub>
+                        <m:r>
+                          <m:t>i</m:t>
+                        </m:r>
+                        <m:r>
+                          <m:rPr>
+                            <w:rFonts w:ascii="Cambria Math" w:hAnsi="Cambria Math" w:eastAsia="Cambria Math" w:cs="Cambria Math"/>
+                            <m:sty m:val="p"/>
+                          </m:rPr>
+                          <m:t>,</m:t>
+                        </m:r>
+                        <m:r>
+                          <m:t>v</m:t>
+                        </m:r>
+                        <m:r>
+                          <m:rPr>
+                            <w:rFonts w:ascii="Cambria Math" w:hAnsi="Cambria Math" w:eastAsia="Cambria Math" w:cs="Cambria Math"/>
+                            <m:sty m:val="p"/>
+                          </m:rPr>
+                          <m:t>,</m:t>
+                        </m:r>
+                        <m:r>
+                          <m:t>t</m:t>
+                        </m:r>
+                      </m:sub>
+                    </m:sSub>
+                    <m:r>
+                      <m:rPr>
+                        <w:rFonts w:ascii="Cambria Math" w:hAnsi="Cambria Math" w:eastAsia="Cambria Math" w:cs="Cambria Math"/>
+                        <m:sty m:val="p"/>
+                      </m:rPr>
+                      <m:t>,</m:t>
+                    </m:r>
+                  </m:e>
                   <m:e>
                     <m:r>
-                      <m:t>q</m:t>
+                      <m:t>0</m:t>
                     </m:r>
-                  </m:e>
-                  <m:sub>
                     <m:r>
-                      <m:t>i</m:t>
+                      <m:rPr>
+                        <w:rFonts w:ascii="Cambria Math" w:hAnsi="Cambria Math" w:eastAsia="Cambria Math" w:cs="Cambria Math"/>
+                        <m:sty m:val="p"/>
+                      </m:rPr>
+                      <m:t>≤</m:t>
+                    </m:r>
+                    <m:sSub>
+                      <m:e>
+                        <m:r>
+                          <m:t>q</m:t>
+                        </m:r>
+                      </m:e>
+                      <m:sub>
+                        <m:r>
+                          <m:t>i</m:t>
+                        </m:r>
+                        <m:r>
+                          <m:rPr>
+                            <w:rFonts w:ascii="Cambria Math" w:hAnsi="Cambria Math" w:eastAsia="Cambria Math" w:cs="Cambria Math"/>
+                            <m:sty m:val="p"/>
+                          </m:rPr>
+                          <m:t>,</m:t>
+                        </m:r>
+                        <m:r>
+                          <m:t>t</m:t>
+                        </m:r>
+                      </m:sub>
+                    </m:sSub>
+                    <m:r>
+                      <m:t>&amp;</m:t>
+                    </m:r>
+                    <m:r>
+                      <m:rPr>
+                        <w:rFonts w:ascii="Cambria Math" w:hAnsi="Cambria Math" w:eastAsia="Cambria Math" w:cs="Cambria Math"/>
+                        <m:sty m:val="p"/>
+                      </m:rPr>
+                      <m:t>≤</m:t>
+                    </m:r>
+                    <m:sSubSup>
+                      <m:e>
+                        <m:r>
+                          <m:t>q</m:t>
+                        </m:r>
+                      </m:e>
+                      <m:sub>
+                        <m:r>
+                          <m:t>i</m:t>
+                        </m:r>
+                      </m:sub>
+                      <m:sup>
+                        <m:r>
+                          <m:rPr>
+                            <w:rFonts w:ascii="Cambria Math" w:hAnsi="Cambria Math" w:eastAsia="Cambria Math" w:cs="Cambria Math"/>
+                            <m:sty m:val="p"/>
+                          </m:rPr>
+                          <m:t>max</m:t>
+                        </m:r>
+                      </m:sup>
+                    </m:sSubSup>
+                    <m:r>
+                      <m:rPr>
+                        <w:rFonts w:ascii="Cambria Math" w:hAnsi="Cambria Math" w:eastAsia="Cambria Math" w:cs="Cambria Math"/>
+                        <m:sty m:val="p"/>
+                      </m:rPr>
+                      <m:t>,</m:t>
+                    </m:r>
+                    <m:r>
+                      <m:t>  </m:t>
+                    </m:r>
+                    <m:sSub>
+                      <m:e>
+                        <m:r>
+                          <m:t>Q</m:t>
+                        </m:r>
+                      </m:e>
+                      <m:sub>
+                        <m:r>
+                          <m:t>v</m:t>
+                        </m:r>
+                        <m:r>
+                          <m:rPr>
+                            <w:rFonts w:ascii="Cambria Math" w:hAnsi="Cambria Math" w:eastAsia="Cambria Math" w:cs="Cambria Math"/>
+                            <m:sty m:val="p"/>
+                          </m:rPr>
+                          <m:t>,</m:t>
+                        </m:r>
+                        <m:r>
+                          <m:t>t</m:t>
+                        </m:r>
+                      </m:sub>
+                    </m:sSub>
+                    <m:r>
+                      <m:rPr>
+                        <w:rFonts w:ascii="Cambria Math" w:hAnsi="Cambria Math" w:eastAsia="Cambria Math" w:cs="Cambria Math"/>
+                        <m:sty m:val="p"/>
+                      </m:rPr>
+                      <m:t>≥</m:t>
+                    </m:r>
+                    <m:r>
+                      <m:t>0</m:t>
                     </m:r>
                     <m:r>
                       <m:rPr>
@@ -5627,36 +8373,180 @@
                       <m:t>,</m:t>
                     </m:r>
                     <m:r>
-                      <m:t>t</m:t>
+                      <m:t>  </m:t>
+                    </m:r>
+                    <m:r>
+                      <m:t>0</m:t>
                     </m:r>
                     <m:r>
                       <m:rPr>
                         <w:rFonts w:ascii="Cambria Math" w:hAnsi="Cambria Math" w:eastAsia="Cambria Math" w:cs="Cambria Math"/>
                         <m:sty m:val="p"/>
                       </m:rPr>
-                      <m:t>+</m:t>
+                      <m:t>≤</m:t>
+                    </m:r>
+                    <m:sSub>
+                      <m:e>
+                        <m:r>
+                          <m:t>s</m:t>
+                        </m:r>
+                      </m:e>
+                      <m:sub>
+                        <m:r>
+                          <m:t>i</m:t>
+                        </m:r>
+                        <m:r>
+                          <m:rPr>
+                            <w:rFonts w:ascii="Cambria Math" w:hAnsi="Cambria Math" w:eastAsia="Cambria Math" w:cs="Cambria Math"/>
+                            <m:sty m:val="p"/>
+                          </m:rPr>
+                          <m:t>,</m:t>
+                        </m:r>
+                        <m:r>
+                          <m:t>t</m:t>
+                        </m:r>
+                      </m:sub>
+                    </m:sSub>
+                    <m:r>
+                      <m:rPr>
+                        <w:rFonts w:ascii="Cambria Math" w:hAnsi="Cambria Math" w:eastAsia="Cambria Math" w:cs="Cambria Math"/>
+                        <m:sty m:val="p"/>
+                      </m:rPr>
+                      <m:t>≤</m:t>
+                    </m:r>
+                    <m:sSub>
+                      <m:e>
+                        <m:r>
+                          <m:t>q</m:t>
+                        </m:r>
+                      </m:e>
+                      <m:sub>
+                        <m:r>
+                          <m:t>i</m:t>
+                        </m:r>
+                        <m:r>
+                          <m:rPr>
+                            <w:rFonts w:ascii="Cambria Math" w:hAnsi="Cambria Math" w:eastAsia="Cambria Math" w:cs="Cambria Math"/>
+                            <m:sty m:val="p"/>
+                          </m:rPr>
+                          <m:t>,</m:t>
+                        </m:r>
+                        <m:r>
+                          <m:t>t</m:t>
+                        </m:r>
+                      </m:sub>
+                    </m:sSub>
+                    <m:r>
+                      <m:rPr>
+                        <w:rFonts w:ascii="Cambria Math" w:hAnsi="Cambria Math" w:eastAsia="Cambria Math" w:cs="Cambria Math"/>
+                        <m:sty m:val="p"/>
+                      </m:rPr>
+                      <m:t>,</m:t>
+                    </m:r>
+                  </m:e>
+                  <m:e>
+                    <m:nary>
+                      <m:naryPr>
+                        <m:chr m:val="∑"/>
+                        <m:limLoc m:val="undOvr"/>
+                        <m:subHide m:val="off"/>
+                        <m:supHide m:val="on"/>
+                      </m:naryPr>
+                      <m:sub>
+                        <m:r>
+                          <m:t>v</m:t>
+                        </m:r>
+                        <m:r>
+                          <m:rPr>
+                            <w:rFonts w:ascii="Cambria Math" w:hAnsi="Cambria Math" w:eastAsia="Cambria Math" w:cs="Cambria Math"/>
+                            <m:sty m:val="p"/>
+                          </m:rPr>
+                          <m:t>∈</m:t>
+                        </m:r>
+                        <m:r>
+                          <m:rPr>
+                            <w:rFonts w:ascii="Cambria Math" w:hAnsi="Cambria Math" w:eastAsia="Cambria Math" w:cs="Cambria Math"/>
+                            <m:scr m:val="script"/>
+                            <m:sty m:val="p"/>
+                          </m:rPr>
+                          <m:t>V</m:t>
+                        </m:r>
+                      </m:sub>
+                      <m:sup>
+                        <m:r>
+                          <m:t>​</m:t>
+                        </m:r>
+                      </m:sup>
+                      <m:e>
+                        <m:sSubSup>
+                          <m:e>
+                            <m:r>
+                              <m:t>I</m:t>
+                            </m:r>
+                          </m:e>
+                          <m:sub>
+                            <m:r>
+                              <m:t>i</m:t>
+                            </m:r>
+                            <m:r>
+                              <m:rPr>
+                                <w:rFonts w:ascii="Cambria Math" w:hAnsi="Cambria Math" w:eastAsia="Cambria Math" w:cs="Cambria Math"/>
+                                <m:sty m:val="p"/>
+                              </m:rPr>
+                              <m:t>,</m:t>
+                            </m:r>
+                            <m:r>
+                              <m:t>v</m:t>
+                            </m:r>
+                            <m:r>
+                              <m:rPr>
+                                <w:rFonts w:ascii="Cambria Math" w:hAnsi="Cambria Math" w:eastAsia="Cambria Math" w:cs="Cambria Math"/>
+                                <m:sty m:val="p"/>
+                              </m:rPr>
+                              <m:t>,</m:t>
+                            </m:r>
+                            <m:r>
+                              <m:t>t</m:t>
+                            </m:r>
+                          </m:sub>
+                          <m:sup>
+                            <m:r>
+                              <m:rPr>
+                                <w:rFonts w:ascii="Cambria Math" w:hAnsi="Cambria Math" w:eastAsia="Cambria Math" w:cs="Cambria Math"/>
+                                <m:sty m:val="p"/>
+                              </m:rPr>
+                              <m:t>s</m:t>
+                            </m:r>
+                            <m:r>
+                              <m:rPr>
+                                <w:rFonts w:ascii="Cambria Math" w:hAnsi="Cambria Math" w:eastAsia="Cambria Math" w:cs="Cambria Math"/>
+                                <m:sty m:val="p"/>
+                              </m:rPr>
+                              <m:t>v</m:t>
+                            </m:r>
+                            <m:r>
+                              <m:rPr>
+                                <w:rFonts w:ascii="Cambria Math" w:hAnsi="Cambria Math" w:eastAsia="Cambria Math" w:cs="Cambria Math"/>
+                                <m:sty m:val="p"/>
+                              </m:rPr>
+                              <m:t>c</m:t>
+                            </m:r>
+                          </m:sup>
+                        </m:sSubSup>
+                      </m:e>
+                    </m:nary>
+                    <m:r>
+                      <m:t>&amp;</m:t>
+                    </m:r>
+                    <m:r>
+                      <m:rPr>
+                        <w:rFonts w:ascii="Cambria Math" w:hAnsi="Cambria Math" w:eastAsia="Cambria Math" w:cs="Cambria Math"/>
+                        <m:sty m:val="p"/>
+                      </m:rPr>
+                      <m:t>≤</m:t>
                     </m:r>
                     <m:r>
                       <m:t>1</m:t>
-                    </m:r>
-                  </m:sub>
-                </m:sSub>
-                <m:r>
-                  <m:rPr>
-                    <w:rFonts w:ascii="Cambria Math" w:hAnsi="Cambria Math" w:eastAsia="Cambria Math" w:cs="Cambria Math"/>
-                    <m:sty m:val="p"/>
-                  </m:rPr>
-                  <m:t>=</m:t>
-                </m:r>
-                <m:sSub>
-                  <m:e>
-                    <m:r>
-                      <m:t>q</m:t>
-                    </m:r>
-                  </m:e>
-                  <m:sub>
-                    <m:r>
-                      <m:t>i</m:t>
                     </m:r>
                     <m:r>
                       <m:rPr>
@@ -5666,26 +8556,107 @@
                       <m:t>,</m:t>
                     </m:r>
                     <m:r>
-                      <m:t>t</m:t>
+                      <m:t>  </m:t>
                     </m:r>
-                  </m:sub>
-                </m:sSub>
-                <m:r>
-                  <m:rPr>
-                    <w:rFonts w:ascii="Cambria Math" w:hAnsi="Cambria Math" w:eastAsia="Cambria Math" w:cs="Cambria Math"/>
-                    <m:sty m:val="p"/>
-                  </m:rPr>
-                  <m:t>−</m:t>
-                </m:r>
-                <m:sSub>
-                  <m:e>
+                    <m:nary>
+                      <m:naryPr>
+                        <m:chr m:val="∑"/>
+                        <m:limLoc m:val="undOvr"/>
+                        <m:subHide m:val="off"/>
+                        <m:supHide m:val="on"/>
+                      </m:naryPr>
+                      <m:sub>
+                        <m:r>
+                          <m:t>i</m:t>
+                        </m:r>
+                        <m:r>
+                          <m:rPr>
+                            <w:rFonts w:ascii="Cambria Math" w:hAnsi="Cambria Math" w:eastAsia="Cambria Math" w:cs="Cambria Math"/>
+                            <m:sty m:val="p"/>
+                          </m:rPr>
+                          <m:t>∈</m:t>
+                        </m:r>
+                        <m:r>
+                          <m:rPr>
+                            <w:rFonts w:ascii="Cambria Math" w:hAnsi="Cambria Math" w:eastAsia="Cambria Math" w:cs="Cambria Math"/>
+                            <m:scr m:val="script"/>
+                            <m:sty m:val="p"/>
+                          </m:rPr>
+                          <m:t>U</m:t>
+                        </m:r>
+                      </m:sub>
+                      <m:sup>
+                        <m:r>
+                          <m:t>​</m:t>
+                        </m:r>
+                      </m:sup>
+                      <m:e>
+                        <m:sSubSup>
+                          <m:e>
+                            <m:r>
+                              <m:t>I</m:t>
+                            </m:r>
+                          </m:e>
+                          <m:sub>
+                            <m:r>
+                              <m:t>i</m:t>
+                            </m:r>
+                            <m:r>
+                              <m:rPr>
+                                <w:rFonts w:ascii="Cambria Math" w:hAnsi="Cambria Math" w:eastAsia="Cambria Math" w:cs="Cambria Math"/>
+                                <m:sty m:val="p"/>
+                              </m:rPr>
+                              <m:t>,</m:t>
+                            </m:r>
+                            <m:r>
+                              <m:t>v</m:t>
+                            </m:r>
+                            <m:r>
+                              <m:rPr>
+                                <w:rFonts w:ascii="Cambria Math" w:hAnsi="Cambria Math" w:eastAsia="Cambria Math" w:cs="Cambria Math"/>
+                                <m:sty m:val="p"/>
+                              </m:rPr>
+                              <m:t>,</m:t>
+                            </m:r>
+                            <m:r>
+                              <m:t>t</m:t>
+                            </m:r>
+                          </m:sub>
+                          <m:sup>
+                            <m:r>
+                              <m:rPr>
+                                <w:rFonts w:ascii="Cambria Math" w:hAnsi="Cambria Math" w:eastAsia="Cambria Math" w:cs="Cambria Math"/>
+                                <m:sty m:val="p"/>
+                              </m:rPr>
+                              <m:t>s</m:t>
+                            </m:r>
+                            <m:r>
+                              <m:rPr>
+                                <w:rFonts w:ascii="Cambria Math" w:hAnsi="Cambria Math" w:eastAsia="Cambria Math" w:cs="Cambria Math"/>
+                                <m:sty m:val="p"/>
+                              </m:rPr>
+                              <m:t>v</m:t>
+                            </m:r>
+                            <m:r>
+                              <m:rPr>
+                                <w:rFonts w:ascii="Cambria Math" w:hAnsi="Cambria Math" w:eastAsia="Cambria Math" w:cs="Cambria Math"/>
+                                <m:sty m:val="p"/>
+                              </m:rPr>
+                              <m:t>c</m:t>
+                            </m:r>
+                          </m:sup>
+                        </m:sSubSup>
+                      </m:e>
+                    </m:nary>
                     <m:r>
-                      <m:t>s</m:t>
+                      <m:rPr>
+                        <w:rFonts w:ascii="Cambria Math" w:hAnsi="Cambria Math" w:eastAsia="Cambria Math" w:cs="Cambria Math"/>
+                        <m:sty m:val="p"/>
+                      </m:rPr>
+                      <m:t>≤</m:t>
                     </m:r>
-                  </m:e>
-                  <m:sub>
                     <m:r>
-                      <m:t>i</m:t>
+                      <m:t>1</m:t>
                     </m:r>
                     <m:r>
                       <m:rPr>
@@ -5694,244 +8665,182 @@
                       </m:rPr>
                       <m:t>,</m:t>
                     </m:r>
+                  </m:e>
+                  <m:e>
                     <m:r>
-                      <m:t>t</m:t>
-                    </m:r>
-                  </m:sub>
-                </m:sSub>
-                <m:r>
-                  <m:rPr>
-                    <w:rFonts w:ascii="Cambria Math" w:hAnsi="Cambria Math" w:eastAsia="Cambria Math" w:cs="Cambria Math"/>
-                    <m:sty m:val="p"/>
-                  </m:rPr>
-                  <m:t>+</m:t>
-                </m:r>
-                <m:nary>
-                  <m:naryPr>
-                    <m:chr m:val="∑"/>
-                    <m:limLoc m:val="undOvr"/>
-                    <m:subHide m:val="off"/>
-                    <m:supHide m:val="on"/>
-                  </m:naryPr>
-                  <m:sub>
-                    <m:r>
-                      <m:t>v</m:t>
+                      <m:t>0</m:t>
                     </m:r>
                     <m:r>
                       <m:rPr>
                         <w:rFonts w:ascii="Cambria Math" w:hAnsi="Cambria Math" w:eastAsia="Cambria Math" w:cs="Cambria Math"/>
                         <m:sty m:val="p"/>
                       </m:rPr>
-                      <m:t>∈</m:t>
+                      <m:t>≤</m:t>
                     </m:r>
                     <m:r>
-                      <m:rPr>
-                        <w:rFonts w:ascii="Cambria Math" w:hAnsi="Cambria Math" w:eastAsia="Cambria Math" w:cs="Cambria Math"/>
-                        <m:scr m:val="script"/>
-                        <m:sty m:val="p"/>
-                      </m:rPr>
-                      <m:t>V</m:t>
+                      <m:t>δ</m:t>
                     </m:r>
-                  </m:sub>
-                  <m:sup>
+                    <m:sSub>
+                      <m:e>
+                        <m:r>
+                          <m:t>q</m:t>
+                        </m:r>
+                      </m:e>
+                      <m:sub>
+                        <m:r>
+                          <m:t>i</m:t>
+                        </m:r>
+                        <m:r>
+                          <m:rPr>
+                            <w:rFonts w:ascii="Cambria Math" w:hAnsi="Cambria Math" w:eastAsia="Cambria Math" w:cs="Cambria Math"/>
+                            <m:sty m:val="p"/>
+                          </m:rPr>
+                          <m:t>,</m:t>
+                        </m:r>
+                        <m:r>
+                          <m:t>v</m:t>
+                        </m:r>
+                        <m:r>
+                          <m:rPr>
+                            <w:rFonts w:ascii="Cambria Math" w:hAnsi="Cambria Math" w:eastAsia="Cambria Math" w:cs="Cambria Math"/>
+                            <m:sty m:val="p"/>
+                          </m:rPr>
+                          <m:t>,</m:t>
+                        </m:r>
+                        <m:r>
+                          <m:t>t</m:t>
+                        </m:r>
+                      </m:sub>
+                    </m:sSub>
                     <m:r>
-                      <m:t>​</m:t>
-                    </m:r>
-                  </m:sup>
-                  <m:e>
-                    <m:r>
-                      <m:rPr>
-                        <w:rFonts w:ascii="Cambria Math" w:hAnsi="Cambria Math" w:eastAsia="Cambria Math" w:cs="Cambria Math"/>
-                        <m:sty m:val="p"/>
-                      </m:rPr>
-                      <m:t>Δ</m:t>
-                    </m:r>
-                  </m:e>
-                </m:nary>
-                <m:sSub>
-                  <m:e>
-                    <m:r>
-                      <m:t>q</m:t>
-                    </m:r>
-                  </m:e>
-                  <m:sub>
-                    <m:r>
-                      <m:t>i</m:t>
+                      <m:t>&amp;</m:t>
                     </m:r>
                     <m:r>
                       <m:rPr>
                         <w:rFonts w:ascii="Cambria Math" w:hAnsi="Cambria Math" w:eastAsia="Cambria Math" w:cs="Cambria Math"/>
                         <m:sty m:val="p"/>
                       </m:rPr>
-                      <m:t>,</m:t>
+                      <m:t>≤</m:t>
                     </m:r>
-                    <m:r>
-                      <m:t>v</m:t>
-                    </m:r>
+                    <m:sSubSup>
+                      <m:e>
+                        <m:r>
+                          <m:t>q</m:t>
+                        </m:r>
+                      </m:e>
+                      <m:sub>
+                        <m:r>
+                          <m:t>i</m:t>
+                        </m:r>
+                        <m:r>
+                          <m:rPr>
+                            <w:rFonts w:ascii="Cambria Math" w:hAnsi="Cambria Math" w:eastAsia="Cambria Math" w:cs="Cambria Math"/>
+                            <m:sty m:val="p"/>
+                          </m:rPr>
+                          <m:t>,</m:t>
+                        </m:r>
+                        <m:r>
+                          <m:t>v</m:t>
+                        </m:r>
+                        <m:r>
+                          <m:rPr>
+                            <w:rFonts w:ascii="Cambria Math" w:hAnsi="Cambria Math" w:eastAsia="Cambria Math" w:cs="Cambria Math"/>
+                            <m:sty m:val="p"/>
+                          </m:rPr>
+                          <m:t>,</m:t>
+                        </m:r>
+                        <m:sSup>
+                          <m:e>
+                            <m:r>
+                              <m:t>t</m:t>
+                            </m:r>
+                          </m:e>
+                          <m:sup>
+                            <m:r>
+                              <m:rPr>
+                                <w:rFonts w:ascii="Cambria Math" w:hAnsi="Cambria Math" w:eastAsia="Cambria Math" w:cs="Cambria Math"/>
+                                <m:sty m:val="p"/>
+                              </m:rPr>
+                              <m:t>s</m:t>
+                            </m:r>
+                            <m:r>
+                              <m:rPr>
+                                <w:rFonts w:ascii="Cambria Math" w:hAnsi="Cambria Math" w:eastAsia="Cambria Math" w:cs="Cambria Math"/>
+                                <m:sty m:val="p"/>
+                              </m:rPr>
+                              <m:t>t</m:t>
+                            </m:r>
+                            <m:r>
+                              <m:rPr>
+                                <w:rFonts w:ascii="Cambria Math" w:hAnsi="Cambria Math" w:eastAsia="Cambria Math" w:cs="Cambria Math"/>
+                                <m:sty m:val="p"/>
+                              </m:rPr>
+                              <m:t>a</m:t>
+                            </m:r>
+                            <m:r>
+                              <m:rPr>
+                                <w:rFonts w:ascii="Cambria Math" w:hAnsi="Cambria Math" w:eastAsia="Cambria Math" w:cs="Cambria Math"/>
+                                <m:sty m:val="p"/>
+                              </m:rPr>
+                              <m:t>r</m:t>
+                            </m:r>
+                            <m:r>
+                              <m:rPr>
+                                <w:rFonts w:ascii="Cambria Math" w:hAnsi="Cambria Math" w:eastAsia="Cambria Math" w:cs="Cambria Math"/>
+                                <m:sty m:val="p"/>
+                              </m:rPr>
+                              <m:t>t</m:t>
+                            </m:r>
+                          </m:sup>
+                        </m:sSup>
+                      </m:sub>
+                      <m:sup>
+                        <m:r>
+                          <m:rPr>
+                            <w:rFonts w:ascii="Cambria Math" w:hAnsi="Cambria Math" w:eastAsia="Cambria Math" w:cs="Cambria Math"/>
+                            <m:sty m:val="p"/>
+                          </m:rPr>
+                          <m:t>a</m:t>
+                        </m:r>
+                        <m:r>
+                          <m:rPr>
+                            <w:rFonts w:ascii="Cambria Math" w:hAnsi="Cambria Math" w:eastAsia="Cambria Math" w:cs="Cambria Math"/>
+                            <m:sty m:val="p"/>
+                          </m:rPr>
+                          <m:t>l</m:t>
+                        </m:r>
+                        <m:r>
+                          <m:rPr>
+                            <w:rFonts w:ascii="Cambria Math" w:hAnsi="Cambria Math" w:eastAsia="Cambria Math" w:cs="Cambria Math"/>
+                            <m:sty m:val="p"/>
+                          </m:rPr>
+                          <m:t>l</m:t>
+                        </m:r>
+                        <m:r>
+                          <m:rPr>
+                            <w:rFonts w:ascii="Cambria Math" w:hAnsi="Cambria Math" w:eastAsia="Cambria Math" w:cs="Cambria Math"/>
+                            <m:sty m:val="p"/>
+                          </m:rPr>
+                          <m:t>o</m:t>
+                        </m:r>
+                        <m:r>
+                          <m:rPr>
+                            <w:rFonts w:ascii="Cambria Math" w:hAnsi="Cambria Math" w:eastAsia="Cambria Math" w:cs="Cambria Math"/>
+                            <m:sty m:val="p"/>
+                          </m:rPr>
+                          <m:t>c</m:t>
+                        </m:r>
+                      </m:sup>
+                    </m:sSubSup>
                     <m:r>
                       <m:rPr>
                         <w:rFonts w:ascii="Cambria Math" w:hAnsi="Cambria Math" w:eastAsia="Cambria Math" w:cs="Cambria Math"/>
                         <m:sty m:val="p"/>
                       </m:rPr>
-                      <m:t>,</m:t>
-                    </m:r>
-                    <m:r>
-                      <m:t>t</m:t>
-                    </m:r>
-                  </m:sub>
-                </m:sSub>
-                <m:r>
-                  <m:rPr>
-                    <w:rFonts w:ascii="Cambria Math" w:hAnsi="Cambria Math" w:eastAsia="Cambria Math" w:cs="Cambria Math"/>
-                    <m:sty m:val="p"/>
-                  </m:rPr>
-                  <m:t>,</m:t>
-                </m:r>
-                <m:r>
-                  <m:t>  </m:t>
-                </m:r>
-                <m:sSub>
-                  <m:e>
-                    <m:r>
-                      <m:t>Q</m:t>
+                      <m:t>.</m:t>
                     </m:r>
                   </m:e>
-                  <m:sub>
-                    <m:r>
-                      <m:t>v</m:t>
-                    </m:r>
-                    <m:r>
-                      <m:rPr>
-                        <w:rFonts w:ascii="Cambria Math" w:hAnsi="Cambria Math" w:eastAsia="Cambria Math" w:cs="Cambria Math"/>
-                        <m:sty m:val="p"/>
-                      </m:rPr>
-                      <m:t>,</m:t>
-                    </m:r>
-                    <m:r>
-                      <m:t>t</m:t>
-                    </m:r>
-                    <m:r>
-                      <m:rPr>
-                        <w:rFonts w:ascii="Cambria Math" w:hAnsi="Cambria Math" w:eastAsia="Cambria Math" w:cs="Cambria Math"/>
-                        <m:sty m:val="p"/>
-                      </m:rPr>
-                      <m:t>+</m:t>
-                    </m:r>
-                    <m:r>
-                      <m:t>1</m:t>
-                    </m:r>
-                  </m:sub>
-                </m:sSub>
-                <m:r>
-                  <m:rPr>
-                    <w:rFonts w:ascii="Cambria Math" w:hAnsi="Cambria Math" w:eastAsia="Cambria Math" w:cs="Cambria Math"/>
-                    <m:sty m:val="p"/>
-                  </m:rPr>
-                  <m:t>=</m:t>
-                </m:r>
-                <m:sSub>
-                  <m:e>
-                    <m:r>
-                      <m:t>Q</m:t>
-                    </m:r>
-                  </m:e>
-                  <m:sub>
-                    <m:r>
-                      <m:t>v</m:t>
-                    </m:r>
-                    <m:r>
-                      <m:rPr>
-                        <w:rFonts w:ascii="Cambria Math" w:hAnsi="Cambria Math" w:eastAsia="Cambria Math" w:cs="Cambria Math"/>
-                        <m:sty m:val="p"/>
-                      </m:rPr>
-                      <m:t>,</m:t>
-                    </m:r>
-                    <m:r>
-                      <m:t>t</m:t>
-                    </m:r>
-                  </m:sub>
-                </m:sSub>
-                <m:r>
-                  <m:rPr>
-                    <w:rFonts w:ascii="Cambria Math" w:hAnsi="Cambria Math" w:eastAsia="Cambria Math" w:cs="Cambria Math"/>
-                    <m:sty m:val="p"/>
-                  </m:rPr>
-                  <m:t>−</m:t>
-                </m:r>
-                <m:nary>
-                  <m:naryPr>
-                    <m:chr m:val="∑"/>
-                    <m:limLoc m:val="undOvr"/>
-                    <m:subHide m:val="off"/>
-                    <m:supHide m:val="on"/>
-                  </m:naryPr>
-                  <m:sub>
-                    <m:r>
-                      <m:t>i</m:t>
-                    </m:r>
-                    <m:r>
-                      <m:rPr>
-                        <w:rFonts w:ascii="Cambria Math" w:hAnsi="Cambria Math" w:eastAsia="Cambria Math" w:cs="Cambria Math"/>
-                        <m:sty m:val="p"/>
-                      </m:rPr>
-                      <m:t>∈</m:t>
-                    </m:r>
-                    <m:r>
-                      <m:rPr>
-                        <w:rFonts w:ascii="Cambria Math" w:hAnsi="Cambria Math" w:eastAsia="Cambria Math" w:cs="Cambria Math"/>
-                        <m:scr m:val="script"/>
-                        <m:sty m:val="p"/>
-                      </m:rPr>
-                      <m:t>U</m:t>
-                    </m:r>
-                  </m:sub>
-                  <m:sup>
-                    <m:r>
-                      <m:t>​</m:t>
-                    </m:r>
-                  </m:sup>
-                  <m:e>
-                    <m:r>
-                      <m:rPr>
-                        <w:rFonts w:ascii="Cambria Math" w:hAnsi="Cambria Math" w:eastAsia="Cambria Math" w:cs="Cambria Math"/>
-                        <m:sty m:val="p"/>
-                      </m:rPr>
-                      <m:t>Δ</m:t>
-                    </m:r>
-                  </m:e>
-                </m:nary>
-                <m:sSub>
-                  <m:e>
-                    <m:r>
-                      <m:t>q</m:t>
-                    </m:r>
-                  </m:e>
-                  <m:sub>
-                    <m:r>
-                      <m:t>i</m:t>
-                    </m:r>
-                    <m:r>
-                      <m:rPr>
-                        <w:rFonts w:ascii="Cambria Math" w:hAnsi="Cambria Math" w:eastAsia="Cambria Math" w:cs="Cambria Math"/>
-                        <m:sty m:val="p"/>
-                      </m:rPr>
-                      <m:t>,</m:t>
-                    </m:r>
-                    <m:r>
-                      <m:t>v</m:t>
-                    </m:r>
-                    <m:r>
-                      <m:rPr>
-                        <w:rFonts w:ascii="Cambria Math" w:hAnsi="Cambria Math" w:eastAsia="Cambria Math" w:cs="Cambria Math"/>
-                        <m:sty m:val="p"/>
-                      </m:rPr>
-                      <m:t>,</m:t>
-                    </m:r>
-                    <m:r>
-                      <m:t>t</m:t>
-                    </m:r>
-                  </m:sub>
-                </m:sSub>
+                </m:eqArr>
               </m:oMath>
             </m:oMathPara>
           </w:p>
@@ -5960,7 +8869,7 @@
                 <w:color w:val="000000"/>
                 <w:sz w:val="24"/>
               </w:rPr>
-              <w:t>（4-6）</w:t>
+              <w:t>（4.6）</w:t>
             </w:r>
           </w:p>
         </w:tc>
@@ -6402,7 +9311,7 @@
                 <w:color w:val="000000"/>
                 <w:sz w:val="24"/>
               </w:rPr>
-              <w:t>（4-7）</w:t>
+              <w:t>（4.7）</w:t>
             </w:r>
           </w:p>
         </w:tc>
@@ -6421,7 +9330,71 @@
           <w:color w:val="000000"/>
           <w:sz w:val="24"/>
         </w:rPr>
-        <w:t xml:space="preserve">式（4-6）和式（4-7）分别给出单步库存更新与全局药液守恒关系。任何补给量都必须在无人机端增加并在车辆端等量扣减；部分补给、库存耗尽和同时请求等情形均应通过同一守恒审计。该约束能够识别重复入账、负库存和环境状态更新遗漏，是后续算法训练前必须通过的确定性验证条件。</w:t>
+        <w:t xml:space="preserve">式（4.6）和式（4.7）分别给出单步库存更新、服务唯一性与全局药液守恒关系。任何逐步转移量</w:t>
+      </w:r>
+      <w:r>
+        <w:rPr>
+          <w:rFonts w:ascii="Times New Roman" w:hAnsi="Times New Roman" w:eastAsia="宋体"/>
+          <w:b w:val="0"/>
+          <w:color w:val="000000"/>
+          <w:sz w:val="24"/>
+        </w:rPr>
+        <w:t xml:space="preserve"> </w:t>
+      </w:r>
+      <m:oMath>
+        <m:r>
+          <m:t>δ</m:t>
+        </m:r>
+        <m:sSub>
+          <m:e>
+            <m:r>
+              <m:t>q</m:t>
+            </m:r>
+          </m:e>
+          <m:sub>
+            <m:r>
+              <m:t>i</m:t>
+            </m:r>
+            <m:r>
+              <m:rPr>
+                <w:rFonts w:ascii="Cambria Math" w:hAnsi="Cambria Math" w:eastAsia="Cambria Math" w:cs="Cambria Math"/>
+                <m:sty m:val="p"/>
+              </m:rPr>
+              <m:t>,</m:t>
+            </m:r>
+            <m:r>
+              <m:t>v</m:t>
+            </m:r>
+            <m:r>
+              <m:rPr>
+                <w:rFonts w:ascii="Cambria Math" w:hAnsi="Cambria Math" w:eastAsia="Cambria Math" w:cs="Cambria Math"/>
+                <m:sty m:val="p"/>
+              </m:rPr>
+              <m:t>,</m:t>
+            </m:r>
+            <m:r>
+              <m:t>t</m:t>
+            </m:r>
+          </m:sub>
+        </m:sSub>
+      </m:oMath>
+      <w:r>
+        <w:rPr>
+          <w:rFonts w:ascii="Times New Roman" w:hAnsi="Times New Roman" w:eastAsia="宋体"/>
+          <w:b w:val="0"/>
+          <w:color w:val="000000"/>
+          <w:sz w:val="24"/>
+        </w:rPr>
+        <w:t xml:space="preserve"> </w:t>
+      </w:r>
+      <w:r>
+        <w:rPr>
+          <w:rFonts w:hint="eastAsia" w:ascii="Times New Roman" w:hAnsi="Times New Roman" w:eastAsia="宋体"/>
+          <w:b w:val="0"/>
+          <w:color w:val="000000"/>
+          <w:sz w:val="24"/>
+        </w:rPr>
+        <w:t xml:space="preserve">都必须在无人机端增加并在车辆端等量扣减；部分补给、库存耗尽和同时请求等情形均应通过同一守恒审计。该约束能够识别整次服务量重复入账、负库存和环境状态更新遗漏，是后续算法训练前必须通过的确定性验证条件。</w:t>
       </w:r>
     </w:p>
     <w:p>
@@ -6787,7 +9760,677 @@
           <w:color w:val="000000"/>
           <w:sz w:val="24"/>
         </w:rPr>
-        <w:t xml:space="preserve">分别表示累计补给等待时间、药液失能时间、无人机接驳绕行距离和车辆道路行驶距离，则有限时域内的高层目标可概括为</w:t>
+        <w:t xml:space="preserve">分别表示累计补给等待时间、药液失能时间、无人机接驳绕行距离和车辆道路行驶距离。为避免时间与距离量直接相加，分别以正参考尺度</w:t>
+      </w:r>
+      <w:r>
+        <w:rPr>
+          <w:rFonts w:ascii="Times New Roman" w:hAnsi="Times New Roman" w:eastAsia="宋体"/>
+          <w:b w:val="0"/>
+          <w:color w:val="000000"/>
+          <w:sz w:val="24"/>
+        </w:rPr>
+        <w:t xml:space="preserve"> </w:t>
+      </w:r>
+      <m:oMath>
+        <m:sSup>
+          <m:e>
+            <m:r>
+              <m:t>T</m:t>
+            </m:r>
+          </m:e>
+          <m:sup>
+            <m:r>
+              <m:rPr>
+                <w:rFonts w:ascii="Cambria Math" w:hAnsi="Cambria Math" w:eastAsia="Cambria Math" w:cs="Cambria Math"/>
+                <m:sty m:val="p"/>
+              </m:rPr>
+              <m:t>r</m:t>
+            </m:r>
+            <m:r>
+              <m:rPr>
+                <w:rFonts w:ascii="Cambria Math" w:hAnsi="Cambria Math" w:eastAsia="Cambria Math" w:cs="Cambria Math"/>
+                <m:sty m:val="p"/>
+              </m:rPr>
+              <m:t>e</m:t>
+            </m:r>
+            <m:r>
+              <m:rPr>
+                <w:rFonts w:ascii="Cambria Math" w:hAnsi="Cambria Math" w:eastAsia="Cambria Math" w:cs="Cambria Math"/>
+                <m:sty m:val="p"/>
+              </m:rPr>
+              <m:t>f</m:t>
+            </m:r>
+          </m:sup>
+        </m:sSup>
+      </m:oMath>
+      <w:r>
+        <w:rPr>
+          <w:rFonts w:ascii="Times New Roman" w:hAnsi="Times New Roman" w:eastAsia="宋体"/>
+          <w:b w:val="0"/>
+          <w:color w:val="000000"/>
+          <w:sz w:val="24"/>
+        </w:rPr>
+        <w:t xml:space="preserve">、</w:t>
+      </w:r>
+      <m:oMath>
+        <m:sSup>
+          <m:e>
+            <m:r>
+              <m:t>D</m:t>
+            </m:r>
+          </m:e>
+          <m:sup>
+            <m:r>
+              <m:t>u</m:t>
+            </m:r>
+            <m:r>
+              <m:rPr>
+                <w:rFonts w:ascii="Cambria Math" w:hAnsi="Cambria Math" w:eastAsia="Cambria Math" w:cs="Cambria Math"/>
+                <m:sty m:val="p"/>
+              </m:rPr>
+              <m:t>,</m:t>
+            </m:r>
+            <m:r>
+              <m:rPr>
+                <w:rFonts w:ascii="Cambria Math" w:hAnsi="Cambria Math" w:eastAsia="Cambria Math" w:cs="Cambria Math"/>
+                <m:sty m:val="p"/>
+              </m:rPr>
+              <m:t>r</m:t>
+            </m:r>
+            <m:r>
+              <m:rPr>
+                <w:rFonts w:ascii="Cambria Math" w:hAnsi="Cambria Math" w:eastAsia="Cambria Math" w:cs="Cambria Math"/>
+                <m:sty m:val="p"/>
+              </m:rPr>
+              <m:t>e</m:t>
+            </m:r>
+            <m:r>
+              <m:rPr>
+                <w:rFonts w:ascii="Cambria Math" w:hAnsi="Cambria Math" w:eastAsia="Cambria Math" w:cs="Cambria Math"/>
+                <m:sty m:val="p"/>
+              </m:rPr>
+              <m:t>f</m:t>
+            </m:r>
+          </m:sup>
+        </m:sSup>
+      </m:oMath>
+      <w:r>
+        <w:rPr>
+          <w:rFonts w:ascii="Times New Roman" w:hAnsi="Times New Roman" w:eastAsia="宋体"/>
+          <w:b w:val="0"/>
+          <w:color w:val="000000"/>
+          <w:sz w:val="24"/>
+        </w:rPr>
+        <w:t xml:space="preserve"> </w:t>
+      </w:r>
+      <w:r>
+        <w:rPr>
+          <w:rFonts w:hint="eastAsia" w:ascii="Times New Roman" w:hAnsi="Times New Roman" w:eastAsia="宋体"/>
+          <w:b w:val="0"/>
+          <w:color w:val="000000"/>
+          <w:sz w:val="24"/>
+        </w:rPr>
+        <w:t xml:space="preserve">和</w:t>
+      </w:r>
+      <w:r>
+        <w:rPr>
+          <w:rFonts w:ascii="Times New Roman" w:hAnsi="Times New Roman" w:eastAsia="宋体"/>
+          <w:b w:val="0"/>
+          <w:color w:val="000000"/>
+          <w:sz w:val="24"/>
+        </w:rPr>
+        <w:t xml:space="preserve"> </w:t>
+      </w:r>
+      <m:oMath>
+        <m:sSup>
+          <m:e>
+            <m:r>
+              <m:t>D</m:t>
+            </m:r>
+          </m:e>
+          <m:sup>
+            <m:r>
+              <m:t>g</m:t>
+            </m:r>
+            <m:r>
+              <m:rPr>
+                <w:rFonts w:ascii="Cambria Math" w:hAnsi="Cambria Math" w:eastAsia="Cambria Math" w:cs="Cambria Math"/>
+                <m:sty m:val="p"/>
+              </m:rPr>
+              <m:t>,</m:t>
+            </m:r>
+            <m:r>
+              <m:rPr>
+                <w:rFonts w:ascii="Cambria Math" w:hAnsi="Cambria Math" w:eastAsia="Cambria Math" w:cs="Cambria Math"/>
+                <m:sty m:val="p"/>
+              </m:rPr>
+              <m:t>r</m:t>
+            </m:r>
+            <m:r>
+              <m:rPr>
+                <w:rFonts w:ascii="Cambria Math" w:hAnsi="Cambria Math" w:eastAsia="Cambria Math" w:cs="Cambria Math"/>
+                <m:sty m:val="p"/>
+              </m:rPr>
+              <m:t>e</m:t>
+            </m:r>
+            <m:r>
+              <m:rPr>
+                <w:rFonts w:ascii="Cambria Math" w:hAnsi="Cambria Math" w:eastAsia="Cambria Math" w:cs="Cambria Math"/>
+                <m:sty m:val="p"/>
+              </m:rPr>
+              <m:t>f</m:t>
+            </m:r>
+          </m:sup>
+        </m:sSup>
+      </m:oMath>
+      <w:r>
+        <w:rPr>
+          <w:rFonts w:ascii="Times New Roman" w:hAnsi="Times New Roman" w:eastAsia="宋体"/>
+          <w:b w:val="0"/>
+          <w:color w:val="000000"/>
+          <w:sz w:val="24"/>
+        </w:rPr>
+        <w:t xml:space="preserve"> </w:t>
+      </w:r>
+      <w:r>
+        <w:rPr>
+          <w:rFonts w:hint="eastAsia" w:ascii="Times New Roman" w:hAnsi="Times New Roman" w:eastAsia="宋体"/>
+          <w:b w:val="0"/>
+          <w:color w:val="000000"/>
+          <w:sz w:val="24"/>
+        </w:rPr>
+        <w:t xml:space="preserve">进行归一化，并记</w:t>
+      </w:r>
+      <w:r>
+        <w:rPr>
+          <w:rFonts w:ascii="Times New Roman" w:hAnsi="Times New Roman" w:eastAsia="宋体"/>
+          <w:b w:val="0"/>
+          <w:color w:val="000000"/>
+          <w:sz w:val="24"/>
+        </w:rPr>
+        <w:t xml:space="preserve"> </w:t>
+      </w:r>
+      <m:oMath>
+        <m:sSup>
+          <m:e>
+            <m:acc>
+              <m:accPr>
+                <m:chr m:val="̃"/>
+              </m:accPr>
+              <m:e>
+                <m:r>
+                  <m:t>T</m:t>
+                </m:r>
+              </m:e>
+            </m:acc>
+          </m:e>
+          <m:sup>
+            <m:r>
+              <m:rPr>
+                <w:rFonts w:ascii="Cambria Math" w:hAnsi="Cambria Math" w:eastAsia="Cambria Math" w:cs="Cambria Math"/>
+                <m:sty m:val="p"/>
+              </m:rPr>
+              <m:t>w</m:t>
+            </m:r>
+            <m:r>
+              <m:rPr>
+                <w:rFonts w:ascii="Cambria Math" w:hAnsi="Cambria Math" w:eastAsia="Cambria Math" w:cs="Cambria Math"/>
+                <m:sty m:val="p"/>
+              </m:rPr>
+              <m:t>a</m:t>
+            </m:r>
+            <m:r>
+              <m:rPr>
+                <w:rFonts w:ascii="Cambria Math" w:hAnsi="Cambria Math" w:eastAsia="Cambria Math" w:cs="Cambria Math"/>
+                <m:sty m:val="p"/>
+              </m:rPr>
+              <m:t>i</m:t>
+            </m:r>
+            <m:r>
+              <m:rPr>
+                <w:rFonts w:ascii="Cambria Math" w:hAnsi="Cambria Math" w:eastAsia="Cambria Math" w:cs="Cambria Math"/>
+                <m:sty m:val="p"/>
+              </m:rPr>
+              <m:t>t</m:t>
+            </m:r>
+          </m:sup>
+        </m:sSup>
+        <m:r>
+          <m:rPr>
+            <w:rFonts w:ascii="Cambria Math" w:hAnsi="Cambria Math" w:eastAsia="Cambria Math" w:cs="Cambria Math"/>
+            <m:sty m:val="p"/>
+          </m:rPr>
+          <m:t>=</m:t>
+        </m:r>
+        <m:sSup>
+          <m:e>
+            <m:r>
+              <m:t>T</m:t>
+            </m:r>
+          </m:e>
+          <m:sup>
+            <m:r>
+              <m:rPr>
+                <w:rFonts w:ascii="Cambria Math" w:hAnsi="Cambria Math" w:eastAsia="Cambria Math" w:cs="Cambria Math"/>
+                <m:sty m:val="p"/>
+              </m:rPr>
+              <m:t>w</m:t>
+            </m:r>
+            <m:r>
+              <m:rPr>
+                <w:rFonts w:ascii="Cambria Math" w:hAnsi="Cambria Math" w:eastAsia="Cambria Math" w:cs="Cambria Math"/>
+                <m:sty m:val="p"/>
+              </m:rPr>
+              <m:t>a</m:t>
+            </m:r>
+            <m:r>
+              <m:rPr>
+                <w:rFonts w:ascii="Cambria Math" w:hAnsi="Cambria Math" w:eastAsia="Cambria Math" w:cs="Cambria Math"/>
+                <m:sty m:val="p"/>
+              </m:rPr>
+              <m:t>i</m:t>
+            </m:r>
+            <m:r>
+              <m:rPr>
+                <w:rFonts w:ascii="Cambria Math" w:hAnsi="Cambria Math" w:eastAsia="Cambria Math" w:cs="Cambria Math"/>
+                <m:sty m:val="p"/>
+              </m:rPr>
+              <m:t>t</m:t>
+            </m:r>
+          </m:sup>
+        </m:sSup>
+        <m:r>
+          <m:rPr>
+            <w:rFonts w:ascii="Cambria Math" w:hAnsi="Cambria Math" w:eastAsia="Cambria Math" w:cs="Cambria Math"/>
+            <m:sty m:val="p"/>
+          </m:rPr>
+          <m:t>/</m:t>
+        </m:r>
+        <m:sSup>
+          <m:e>
+            <m:r>
+              <m:t>T</m:t>
+            </m:r>
+          </m:e>
+          <m:sup>
+            <m:r>
+              <m:rPr>
+                <w:rFonts w:ascii="Cambria Math" w:hAnsi="Cambria Math" w:eastAsia="Cambria Math" w:cs="Cambria Math"/>
+                <m:sty m:val="p"/>
+              </m:rPr>
+              <m:t>r</m:t>
+            </m:r>
+            <m:r>
+              <m:rPr>
+                <w:rFonts w:ascii="Cambria Math" w:hAnsi="Cambria Math" w:eastAsia="Cambria Math" w:cs="Cambria Math"/>
+                <m:sty m:val="p"/>
+              </m:rPr>
+              <m:t>e</m:t>
+            </m:r>
+            <m:r>
+              <m:rPr>
+                <w:rFonts w:ascii="Cambria Math" w:hAnsi="Cambria Math" w:eastAsia="Cambria Math" w:cs="Cambria Math"/>
+                <m:sty m:val="p"/>
+              </m:rPr>
+              <m:t>f</m:t>
+            </m:r>
+          </m:sup>
+        </m:sSup>
+      </m:oMath>
+      <w:r>
+        <w:rPr>
+          <w:rFonts w:ascii="Times New Roman" w:hAnsi="Times New Roman" w:eastAsia="宋体"/>
+          <w:b w:val="0"/>
+          <w:color w:val="000000"/>
+          <w:sz w:val="24"/>
+        </w:rPr>
+        <w:t xml:space="preserve">、</w:t>
+      </w:r>
+      <m:oMath>
+        <m:sSup>
+          <m:e>
+            <m:acc>
+              <m:accPr>
+                <m:chr m:val="̃"/>
+              </m:accPr>
+              <m:e>
+                <m:r>
+                  <m:t>T</m:t>
+                </m:r>
+              </m:e>
+            </m:acc>
+          </m:e>
+          <m:sup>
+            <m:r>
+              <m:rPr>
+                <w:rFonts w:ascii="Cambria Math" w:hAnsi="Cambria Math" w:eastAsia="Cambria Math" w:cs="Cambria Math"/>
+                <m:sty m:val="p"/>
+              </m:rPr>
+              <m:t>o</m:t>
+            </m:r>
+            <m:r>
+              <m:rPr>
+                <w:rFonts w:ascii="Cambria Math" w:hAnsi="Cambria Math" w:eastAsia="Cambria Math" w:cs="Cambria Math"/>
+                <m:sty m:val="p"/>
+              </m:rPr>
+              <m:t>f</m:t>
+            </m:r>
+            <m:r>
+              <m:rPr>
+                <w:rFonts w:ascii="Cambria Math" w:hAnsi="Cambria Math" w:eastAsia="Cambria Math" w:cs="Cambria Math"/>
+                <m:sty m:val="p"/>
+              </m:rPr>
+              <m:t>f</m:t>
+            </m:r>
+          </m:sup>
+        </m:sSup>
+        <m:r>
+          <m:rPr>
+            <w:rFonts w:ascii="Cambria Math" w:hAnsi="Cambria Math" w:eastAsia="Cambria Math" w:cs="Cambria Math"/>
+            <m:sty m:val="p"/>
+          </m:rPr>
+          <m:t>=</m:t>
+        </m:r>
+        <m:sSup>
+          <m:e>
+            <m:r>
+              <m:t>T</m:t>
+            </m:r>
+          </m:e>
+          <m:sup>
+            <m:r>
+              <m:rPr>
+                <w:rFonts w:ascii="Cambria Math" w:hAnsi="Cambria Math" w:eastAsia="Cambria Math" w:cs="Cambria Math"/>
+                <m:sty m:val="p"/>
+              </m:rPr>
+              <m:t>o</m:t>
+            </m:r>
+            <m:r>
+              <m:rPr>
+                <w:rFonts w:ascii="Cambria Math" w:hAnsi="Cambria Math" w:eastAsia="Cambria Math" w:cs="Cambria Math"/>
+                <m:sty m:val="p"/>
+              </m:rPr>
+              <m:t>f</m:t>
+            </m:r>
+            <m:r>
+              <m:rPr>
+                <w:rFonts w:ascii="Cambria Math" w:hAnsi="Cambria Math" w:eastAsia="Cambria Math" w:cs="Cambria Math"/>
+                <m:sty m:val="p"/>
+              </m:rPr>
+              <m:t>f</m:t>
+            </m:r>
+          </m:sup>
+        </m:sSup>
+        <m:r>
+          <m:rPr>
+            <w:rFonts w:ascii="Cambria Math" w:hAnsi="Cambria Math" w:eastAsia="Cambria Math" w:cs="Cambria Math"/>
+            <m:sty m:val="p"/>
+          </m:rPr>
+          <m:t>/</m:t>
+        </m:r>
+        <m:sSup>
+          <m:e>
+            <m:r>
+              <m:t>T</m:t>
+            </m:r>
+          </m:e>
+          <m:sup>
+            <m:r>
+              <m:rPr>
+                <w:rFonts w:ascii="Cambria Math" w:hAnsi="Cambria Math" w:eastAsia="Cambria Math" w:cs="Cambria Math"/>
+                <m:sty m:val="p"/>
+              </m:rPr>
+              <m:t>r</m:t>
+            </m:r>
+            <m:r>
+              <m:rPr>
+                <w:rFonts w:ascii="Cambria Math" w:hAnsi="Cambria Math" w:eastAsia="Cambria Math" w:cs="Cambria Math"/>
+                <m:sty m:val="p"/>
+              </m:rPr>
+              <m:t>e</m:t>
+            </m:r>
+            <m:r>
+              <m:rPr>
+                <w:rFonts w:ascii="Cambria Math" w:hAnsi="Cambria Math" w:eastAsia="Cambria Math" w:cs="Cambria Math"/>
+                <m:sty m:val="p"/>
+              </m:rPr>
+              <m:t>f</m:t>
+            </m:r>
+          </m:sup>
+        </m:sSup>
+      </m:oMath>
+      <w:r>
+        <w:rPr>
+          <w:rFonts w:ascii="Times New Roman" w:hAnsi="Times New Roman" w:eastAsia="宋体"/>
+          <w:b w:val="0"/>
+          <w:color w:val="000000"/>
+          <w:sz w:val="24"/>
+        </w:rPr>
+        <w:t xml:space="preserve">、</w:t>
+      </w:r>
+      <m:oMath>
+        <m:sSubSup>
+          <m:e>
+            <m:acc>
+              <m:accPr>
+                <m:chr m:val="̃"/>
+              </m:accPr>
+              <m:e>
+                <m:r>
+                  <m:t>D</m:t>
+                </m:r>
+              </m:e>
+            </m:acc>
+          </m:e>
+          <m:sub>
+            <m:r>
+              <m:rPr>
+                <w:rFonts w:ascii="Cambria Math" w:hAnsi="Cambria Math" w:eastAsia="Cambria Math" w:cs="Cambria Math"/>
+                <m:sty m:val="p"/>
+              </m:rPr>
+              <m:t>r</m:t>
+            </m:r>
+            <m:r>
+              <m:rPr>
+                <w:rFonts w:ascii="Cambria Math" w:hAnsi="Cambria Math" w:eastAsia="Cambria Math" w:cs="Cambria Math"/>
+                <m:sty m:val="p"/>
+              </m:rPr>
+              <m:t>v</m:t>
+            </m:r>
+          </m:sub>
+          <m:sup>
+            <m:r>
+              <m:t>u</m:t>
+            </m:r>
+          </m:sup>
+        </m:sSubSup>
+        <m:r>
+          <m:rPr>
+            <w:rFonts w:ascii="Cambria Math" w:hAnsi="Cambria Math" w:eastAsia="Cambria Math" w:cs="Cambria Math"/>
+            <m:sty m:val="p"/>
+          </m:rPr>
+          <m:t>=</m:t>
+        </m:r>
+        <m:sSubSup>
+          <m:e>
+            <m:r>
+              <m:t>D</m:t>
+            </m:r>
+          </m:e>
+          <m:sub>
+            <m:r>
+              <m:rPr>
+                <w:rFonts w:ascii="Cambria Math" w:hAnsi="Cambria Math" w:eastAsia="Cambria Math" w:cs="Cambria Math"/>
+                <m:sty m:val="p"/>
+              </m:rPr>
+              <m:t>r</m:t>
+            </m:r>
+            <m:r>
+              <m:rPr>
+                <w:rFonts w:ascii="Cambria Math" w:hAnsi="Cambria Math" w:eastAsia="Cambria Math" w:cs="Cambria Math"/>
+                <m:sty m:val="p"/>
+              </m:rPr>
+              <m:t>v</m:t>
+            </m:r>
+          </m:sub>
+          <m:sup>
+            <m:r>
+              <m:t>u</m:t>
+            </m:r>
+          </m:sup>
+        </m:sSubSup>
+        <m:r>
+          <m:rPr>
+            <w:rFonts w:ascii="Cambria Math" w:hAnsi="Cambria Math" w:eastAsia="Cambria Math" w:cs="Cambria Math"/>
+            <m:sty m:val="p"/>
+          </m:rPr>
+          <m:t>/</m:t>
+        </m:r>
+        <m:sSup>
+          <m:e>
+            <m:r>
+              <m:t>D</m:t>
+            </m:r>
+          </m:e>
+          <m:sup>
+            <m:r>
+              <m:t>u</m:t>
+            </m:r>
+            <m:r>
+              <m:rPr>
+                <w:rFonts w:ascii="Cambria Math" w:hAnsi="Cambria Math" w:eastAsia="Cambria Math" w:cs="Cambria Math"/>
+                <m:sty m:val="p"/>
+              </m:rPr>
+              <m:t>,</m:t>
+            </m:r>
+            <m:r>
+              <m:rPr>
+                <w:rFonts w:ascii="Cambria Math" w:hAnsi="Cambria Math" w:eastAsia="Cambria Math" w:cs="Cambria Math"/>
+                <m:sty m:val="p"/>
+              </m:rPr>
+              <m:t>r</m:t>
+            </m:r>
+            <m:r>
+              <m:rPr>
+                <w:rFonts w:ascii="Cambria Math" w:hAnsi="Cambria Math" w:eastAsia="Cambria Math" w:cs="Cambria Math"/>
+                <m:sty m:val="p"/>
+              </m:rPr>
+              <m:t>e</m:t>
+            </m:r>
+            <m:r>
+              <m:rPr>
+                <w:rFonts w:ascii="Cambria Math" w:hAnsi="Cambria Math" w:eastAsia="Cambria Math" w:cs="Cambria Math"/>
+                <m:sty m:val="p"/>
+              </m:rPr>
+              <m:t>f</m:t>
+            </m:r>
+          </m:sup>
+        </m:sSup>
+      </m:oMath>
+      <w:r>
+        <w:rPr>
+          <w:rFonts w:ascii="Times New Roman" w:hAnsi="Times New Roman" w:eastAsia="宋体"/>
+          <w:b w:val="0"/>
+          <w:color w:val="000000"/>
+          <w:sz w:val="24"/>
+        </w:rPr>
+        <w:t xml:space="preserve">、</w:t>
+      </w:r>
+      <m:oMath>
+        <m:sSup>
+          <m:e>
+            <m:acc>
+              <m:accPr>
+                <m:chr m:val="̃"/>
+              </m:accPr>
+              <m:e>
+                <m:r>
+                  <m:t>D</m:t>
+                </m:r>
+              </m:e>
+            </m:acc>
+          </m:e>
+          <m:sup>
+            <m:r>
+              <m:t>g</m:t>
+            </m:r>
+          </m:sup>
+        </m:sSup>
+        <m:r>
+          <m:rPr>
+            <w:rFonts w:ascii="Cambria Math" w:hAnsi="Cambria Math" w:eastAsia="Cambria Math" w:cs="Cambria Math"/>
+            <m:sty m:val="p"/>
+          </m:rPr>
+          <m:t>=</m:t>
+        </m:r>
+        <m:sSup>
+          <m:e>
+            <m:r>
+              <m:t>D</m:t>
+            </m:r>
+          </m:e>
+          <m:sup>
+            <m:r>
+              <m:t>g</m:t>
+            </m:r>
+          </m:sup>
+        </m:sSup>
+        <m:r>
+          <m:rPr>
+            <w:rFonts w:ascii="Cambria Math" w:hAnsi="Cambria Math" w:eastAsia="Cambria Math" w:cs="Cambria Math"/>
+            <m:sty m:val="p"/>
+          </m:rPr>
+          <m:t>/</m:t>
+        </m:r>
+        <m:sSup>
+          <m:e>
+            <m:r>
+              <m:t>D</m:t>
+            </m:r>
+          </m:e>
+          <m:sup>
+            <m:r>
+              <m:t>g</m:t>
+            </m:r>
+            <m:r>
+              <m:rPr>
+                <w:rFonts w:ascii="Cambria Math" w:hAnsi="Cambria Math" w:eastAsia="Cambria Math" w:cs="Cambria Math"/>
+                <m:sty m:val="p"/>
+              </m:rPr>
+              <m:t>,</m:t>
+            </m:r>
+            <m:r>
+              <m:rPr>
+                <w:rFonts w:ascii="Cambria Math" w:hAnsi="Cambria Math" w:eastAsia="Cambria Math" w:cs="Cambria Math"/>
+                <m:sty m:val="p"/>
+              </m:rPr>
+              <m:t>r</m:t>
+            </m:r>
+            <m:r>
+              <m:rPr>
+                <w:rFonts w:ascii="Cambria Math" w:hAnsi="Cambria Math" w:eastAsia="Cambria Math" w:cs="Cambria Math"/>
+                <m:sty m:val="p"/>
+              </m:rPr>
+              <m:t>e</m:t>
+            </m:r>
+            <m:r>
+              <m:rPr>
+                <w:rFonts w:ascii="Cambria Math" w:hAnsi="Cambria Math" w:eastAsia="Cambria Math" w:cs="Cambria Math"/>
+                <m:sty m:val="p"/>
+              </m:rPr>
+              <m:t>f</m:t>
+            </m:r>
+          </m:sup>
+        </m:sSup>
+      </m:oMath>
+      <w:r>
+        <w:rPr>
+          <w:rFonts w:hint="eastAsia" w:ascii="Times New Roman" w:hAnsi="Times New Roman" w:eastAsia="宋体"/>
+          <w:b w:val="0"/>
+          <w:color w:val="000000"/>
+          <w:sz w:val="24"/>
+        </w:rPr>
+        <w:t xml:space="preserve">。则有限时域内的高层概念目标可表示为</w:t>
       </w:r>
     </w:p>
     <w:tbl>
@@ -7027,9 +10670,16 @@
                     </m:sSub>
                     <m:sSup>
                       <m:e>
-                        <m:r>
-                          <m:t>T</m:t>
-                        </m:r>
+                        <m:acc>
+                          <m:accPr>
+                            <m:chr m:val="̃"/>
+                          </m:accPr>
+                          <m:e>
+                            <m:r>
+                              <m:t>T</m:t>
+                            </m:r>
+                          </m:e>
+                        </m:acc>
                       </m:e>
                       <m:sup>
                         <m:r>
@@ -7083,9 +10733,16 @@
                     </m:sSub>
                     <m:sSup>
                       <m:e>
-                        <m:r>
-                          <m:t>T</m:t>
-                        </m:r>
+                        <m:acc>
+                          <m:accPr>
+                            <m:chr m:val="̃"/>
+                          </m:accPr>
+                          <m:e>
+                            <m:r>
+                              <m:t>T</m:t>
+                            </m:r>
+                          </m:e>
+                        </m:acc>
                       </m:e>
                       <m:sup>
                         <m:r>
@@ -7132,9 +10789,16 @@
                     </m:sSub>
                     <m:sSubSup>
                       <m:e>
-                        <m:r>
-                          <m:t>D</m:t>
-                        </m:r>
+                        <m:acc>
+                          <m:accPr>
+                            <m:chr m:val="̃"/>
+                          </m:accPr>
+                          <m:e>
+                            <m:r>
+                              <m:t>D</m:t>
+                            </m:r>
+                          </m:e>
+                        </m:acc>
                       </m:e>
                       <m:sub>
                         <m:r>
@@ -7179,9 +10843,16 @@
                     </m:sSub>
                     <m:sSup>
                       <m:e>
-                        <m:r>
-                          <m:t>D</m:t>
-                        </m:r>
+                        <m:acc>
+                          <m:accPr>
+                            <m:chr m:val="̃"/>
+                          </m:accPr>
+                          <m:e>
+                            <m:r>
+                              <m:t>D</m:t>
+                            </m:r>
+                          </m:e>
+                        </m:acc>
                       </m:e>
                       <m:sup>
                         <m:r>
@@ -7223,6 +10894,63 @@
                 <m:r>
                   <m:t>0</m:t>
                 </m:r>
+                <m:r>
+                  <m:rPr>
+                    <w:rFonts w:ascii="Cambria Math" w:hAnsi="Cambria Math" w:eastAsia="Cambria Math" w:cs="Cambria Math"/>
+                    <m:sty m:val="p"/>
+                  </m:rPr>
+                  <m:t>,</m:t>
+                </m:r>
+                <m:r>
+                  <m:t> </m:t>
+                </m:r>
+                <m:r>
+                  <m:t>k</m:t>
+                </m:r>
+                <m:r>
+                  <m:rPr>
+                    <w:rFonts w:ascii="Cambria Math" w:hAnsi="Cambria Math" w:eastAsia="Cambria Math" w:cs="Cambria Math"/>
+                    <m:sty m:val="p"/>
+                  </m:rPr>
+                  <m:t>=</m:t>
+                </m:r>
+                <m:r>
+                  <m:t>1</m:t>
+                </m:r>
+                <m:r>
+                  <m:rPr>
+                    <w:rFonts w:ascii="Cambria Math" w:hAnsi="Cambria Math" w:eastAsia="Cambria Math" w:cs="Cambria Math"/>
+                    <m:sty m:val="p"/>
+                  </m:rPr>
+                  <m:t>,</m:t>
+                </m:r>
+                <m:r>
+                  <m:t>2</m:t>
+                </m:r>
+                <m:r>
+                  <m:rPr>
+                    <w:rFonts w:ascii="Cambria Math" w:hAnsi="Cambria Math" w:eastAsia="Cambria Math" w:cs="Cambria Math"/>
+                    <m:sty m:val="p"/>
+                  </m:rPr>
+                  <m:t>,</m:t>
+                </m:r>
+                <m:r>
+                  <m:rPr>
+                    <w:rFonts w:ascii="Cambria Math" w:hAnsi="Cambria Math" w:eastAsia="Cambria Math" w:cs="Cambria Math"/>
+                    <m:sty m:val="p"/>
+                  </m:rPr>
+                  <m:t>…</m:t>
+                </m:r>
+                <m:r>
+                  <m:rPr>
+                    <w:rFonts w:ascii="Cambria Math" w:hAnsi="Cambria Math" w:eastAsia="Cambria Math" w:cs="Cambria Math"/>
+                    <m:sty m:val="p"/>
+                  </m:rPr>
+                  <m:t>,</m:t>
+                </m:r>
+                <m:r>
+                  <m:t>6</m:t>
+                </m:r>
               </m:oMath>
             </m:oMathPara>
           </w:p>
@@ -7251,7 +10979,7 @@
                 <w:color w:val="000000"/>
                 <w:sz w:val="24"/>
               </w:rPr>
-              <w:t>（4-8）</w:t>
+              <w:t>（4.8）</w:t>
             </w:r>
           </w:p>
         </w:tc>
@@ -7329,7 +11057,7 @@
           <w:color w:val="000000"/>
           <w:sz w:val="24"/>
         </w:rPr>
-        <w:t xml:space="preserve">为各目标项权重。式（4-8）用于说明治理收益、施药连续性和保障代价之间的总体关系，具体状态、动作、团队奖励和</w:t>
+        <w:t xml:space="preserve">为无量纲目标项权重。式（4.8）仅用于说明治理收益、施药连续性和保障代价之间的概念关系，不等同于已经验证的训练奖励，也不预设移动保障或</w:t>
       </w:r>
       <w:r>
         <w:rPr>
@@ -7347,7 +11075,25 @@
           <w:color w:val="000000"/>
           <w:sz w:val="24"/>
         </w:rPr>
-        <w:t xml:space="preserve">优化形式将在后续章节中给出。权重不在本节预先赋值，其设置需结合量纲处理、消融和敏感性分析进行确定。</w:t>
+        <w:t xml:space="preserve">的性能结论。具体状态、动作、团队奖励和</w:t>
+      </w:r>
+      <w:r>
+        <w:rPr>
+          <w:rFonts w:ascii="Times New Roman" w:hAnsi="Times New Roman" w:eastAsia="宋体"/>
+          <w:b w:val="0"/>
+          <w:color w:val="000000"/>
+          <w:sz w:val="24"/>
+        </w:rPr>
+        <w:t xml:space="preserve"> SR-MAPPO </w:t>
+      </w:r>
+      <w:r>
+        <w:rPr>
+          <w:rFonts w:hint="eastAsia" w:ascii="Times New Roman" w:hAnsi="Times New Roman" w:eastAsia="宋体"/>
+          <w:b w:val="0"/>
+          <w:color w:val="000000"/>
+          <w:sz w:val="24"/>
+        </w:rPr>
+        <w:t xml:space="preserve">优化形式将在后续章节中给出；参考尺度与权重需在训练数据或验证场景上冻结，并通过消融和敏感性分析检验。</w:t>
       </w:r>
     </w:p>
     <w:p>

--- a/artifacts/documents/4.1问题描述与空地协同保障机制设计.docx
+++ b/artifacts/documents/4.1问题描述与空地协同保障机制设计.docx
@@ -568,6 +568,10 @@
           </m:e>
           <m:sub>
             <m:r>
+              <m:rPr>
+                <w:rFonts w:ascii="Cambria Math" w:hAnsi="Cambria Math" w:eastAsia="Cambria Math" w:cs="Cambria Math"/>
+                <m:sty m:val="p"/>
+              </m:rPr>
               <m:t>u</m:t>
             </m:r>
           </m:sub>
@@ -649,6 +653,10 @@
           </m:sub>
           <m:sup>
             <m:r>
+              <m:rPr>
+                <w:rFonts w:ascii="Cambria Math" w:hAnsi="Cambria Math" w:eastAsia="Cambria Math" w:cs="Cambria Math"/>
+                <m:sty m:val="p"/>
+              </m:rPr>
               <m:t>u</m:t>
             </m:r>
           </m:sup>
@@ -670,7 +678,7 @@
           <w:color w:val="000000"/>
           <w:sz w:val="24"/>
         </w:rPr>
-        <w:t xml:space="preserve">表示时刻</w:t>
+        <w:t xml:space="preserve">表示其在时刻</w:t>
       </w:r>
       <w:r>
         <w:rPr>
@@ -782,7 +790,21 @@
                 <w:rFonts w:ascii="Cambria Math" w:hAnsi="Cambria Math" w:eastAsia="Cambria Math" w:cs="Cambria Math"/>
                 <m:sty m:val="p"/>
               </m:rPr>
-              <m:t>max</m:t>
+              <m:t>m</m:t>
+            </m:r>
+            <m:r>
+              <m:rPr>
+                <w:rFonts w:ascii="Cambria Math" w:hAnsi="Cambria Math" w:eastAsia="Cambria Math" w:cs="Cambria Math"/>
+                <m:sty m:val="p"/>
+              </m:rPr>
+              <m:t>a</m:t>
+            </m:r>
+            <m:r>
+              <m:rPr>
+                <w:rFonts w:ascii="Cambria Math" w:hAnsi="Cambria Math" w:eastAsia="Cambria Math" w:cs="Cambria Math"/>
+                <m:sty m:val="p"/>
+              </m:rPr>
+              <m:t>x</m:t>
             </m:r>
           </m:sup>
         </m:sSubSup>
@@ -803,7 +825,7 @@
           <w:color w:val="000000"/>
           <w:sz w:val="24"/>
         </w:rPr>
-        <w:t xml:space="preserve">分别表示其剩余药液量和载药容量，单位均为</w:t>
+        <w:t xml:space="preserve">分别表示其剩余药液量和额定载药容量，二者单位均为</w:t>
       </w:r>
       <w:r>
         <w:rPr>
@@ -862,6 +884,10 @@
           </m:e>
           <m:sup>
             <m:r>
+              <m:rPr>
+                <w:rFonts w:ascii="Cambria Math" w:hAnsi="Cambria Math" w:eastAsia="Cambria Math" w:cs="Cambria Math"/>
+                <m:sty m:val="p"/>
+              </m:rPr>
               <m:t>r</m:t>
             </m:r>
           </m:sup>
@@ -893,6 +919,10 @@
           </m:e>
           <m:sup>
             <m:r>
+              <m:rPr>
+                <w:rFonts w:ascii="Cambria Math" w:hAnsi="Cambria Math" w:eastAsia="Cambria Math" w:cs="Cambria Math"/>
+                <m:sty m:val="p"/>
+              </m:rPr>
               <m:t>r</m:t>
             </m:r>
           </m:sup>
@@ -917,6 +947,10 @@
           </m:e>
           <m:sup>
             <m:r>
+              <m:rPr>
+                <w:rFonts w:ascii="Cambria Math" w:hAnsi="Cambria Math" w:eastAsia="Cambria Math" w:cs="Cambria Math"/>
+                <m:sty m:val="p"/>
+              </m:rPr>
               <m:t>r</m:t>
             </m:r>
           </m:sup>
@@ -961,6 +995,10 @@
           </m:e>
           <m:sup>
             <m:r>
+              <m:rPr>
+                <w:rFonts w:ascii="Cambria Math" w:hAnsi="Cambria Math" w:eastAsia="Cambria Math" w:cs="Cambria Math"/>
+                <m:sty m:val="p"/>
+              </m:rPr>
               <m:t>r</m:t>
             </m:r>
           </m:sup>
@@ -998,6 +1036,10 @@
           </m:e>
           <m:sup>
             <m:r>
+              <m:rPr>
+                <w:rFonts w:ascii="Cambria Math" w:hAnsi="Cambria Math" w:eastAsia="Cambria Math" w:cs="Cambria Math"/>
+                <m:sty m:val="p"/>
+              </m:rPr>
               <m:t>r</m:t>
             </m:r>
           </m:sup>
@@ -1095,6 +1137,10 @@
           </m:e>
           <m:sub>
             <m:r>
+              <m:rPr>
+                <w:rFonts w:ascii="Cambria Math" w:hAnsi="Cambria Math" w:eastAsia="Cambria Math" w:cs="Cambria Math"/>
+                <m:sty m:val="p"/>
+              </m:rPr>
               <m:t>v</m:t>
             </m:r>
           </m:sub>
@@ -1217,6 +1263,10 @@
           </m:sub>
           <m:sup>
             <m:r>
+              <m:rPr>
+                <w:rFonts w:ascii="Cambria Math" w:hAnsi="Cambria Math" w:eastAsia="Cambria Math" w:cs="Cambria Math"/>
+                <m:sty m:val="p"/>
+              </m:rPr>
               <m:t>g</m:t>
             </m:r>
           </m:sup>
@@ -3296,6 +3346,10 @@
           </m:e>
           <m:sup>
             <m:r>
+              <m:rPr>
+                <w:rFonts w:ascii="Cambria Math" w:hAnsi="Cambria Math" w:eastAsia="Cambria Math" w:cs="Cambria Math"/>
+                <m:sty m:val="p"/>
+              </m:rPr>
               <m:t>r</m:t>
             </m:r>
           </m:sup>
@@ -3431,6 +3485,10 @@
           </m:e>
           <m:sub>
             <m:r>
+              <m:rPr>
+                <w:rFonts w:ascii="Cambria Math" w:hAnsi="Cambria Math" w:eastAsia="Cambria Math" w:cs="Cambria Math"/>
+                <m:sty m:val="p"/>
+              </m:rPr>
               <m:t>u</m:t>
             </m:r>
           </m:sub>
@@ -3469,6 +3527,10 @@
           </m:sub>
           <m:sup>
             <m:r>
+              <m:rPr>
+                <w:rFonts w:ascii="Cambria Math" w:hAnsi="Cambria Math" w:eastAsia="Cambria Math" w:cs="Cambria Math"/>
+                <m:sty m:val="p"/>
+              </m:rPr>
               <m:t>u</m:t>
             </m:r>
           </m:sup>
@@ -3530,6 +3592,10 @@
               </m:e>
               <m:sup>
                 <m:r>
+                  <m:rPr>
+                    <w:rFonts w:ascii="Cambria Math" w:hAnsi="Cambria Math" w:eastAsia="Cambria Math" w:cs="Cambria Math"/>
+                    <m:sty m:val="p"/>
+                  </m:rPr>
                   <m:t>r</m:t>
                 </m:r>
               </m:sup>
@@ -3609,6 +3675,10 @@
           </m:e>
           <m:sup>
             <m:r>
+              <m:rPr>
+                <w:rFonts w:ascii="Cambria Math" w:hAnsi="Cambria Math" w:eastAsia="Cambria Math" w:cs="Cambria Math"/>
+                <m:sty m:val="p"/>
+              </m:rPr>
               <m:t>r</m:t>
             </m:r>
           </m:sup>
@@ -3664,6 +3734,10 @@
           </m:sub>
           <m:sup>
             <m:r>
+              <m:rPr>
+                <w:rFonts w:ascii="Cambria Math" w:hAnsi="Cambria Math" w:eastAsia="Cambria Math" w:cs="Cambria Math"/>
+                <m:sty m:val="p"/>
+              </m:rPr>
               <m:t>u</m:t>
             </m:r>
           </m:sup>
@@ -3710,6 +3784,10 @@
           </m:sub>
           <m:sup>
             <m:r>
+              <m:rPr>
+                <w:rFonts w:ascii="Cambria Math" w:hAnsi="Cambria Math" w:eastAsia="Cambria Math" w:cs="Cambria Math"/>
+                <m:sty m:val="p"/>
+              </m:rPr>
               <m:t>g</m:t>
             </m:r>
           </m:sup>
@@ -3894,6 +3972,10 @@
           </m:sub>
           <m:sup>
             <m:r>
+              <m:rPr>
+                <w:rFonts w:ascii="Cambria Math" w:hAnsi="Cambria Math" w:eastAsia="Cambria Math" w:cs="Cambria Math"/>
+                <m:sty m:val="p"/>
+              </m:rPr>
               <m:t>g</m:t>
             </m:r>
             <m:r>
@@ -4027,6 +4109,10 @@
                       </m:sub>
                       <m:sup>
                         <m:r>
+                          <m:rPr>
+                            <w:rFonts w:ascii="Cambria Math" w:hAnsi="Cambria Math" w:eastAsia="Cambria Math" w:cs="Cambria Math"/>
+                            <m:sty m:val="p"/>
+                          </m:rPr>
                           <m:t>u</m:t>
                         </m:r>
                       </m:sup>
@@ -4054,6 +4140,10 @@
                           </m:e>
                           <m:sub>
                             <m:r>
+                              <m:rPr>
+                                <w:rFonts w:ascii="Cambria Math" w:hAnsi="Cambria Math" w:eastAsia="Cambria Math" w:cs="Cambria Math"/>
+                                <m:sty m:val="p"/>
+                              </m:rPr>
                               <m:t>u</m:t>
                             </m:r>
                           </m:sub>
@@ -4092,6 +4182,10 @@
                           </m:sub>
                           <m:sup>
                             <m:r>
+                              <m:rPr>
+                                <w:rFonts w:ascii="Cambria Math" w:hAnsi="Cambria Math" w:eastAsia="Cambria Math" w:cs="Cambria Math"/>
+                                <m:sty m:val="p"/>
+                              </m:rPr>
                               <m:t>u</m:t>
                             </m:r>
                           </m:sup>
@@ -4128,6 +4222,10 @@
                           </m:sub>
                           <m:sup>
                             <m:r>
+                              <m:rPr>
+                                <w:rFonts w:ascii="Cambria Math" w:hAnsi="Cambria Math" w:eastAsia="Cambria Math" w:cs="Cambria Math"/>
+                                <m:sty m:val="p"/>
+                              </m:rPr>
                               <m:t>u</m:t>
                             </m:r>
                           </m:sup>
@@ -4183,6 +4281,10 @@
                       </m:sub>
                       <m:sup>
                         <m:r>
+                          <m:rPr>
+                            <w:rFonts w:ascii="Cambria Math" w:hAnsi="Cambria Math" w:eastAsia="Cambria Math" w:cs="Cambria Math"/>
+                            <m:sty m:val="p"/>
+                          </m:rPr>
                           <m:t>g</m:t>
                         </m:r>
                         <m:r>
@@ -4316,6 +4418,10 @@
                               </m:e>
                               <m:sup>
                                 <m:r>
+                                  <m:rPr>
+                                    <w:rFonts w:ascii="Cambria Math" w:hAnsi="Cambria Math" w:eastAsia="Cambria Math" w:cs="Cambria Math"/>
+                                    <m:sty m:val="p"/>
+                                  </m:rPr>
                                   <m:t>r</m:t>
                                 </m:r>
                               </m:sup>
@@ -4356,6 +4462,10 @@
                           </m:sub>
                           <m:sup>
                             <m:r>
+                              <m:rPr>
+                                <w:rFonts w:ascii="Cambria Math" w:hAnsi="Cambria Math" w:eastAsia="Cambria Math" w:cs="Cambria Math"/>
+                                <m:sty m:val="p"/>
+                              </m:rPr>
                               <m:t>g</m:t>
                             </m:r>
                             <m:r>
@@ -4420,6 +4530,10 @@
                           </m:sub>
                           <m:sup>
                             <m:r>
+                              <m:rPr>
+                                <w:rFonts w:ascii="Cambria Math" w:hAnsi="Cambria Math" w:eastAsia="Cambria Math" w:cs="Cambria Math"/>
+                                <m:sty m:val="p"/>
+                              </m:rPr>
                               <m:t>g</m:t>
                             </m:r>
                           </m:sup>
@@ -4572,6 +4686,10 @@
                           </m:sub>
                           <m:sup>
                             <m:r>
+                              <m:rPr>
+                                <w:rFonts w:ascii="Cambria Math" w:hAnsi="Cambria Math" w:eastAsia="Cambria Math" w:cs="Cambria Math"/>
+                                <m:sty m:val="p"/>
+                              </m:rPr>
                               <m:t>u</m:t>
                             </m:r>
                           </m:sup>
@@ -4623,6 +4741,10 @@
                           </m:sub>
                           <m:sup>
                             <m:r>
+                              <m:rPr>
+                                <w:rFonts w:ascii="Cambria Math" w:hAnsi="Cambria Math" w:eastAsia="Cambria Math" w:cs="Cambria Math"/>
+                                <m:sty m:val="p"/>
+                              </m:rPr>
                               <m:t>g</m:t>
                             </m:r>
                             <m:r>
@@ -4769,536 +4891,586 @@
             </w:pPr>
             <m:oMathPara>
               <m:oMath>
-                <m:sSubSup>
-                  <m:e>
-                    <m:acc>
-                      <m:accPr>
-                        <m:chr m:val="̂"/>
-                      </m:accPr>
-                      <m:e>
-                        <m:r>
-                          <m:t>T</m:t>
-                        </m:r>
-                      </m:e>
-                    </m:acc>
-                  </m:e>
-                  <m:sub>
-                    <m:r>
-                      <m:t>i</m:t>
-                    </m:r>
-                    <m:r>
-                      <m:rPr>
-                        <w:rFonts w:ascii="Cambria Math" w:hAnsi="Cambria Math" w:eastAsia="Cambria Math" w:cs="Cambria Math"/>
-                        <m:sty m:val="p"/>
-                      </m:rPr>
-                      <m:t>,</m:t>
-                    </m:r>
-                    <m:r>
-                      <m:t>v</m:t>
-                    </m:r>
-                    <m:r>
-                      <m:rPr>
-                        <w:rFonts w:ascii="Cambria Math" w:hAnsi="Cambria Math" w:eastAsia="Cambria Math" w:cs="Cambria Math"/>
-                        <m:sty m:val="p"/>
-                      </m:rPr>
-                      <m:t>,</m:t>
-                    </m:r>
-                    <m:r>
-                      <m:t>p</m:t>
-                    </m:r>
-                    <m:r>
-                      <m:rPr>
-                        <w:rFonts w:ascii="Cambria Math" w:hAnsi="Cambria Math" w:eastAsia="Cambria Math" w:cs="Cambria Math"/>
-                        <m:sty m:val="p"/>
-                      </m:rPr>
-                      <m:t>,</m:t>
-                    </m:r>
-                    <m:r>
-                      <m:t>t</m:t>
-                    </m:r>
-                  </m:sub>
-                  <m:sup>
-                    <m:r>
-                      <m:rPr>
-                        <w:rFonts w:ascii="Cambria Math" w:hAnsi="Cambria Math" w:eastAsia="Cambria Math" w:cs="Cambria Math"/>
-                        <m:sty m:val="p"/>
-                      </m:rPr>
-                      <m:t>w</m:t>
-                    </m:r>
-                    <m:r>
-                      <m:rPr>
-                        <w:rFonts w:ascii="Cambria Math" w:hAnsi="Cambria Math" w:eastAsia="Cambria Math" w:cs="Cambria Math"/>
-                        <m:sty m:val="p"/>
-                      </m:rPr>
-                      <m:t>a</m:t>
-                    </m:r>
-                    <m:r>
-                      <m:rPr>
-                        <w:rFonts w:ascii="Cambria Math" w:hAnsi="Cambria Math" w:eastAsia="Cambria Math" w:cs="Cambria Math"/>
-                        <m:sty m:val="p"/>
-                      </m:rPr>
-                      <m:t>i</m:t>
-                    </m:r>
-                    <m:r>
-                      <m:rPr>
-                        <w:rFonts w:ascii="Cambria Math" w:hAnsi="Cambria Math" w:eastAsia="Cambria Math" w:cs="Cambria Math"/>
-                        <m:sty m:val="p"/>
-                      </m:rPr>
-                      <m:t>t</m:t>
-                    </m:r>
-                    <m:r>
-                      <m:rPr>
-                        <w:rFonts w:ascii="Cambria Math" w:hAnsi="Cambria Math" w:eastAsia="Cambria Math" w:cs="Cambria Math"/>
-                        <m:sty m:val="p"/>
-                      </m:rPr>
-                      <m:t>,</m:t>
-                    </m:r>
-                    <m:r>
-                      <m:t>u</m:t>
-                    </m:r>
-                  </m:sup>
-                </m:sSubSup>
-                <m:r>
-                  <m:rPr>
-                    <w:rFonts w:ascii="Cambria Math" w:hAnsi="Cambria Math" w:eastAsia="Cambria Math" w:cs="Cambria Math"/>
-                    <m:sty m:val="p"/>
-                  </m:rPr>
-                  <m:t>=</m:t>
-                </m:r>
-                <m:r>
-                  <m:rPr>
-                    <w:rFonts w:ascii="Cambria Math" w:hAnsi="Cambria Math" w:eastAsia="Cambria Math" w:cs="Cambria Math"/>
-                    <m:sty m:val="p"/>
-                  </m:rPr>
-                  <m:t>max</m:t>
-                </m:r>
-                <m:d>
-                  <m:dPr>
-                    <m:begChr m:val="("/>
-                    <m:sepChr m:val=""/>
-                    <m:endChr m:val=")"/>
-                    <m:grow/>
-                  </m:dPr>
-                  <m:e>
-                    <m:r>
-                      <m:t>0</m:t>
-                    </m:r>
-                    <m:r>
-                      <m:rPr>
-                        <w:rFonts w:ascii="Cambria Math" w:hAnsi="Cambria Math" w:eastAsia="Cambria Math" w:cs="Cambria Math"/>
-                        <m:sty m:val="p"/>
-                      </m:rPr>
-                      <m:t>,</m:t>
-                    </m:r>
-                    <m:sSubSup>
-                      <m:e>
-                        <m:acc>
-                          <m:accPr>
-                            <m:chr m:val="̂"/>
-                          </m:accPr>
-                          <m:e>
-                            <m:r>
-                              <m:t>T</m:t>
-                            </m:r>
-                          </m:e>
-                        </m:acc>
-                      </m:e>
-                      <m:sub>
-                        <m:r>
-                          <m:t>v</m:t>
-                        </m:r>
-                        <m:r>
-                          <m:rPr>
-                            <w:rFonts w:ascii="Cambria Math" w:hAnsi="Cambria Math" w:eastAsia="Cambria Math" w:cs="Cambria Math"/>
-                            <m:sty m:val="p"/>
-                          </m:rPr>
-                          <m:t>,</m:t>
-                        </m:r>
-                        <m:r>
-                          <m:t>p</m:t>
-                        </m:r>
-                        <m:r>
-                          <m:rPr>
-                            <w:rFonts w:ascii="Cambria Math" w:hAnsi="Cambria Math" w:eastAsia="Cambria Math" w:cs="Cambria Math"/>
-                            <m:sty m:val="p"/>
-                          </m:rPr>
-                          <m:t>,</m:t>
-                        </m:r>
-                        <m:r>
-                          <m:t>t</m:t>
-                        </m:r>
-                      </m:sub>
-                      <m:sup>
-                        <m:r>
-                          <m:t>g</m:t>
-                        </m:r>
-                        <m:r>
-                          <m:rPr>
-                            <w:rFonts w:ascii="Cambria Math" w:hAnsi="Cambria Math" w:eastAsia="Cambria Math" w:cs="Cambria Math"/>
-                            <m:sty m:val="p"/>
-                          </m:rPr>
-                          <m:t>,</m:t>
-                        </m:r>
-                        <m:r>
-                          <m:rPr>
-                            <w:rFonts w:ascii="Cambria Math" w:hAnsi="Cambria Math" w:eastAsia="Cambria Math" w:cs="Cambria Math"/>
-                            <m:sty m:val="p"/>
-                          </m:rPr>
-                          <m:t>r</m:t>
-                        </m:r>
-                        <m:r>
-                          <m:rPr>
-                            <w:rFonts w:ascii="Cambria Math" w:hAnsi="Cambria Math" w:eastAsia="Cambria Math" w:cs="Cambria Math"/>
-                            <m:sty m:val="p"/>
-                          </m:rPr>
-                          <m:t>e</m:t>
-                        </m:r>
-                        <m:r>
-                          <m:rPr>
-                            <w:rFonts w:ascii="Cambria Math" w:hAnsi="Cambria Math" w:eastAsia="Cambria Math" w:cs="Cambria Math"/>
-                            <m:sty m:val="p"/>
-                          </m:rPr>
-                          <m:t>a</m:t>
-                        </m:r>
-                        <m:r>
-                          <m:rPr>
-                            <w:rFonts w:ascii="Cambria Math" w:hAnsi="Cambria Math" w:eastAsia="Cambria Math" w:cs="Cambria Math"/>
-                            <m:sty m:val="p"/>
-                          </m:rPr>
-                          <m:t>d</m:t>
-                        </m:r>
-                        <m:r>
-                          <m:rPr>
-                            <w:rFonts w:ascii="Cambria Math" w:hAnsi="Cambria Math" w:eastAsia="Cambria Math" w:cs="Cambria Math"/>
-                            <m:sty m:val="p"/>
-                          </m:rPr>
-                          <m:t>y</m:t>
-                        </m:r>
-                      </m:sup>
-                    </m:sSubSup>
-                    <m:r>
-                      <m:rPr>
-                        <w:rFonts w:ascii="Cambria Math" w:hAnsi="Cambria Math" w:eastAsia="Cambria Math" w:cs="Cambria Math"/>
-                        <m:sty m:val="p"/>
-                      </m:rPr>
-                      <m:t>−</m:t>
-                    </m:r>
-                    <m:sSubSup>
-                      <m:e>
-                        <m:acc>
-                          <m:accPr>
-                            <m:chr m:val="̂"/>
-                          </m:accPr>
-                          <m:e>
-                            <m:r>
-                              <m:t>T</m:t>
-                            </m:r>
-                          </m:e>
-                        </m:acc>
-                      </m:e>
-                      <m:sub>
-                        <m:r>
-                          <m:t>i</m:t>
-                        </m:r>
-                        <m:r>
-                          <m:rPr>
-                            <w:rFonts w:ascii="Cambria Math" w:hAnsi="Cambria Math" w:eastAsia="Cambria Math" w:cs="Cambria Math"/>
-                            <m:sty m:val="p"/>
-                          </m:rPr>
-                          <m:t>,</m:t>
-                        </m:r>
-                        <m:r>
-                          <m:t>p</m:t>
-                        </m:r>
-                        <m:r>
-                          <m:rPr>
-                            <w:rFonts w:ascii="Cambria Math" w:hAnsi="Cambria Math" w:eastAsia="Cambria Math" w:cs="Cambria Math"/>
-                            <m:sty m:val="p"/>
-                          </m:rPr>
-                          <m:t>,</m:t>
-                        </m:r>
-                        <m:r>
-                          <m:t>t</m:t>
-                        </m:r>
-                      </m:sub>
-                      <m:sup>
-                        <m:r>
-                          <m:t>u</m:t>
-                        </m:r>
-                      </m:sup>
-                    </m:sSubSup>
-                  </m:e>
-                </m:d>
-                <m:r>
-                  <m:rPr>
-                    <w:rFonts w:ascii="Cambria Math" w:hAnsi="Cambria Math" w:eastAsia="Cambria Math" w:cs="Cambria Math"/>
-                    <m:sty m:val="p"/>
-                  </m:rPr>
-                  <m:t>,</m:t>
-                </m:r>
-                <m:r>
-                  <m:t>  </m:t>
-                </m:r>
-                <m:sSubSup>
-                  <m:e>
-                    <m:acc>
-                      <m:accPr>
-                        <m:chr m:val="̂"/>
-                      </m:accPr>
-                      <m:e>
-                        <m:r>
-                          <m:t>T</m:t>
-                        </m:r>
-                      </m:e>
-                    </m:acc>
-                  </m:e>
-                  <m:sub>
-                    <m:r>
-                      <m:t>i</m:t>
-                    </m:r>
-                    <m:r>
-                      <m:rPr>
-                        <w:rFonts w:ascii="Cambria Math" w:hAnsi="Cambria Math" w:eastAsia="Cambria Math" w:cs="Cambria Math"/>
-                        <m:sty m:val="p"/>
-                      </m:rPr>
-                      <m:t>,</m:t>
-                    </m:r>
-                    <m:r>
-                      <m:t>v</m:t>
-                    </m:r>
-                    <m:r>
-                      <m:rPr>
-                        <w:rFonts w:ascii="Cambria Math" w:hAnsi="Cambria Math" w:eastAsia="Cambria Math" w:cs="Cambria Math"/>
-                        <m:sty m:val="p"/>
-                      </m:rPr>
-                      <m:t>,</m:t>
-                    </m:r>
-                    <m:r>
-                      <m:t>p</m:t>
-                    </m:r>
-                    <m:r>
-                      <m:rPr>
-                        <w:rFonts w:ascii="Cambria Math" w:hAnsi="Cambria Math" w:eastAsia="Cambria Math" w:cs="Cambria Math"/>
-                        <m:sty m:val="p"/>
-                      </m:rPr>
-                      <m:t>,</m:t>
-                    </m:r>
-                    <m:r>
-                      <m:t>t</m:t>
-                    </m:r>
-                  </m:sub>
-                  <m:sup>
-                    <m:r>
-                      <m:rPr>
-                        <w:rFonts w:ascii="Cambria Math" w:hAnsi="Cambria Math" w:eastAsia="Cambria Math" w:cs="Cambria Math"/>
-                        <m:sty m:val="p"/>
-                      </m:rPr>
-                      <m:t>w</m:t>
-                    </m:r>
-                    <m:r>
-                      <m:rPr>
-                        <w:rFonts w:ascii="Cambria Math" w:hAnsi="Cambria Math" w:eastAsia="Cambria Math" w:cs="Cambria Math"/>
-                        <m:sty m:val="p"/>
-                      </m:rPr>
-                      <m:t>a</m:t>
-                    </m:r>
-                    <m:r>
-                      <m:rPr>
-                        <w:rFonts w:ascii="Cambria Math" w:hAnsi="Cambria Math" w:eastAsia="Cambria Math" w:cs="Cambria Math"/>
-                        <m:sty m:val="p"/>
-                      </m:rPr>
-                      <m:t>i</m:t>
-                    </m:r>
-                    <m:r>
-                      <m:rPr>
-                        <w:rFonts w:ascii="Cambria Math" w:hAnsi="Cambria Math" w:eastAsia="Cambria Math" w:cs="Cambria Math"/>
-                        <m:sty m:val="p"/>
-                      </m:rPr>
-                      <m:t>t</m:t>
-                    </m:r>
-                    <m:r>
-                      <m:rPr>
-                        <w:rFonts w:ascii="Cambria Math" w:hAnsi="Cambria Math" w:eastAsia="Cambria Math" w:cs="Cambria Math"/>
-                        <m:sty m:val="p"/>
-                      </m:rPr>
-                      <m:t>,</m:t>
-                    </m:r>
-                    <m:r>
-                      <m:t>g</m:t>
-                    </m:r>
-                  </m:sup>
-                </m:sSubSup>
-                <m:r>
-                  <m:rPr>
-                    <w:rFonts w:ascii="Cambria Math" w:hAnsi="Cambria Math" w:eastAsia="Cambria Math" w:cs="Cambria Math"/>
-                    <m:sty m:val="p"/>
-                  </m:rPr>
-                  <m:t>=</m:t>
-                </m:r>
-                <m:r>
-                  <m:rPr>
-                    <w:rFonts w:ascii="Cambria Math" w:hAnsi="Cambria Math" w:eastAsia="Cambria Math" w:cs="Cambria Math"/>
-                    <m:sty m:val="p"/>
-                  </m:rPr>
-                  <m:t>max</m:t>
-                </m:r>
-                <m:d>
-                  <m:dPr>
-                    <m:begChr m:val="("/>
-                    <m:sepChr m:val=""/>
-                    <m:endChr m:val=")"/>
-                    <m:grow/>
-                  </m:dPr>
-                  <m:e>
-                    <m:r>
-                      <m:t>0</m:t>
-                    </m:r>
-                    <m:r>
-                      <m:rPr>
-                        <w:rFonts w:ascii="Cambria Math" w:hAnsi="Cambria Math" w:eastAsia="Cambria Math" w:cs="Cambria Math"/>
-                        <m:sty m:val="p"/>
-                      </m:rPr>
-                      <m:t>,</m:t>
-                    </m:r>
-                    <m:sSubSup>
-                      <m:e>
-                        <m:acc>
-                          <m:accPr>
-                            <m:chr m:val="̂"/>
-                          </m:accPr>
-                          <m:e>
-                            <m:r>
-                              <m:t>T</m:t>
-                            </m:r>
-                          </m:e>
-                        </m:acc>
-                      </m:e>
-                      <m:sub>
-                        <m:r>
-                          <m:t>i</m:t>
-                        </m:r>
-                        <m:r>
-                          <m:rPr>
-                            <w:rFonts w:ascii="Cambria Math" w:hAnsi="Cambria Math" w:eastAsia="Cambria Math" w:cs="Cambria Math"/>
-                            <m:sty m:val="p"/>
-                          </m:rPr>
-                          <m:t>,</m:t>
-                        </m:r>
-                        <m:r>
-                          <m:t>p</m:t>
-                        </m:r>
-                        <m:r>
-                          <m:rPr>
-                            <w:rFonts w:ascii="Cambria Math" w:hAnsi="Cambria Math" w:eastAsia="Cambria Math" w:cs="Cambria Math"/>
-                            <m:sty m:val="p"/>
-                          </m:rPr>
-                          <m:t>,</m:t>
-                        </m:r>
-                        <m:r>
-                          <m:t>t</m:t>
-                        </m:r>
-                      </m:sub>
-                      <m:sup>
-                        <m:r>
-                          <m:t>u</m:t>
-                        </m:r>
-                      </m:sup>
-                    </m:sSubSup>
-                    <m:r>
-                      <m:rPr>
-                        <w:rFonts w:ascii="Cambria Math" w:hAnsi="Cambria Math" w:eastAsia="Cambria Math" w:cs="Cambria Math"/>
-                        <m:sty m:val="p"/>
-                      </m:rPr>
-                      <m:t>−</m:t>
-                    </m:r>
-                    <m:sSubSup>
-                      <m:e>
-                        <m:acc>
-                          <m:accPr>
-                            <m:chr m:val="̂"/>
-                          </m:accPr>
-                          <m:e>
-                            <m:r>
-                              <m:t>T</m:t>
-                            </m:r>
-                          </m:e>
-                        </m:acc>
-                      </m:e>
-                      <m:sub>
-                        <m:r>
-                          <m:t>v</m:t>
-                        </m:r>
-                        <m:r>
-                          <m:rPr>
-                            <w:rFonts w:ascii="Cambria Math" w:hAnsi="Cambria Math" w:eastAsia="Cambria Math" w:cs="Cambria Math"/>
-                            <m:sty m:val="p"/>
-                          </m:rPr>
-                          <m:t>,</m:t>
-                        </m:r>
-                        <m:r>
-                          <m:t>p</m:t>
-                        </m:r>
-                        <m:r>
-                          <m:rPr>
-                            <w:rFonts w:ascii="Cambria Math" w:hAnsi="Cambria Math" w:eastAsia="Cambria Math" w:cs="Cambria Math"/>
-                            <m:sty m:val="p"/>
-                          </m:rPr>
-                          <m:t>,</m:t>
-                        </m:r>
-                        <m:r>
-                          <m:t>t</m:t>
-                        </m:r>
-                      </m:sub>
-                      <m:sup>
-                        <m:r>
-                          <m:t>g</m:t>
-                        </m:r>
-                        <m:r>
-                          <m:rPr>
-                            <w:rFonts w:ascii="Cambria Math" w:hAnsi="Cambria Math" w:eastAsia="Cambria Math" w:cs="Cambria Math"/>
-                            <m:sty m:val="p"/>
-                          </m:rPr>
-                          <m:t>,</m:t>
-                        </m:r>
-                        <m:r>
-                          <m:rPr>
-                            <w:rFonts w:ascii="Cambria Math" w:hAnsi="Cambria Math" w:eastAsia="Cambria Math" w:cs="Cambria Math"/>
-                            <m:sty m:val="p"/>
-                          </m:rPr>
-                          <m:t>r</m:t>
-                        </m:r>
-                        <m:r>
-                          <m:rPr>
-                            <w:rFonts w:ascii="Cambria Math" w:hAnsi="Cambria Math" w:eastAsia="Cambria Math" w:cs="Cambria Math"/>
-                            <m:sty m:val="p"/>
-                          </m:rPr>
-                          <m:t>e</m:t>
-                        </m:r>
-                        <m:r>
-                          <m:rPr>
-                            <w:rFonts w:ascii="Cambria Math" w:hAnsi="Cambria Math" w:eastAsia="Cambria Math" w:cs="Cambria Math"/>
-                            <m:sty m:val="p"/>
-                          </m:rPr>
-                          <m:t>a</m:t>
-                        </m:r>
-                        <m:r>
-                          <m:rPr>
-                            <w:rFonts w:ascii="Cambria Math" w:hAnsi="Cambria Math" w:eastAsia="Cambria Math" w:cs="Cambria Math"/>
-                            <m:sty m:val="p"/>
-                          </m:rPr>
-                          <m:t>d</m:t>
-                        </m:r>
-                        <m:r>
-                          <m:rPr>
-                            <w:rFonts w:ascii="Cambria Math" w:hAnsi="Cambria Math" w:eastAsia="Cambria Math" w:cs="Cambria Math"/>
-                            <m:sty m:val="p"/>
-                          </m:rPr>
-                          <m:t>y</m:t>
-                        </m:r>
-                      </m:sup>
-                    </m:sSubSup>
-                  </m:e>
-                </m:d>
+                <m:m>
+                  <m:mPr>
+                    <m:baseJc m:val="center"/>
+                    <m:plcHide m:val="on"/>
+                    <m:mcs>
+                      <m:mc>
+                        <m:mcPr>
+                          <m:mcJc m:val="right"/>
+                          <m:count m:val="1"/>
+                        </m:mcPr>
+                      </m:mc>
+                    </m:mcs>
+                  </m:mPr>
+                  <m:mr>
+                    <m:e>
+                      <m:sSubSup>
+                        <m:e>
+                          <m:acc>
+                            <m:accPr>
+                              <m:chr m:val="̂"/>
+                            </m:accPr>
+                            <m:e>
+                              <m:r>
+                                <m:t>T</m:t>
+                              </m:r>
+                            </m:e>
+                          </m:acc>
+                        </m:e>
+                        <m:sub>
+                          <m:r>
+                            <m:t>i</m:t>
+                          </m:r>
+                          <m:r>
+                            <m:rPr>
+                              <w:rFonts w:ascii="Cambria Math" w:hAnsi="Cambria Math" w:eastAsia="Cambria Math" w:cs="Cambria Math"/>
+                              <m:sty m:val="p"/>
+                            </m:rPr>
+                            <m:t>,</m:t>
+                          </m:r>
+                          <m:r>
+                            <m:t>v</m:t>
+                          </m:r>
+                          <m:r>
+                            <m:rPr>
+                              <w:rFonts w:ascii="Cambria Math" w:hAnsi="Cambria Math" w:eastAsia="Cambria Math" w:cs="Cambria Math"/>
+                              <m:sty m:val="p"/>
+                            </m:rPr>
+                            <m:t>,</m:t>
+                          </m:r>
+                          <m:r>
+                            <m:t>p</m:t>
+                          </m:r>
+                          <m:r>
+                            <m:rPr>
+                              <w:rFonts w:ascii="Cambria Math" w:hAnsi="Cambria Math" w:eastAsia="Cambria Math" w:cs="Cambria Math"/>
+                              <m:sty m:val="p"/>
+                            </m:rPr>
+                            <m:t>,</m:t>
+                          </m:r>
+                          <m:r>
+                            <m:t>t</m:t>
+                          </m:r>
+                        </m:sub>
+                        <m:sup>
+                          <m:r>
+                            <m:rPr>
+                              <w:rFonts w:ascii="Cambria Math" w:hAnsi="Cambria Math" w:eastAsia="Cambria Math" w:cs="Cambria Math"/>
+                              <m:sty m:val="p"/>
+                            </m:rPr>
+                            <m:t>w</m:t>
+                          </m:r>
+                          <m:r>
+                            <m:rPr>
+                              <w:rFonts w:ascii="Cambria Math" w:hAnsi="Cambria Math" w:eastAsia="Cambria Math" w:cs="Cambria Math"/>
+                              <m:sty m:val="p"/>
+                            </m:rPr>
+                            <m:t>a</m:t>
+                          </m:r>
+                          <m:r>
+                            <m:rPr>
+                              <w:rFonts w:ascii="Cambria Math" w:hAnsi="Cambria Math" w:eastAsia="Cambria Math" w:cs="Cambria Math"/>
+                              <m:sty m:val="p"/>
+                            </m:rPr>
+                            <m:t>i</m:t>
+                          </m:r>
+                          <m:r>
+                            <m:rPr>
+                              <w:rFonts w:ascii="Cambria Math" w:hAnsi="Cambria Math" w:eastAsia="Cambria Math" w:cs="Cambria Math"/>
+                              <m:sty m:val="p"/>
+                            </m:rPr>
+                            <m:t>t</m:t>
+                          </m:r>
+                          <m:r>
+                            <m:rPr>
+                              <w:rFonts w:ascii="Cambria Math" w:hAnsi="Cambria Math" w:eastAsia="Cambria Math" w:cs="Cambria Math"/>
+                              <m:sty m:val="p"/>
+                            </m:rPr>
+                            <m:t>,</m:t>
+                          </m:r>
+                          <m:r>
+                            <m:rPr>
+                              <w:rFonts w:ascii="Cambria Math" w:hAnsi="Cambria Math" w:eastAsia="Cambria Math" w:cs="Cambria Math"/>
+                              <m:sty m:val="p"/>
+                            </m:rPr>
+                            <m:t>u</m:t>
+                          </m:r>
+                        </m:sup>
+                      </m:sSubSup>
+                      <m:r>
+                        <m:rPr>
+                          <w:rFonts w:ascii="Cambria Math" w:hAnsi="Cambria Math" w:eastAsia="Cambria Math" w:cs="Cambria Math"/>
+                          <m:sty m:val="p"/>
+                        </m:rPr>
+                        <m:t>=</m:t>
+                      </m:r>
+                      <m:r>
+                        <m:rPr>
+                          <w:rFonts w:ascii="Cambria Math" w:hAnsi="Cambria Math" w:eastAsia="Cambria Math" w:cs="Cambria Math"/>
+                          <m:sty m:val="p"/>
+                        </m:rPr>
+                        <m:t>max</m:t>
+                      </m:r>
+                      <m:d>
+                        <m:dPr>
+                          <m:begChr m:val="("/>
+                          <m:sepChr m:val=""/>
+                          <m:endChr m:val=")"/>
+                          <m:grow/>
+                        </m:dPr>
+                        <m:e>
+                          <m:r>
+                            <m:t>0</m:t>
+                          </m:r>
+                          <m:r>
+                            <m:rPr>
+                              <w:rFonts w:ascii="Cambria Math" w:hAnsi="Cambria Math" w:eastAsia="Cambria Math" w:cs="Cambria Math"/>
+                              <m:sty m:val="p"/>
+                            </m:rPr>
+                            <m:t>,</m:t>
+                          </m:r>
+                          <m:sSubSup>
+                            <m:e>
+                              <m:acc>
+                                <m:accPr>
+                                  <m:chr m:val="̂"/>
+                                </m:accPr>
+                                <m:e>
+                                  <m:r>
+                                    <m:t>T</m:t>
+                                  </m:r>
+                                </m:e>
+                              </m:acc>
+                            </m:e>
+                            <m:sub>
+                              <m:r>
+                                <m:t>v</m:t>
+                              </m:r>
+                              <m:r>
+                                <m:rPr>
+                                  <w:rFonts w:ascii="Cambria Math" w:hAnsi="Cambria Math" w:eastAsia="Cambria Math" w:cs="Cambria Math"/>
+                                  <m:sty m:val="p"/>
+                                </m:rPr>
+                                <m:t>,</m:t>
+                              </m:r>
+                              <m:r>
+                                <m:t>p</m:t>
+                              </m:r>
+                              <m:r>
+                                <m:rPr>
+                                  <w:rFonts w:ascii="Cambria Math" w:hAnsi="Cambria Math" w:eastAsia="Cambria Math" w:cs="Cambria Math"/>
+                                  <m:sty m:val="p"/>
+                                </m:rPr>
+                                <m:t>,</m:t>
+                              </m:r>
+                              <m:r>
+                                <m:t>t</m:t>
+                              </m:r>
+                            </m:sub>
+                            <m:sup>
+                              <m:r>
+                                <m:rPr>
+                                  <w:rFonts w:ascii="Cambria Math" w:hAnsi="Cambria Math" w:eastAsia="Cambria Math" w:cs="Cambria Math"/>
+                                  <m:sty m:val="p"/>
+                                </m:rPr>
+                                <m:t>g</m:t>
+                              </m:r>
+                              <m:r>
+                                <m:rPr>
+                                  <w:rFonts w:ascii="Cambria Math" w:hAnsi="Cambria Math" w:eastAsia="Cambria Math" w:cs="Cambria Math"/>
+                                  <m:sty m:val="p"/>
+                                </m:rPr>
+                                <m:t>,</m:t>
+                              </m:r>
+                              <m:r>
+                                <m:rPr>
+                                  <w:rFonts w:ascii="Cambria Math" w:hAnsi="Cambria Math" w:eastAsia="Cambria Math" w:cs="Cambria Math"/>
+                                  <m:sty m:val="p"/>
+                                </m:rPr>
+                                <m:t>r</m:t>
+                              </m:r>
+                              <m:r>
+                                <m:rPr>
+                                  <w:rFonts w:ascii="Cambria Math" w:hAnsi="Cambria Math" w:eastAsia="Cambria Math" w:cs="Cambria Math"/>
+                                  <m:sty m:val="p"/>
+                                </m:rPr>
+                                <m:t>e</m:t>
+                              </m:r>
+                              <m:r>
+                                <m:rPr>
+                                  <w:rFonts w:ascii="Cambria Math" w:hAnsi="Cambria Math" w:eastAsia="Cambria Math" w:cs="Cambria Math"/>
+                                  <m:sty m:val="p"/>
+                                </m:rPr>
+                                <m:t>a</m:t>
+                              </m:r>
+                              <m:r>
+                                <m:rPr>
+                                  <w:rFonts w:ascii="Cambria Math" w:hAnsi="Cambria Math" w:eastAsia="Cambria Math" w:cs="Cambria Math"/>
+                                  <m:sty m:val="p"/>
+                                </m:rPr>
+                                <m:t>d</m:t>
+                              </m:r>
+                              <m:r>
+                                <m:rPr>
+                                  <w:rFonts w:ascii="Cambria Math" w:hAnsi="Cambria Math" w:eastAsia="Cambria Math" w:cs="Cambria Math"/>
+                                  <m:sty m:val="p"/>
+                                </m:rPr>
+                                <m:t>y</m:t>
+                              </m:r>
+                            </m:sup>
+                          </m:sSubSup>
+                          <m:r>
+                            <m:rPr>
+                              <w:rFonts w:ascii="Cambria Math" w:hAnsi="Cambria Math" w:eastAsia="Cambria Math" w:cs="Cambria Math"/>
+                              <m:sty m:val="p"/>
+                            </m:rPr>
+                            <m:t>−</m:t>
+                          </m:r>
+                          <m:sSubSup>
+                            <m:e>
+                              <m:acc>
+                                <m:accPr>
+                                  <m:chr m:val="̂"/>
+                                </m:accPr>
+                                <m:e>
+                                  <m:r>
+                                    <m:t>T</m:t>
+                                  </m:r>
+                                </m:e>
+                              </m:acc>
+                            </m:e>
+                            <m:sub>
+                              <m:r>
+                                <m:t>i</m:t>
+                              </m:r>
+                              <m:r>
+                                <m:rPr>
+                                  <w:rFonts w:ascii="Cambria Math" w:hAnsi="Cambria Math" w:eastAsia="Cambria Math" w:cs="Cambria Math"/>
+                                  <m:sty m:val="p"/>
+                                </m:rPr>
+                                <m:t>,</m:t>
+                              </m:r>
+                              <m:r>
+                                <m:t>p</m:t>
+                              </m:r>
+                              <m:r>
+                                <m:rPr>
+                                  <w:rFonts w:ascii="Cambria Math" w:hAnsi="Cambria Math" w:eastAsia="Cambria Math" w:cs="Cambria Math"/>
+                                  <m:sty m:val="p"/>
+                                </m:rPr>
+                                <m:t>,</m:t>
+                              </m:r>
+                              <m:r>
+                                <m:t>t</m:t>
+                              </m:r>
+                            </m:sub>
+                            <m:sup>
+                              <m:r>
+                                <m:rPr>
+                                  <w:rFonts w:ascii="Cambria Math" w:hAnsi="Cambria Math" w:eastAsia="Cambria Math" w:cs="Cambria Math"/>
+                                  <m:sty m:val="p"/>
+                                </m:rPr>
+                                <m:t>u</m:t>
+                              </m:r>
+                            </m:sup>
+                          </m:sSubSup>
+                        </m:e>
+                      </m:d>
+                      <m:r>
+                        <m:rPr>
+                          <w:rFonts w:ascii="Cambria Math" w:hAnsi="Cambria Math" w:eastAsia="Cambria Math" w:cs="Cambria Math"/>
+                          <m:sty m:val="p"/>
+                        </m:rPr>
+                        <m:t>,</m:t>
+                      </m:r>
+                    </m:e>
+                  </m:mr>
+                  <m:mr>
+                    <m:e>
+                      <m:sSubSup>
+                        <m:e>
+                          <m:acc>
+                            <m:accPr>
+                              <m:chr m:val="̂"/>
+                            </m:accPr>
+                            <m:e>
+                              <m:r>
+                                <m:t>T</m:t>
+                              </m:r>
+                            </m:e>
+                          </m:acc>
+                        </m:e>
+                        <m:sub>
+                          <m:r>
+                            <m:t>i</m:t>
+                          </m:r>
+                          <m:r>
+                            <m:rPr>
+                              <w:rFonts w:ascii="Cambria Math" w:hAnsi="Cambria Math" w:eastAsia="Cambria Math" w:cs="Cambria Math"/>
+                              <m:sty m:val="p"/>
+                            </m:rPr>
+                            <m:t>,</m:t>
+                          </m:r>
+                          <m:r>
+                            <m:t>v</m:t>
+                          </m:r>
+                          <m:r>
+                            <m:rPr>
+                              <w:rFonts w:ascii="Cambria Math" w:hAnsi="Cambria Math" w:eastAsia="Cambria Math" w:cs="Cambria Math"/>
+                              <m:sty m:val="p"/>
+                            </m:rPr>
+                            <m:t>,</m:t>
+                          </m:r>
+                          <m:r>
+                            <m:t>p</m:t>
+                          </m:r>
+                          <m:r>
+                            <m:rPr>
+                              <w:rFonts w:ascii="Cambria Math" w:hAnsi="Cambria Math" w:eastAsia="Cambria Math" w:cs="Cambria Math"/>
+                              <m:sty m:val="p"/>
+                            </m:rPr>
+                            <m:t>,</m:t>
+                          </m:r>
+                          <m:r>
+                            <m:t>t</m:t>
+                          </m:r>
+                        </m:sub>
+                        <m:sup>
+                          <m:r>
+                            <m:rPr>
+                              <w:rFonts w:ascii="Cambria Math" w:hAnsi="Cambria Math" w:eastAsia="Cambria Math" w:cs="Cambria Math"/>
+                              <m:sty m:val="p"/>
+                            </m:rPr>
+                            <m:t>w</m:t>
+                          </m:r>
+                          <m:r>
+                            <m:rPr>
+                              <w:rFonts w:ascii="Cambria Math" w:hAnsi="Cambria Math" w:eastAsia="Cambria Math" w:cs="Cambria Math"/>
+                              <m:sty m:val="p"/>
+                            </m:rPr>
+                            <m:t>a</m:t>
+                          </m:r>
+                          <m:r>
+                            <m:rPr>
+                              <w:rFonts w:ascii="Cambria Math" w:hAnsi="Cambria Math" w:eastAsia="Cambria Math" w:cs="Cambria Math"/>
+                              <m:sty m:val="p"/>
+                            </m:rPr>
+                            <m:t>i</m:t>
+                          </m:r>
+                          <m:r>
+                            <m:rPr>
+                              <w:rFonts w:ascii="Cambria Math" w:hAnsi="Cambria Math" w:eastAsia="Cambria Math" w:cs="Cambria Math"/>
+                              <m:sty m:val="p"/>
+                            </m:rPr>
+                            <m:t>t</m:t>
+                          </m:r>
+                          <m:r>
+                            <m:rPr>
+                              <w:rFonts w:ascii="Cambria Math" w:hAnsi="Cambria Math" w:eastAsia="Cambria Math" w:cs="Cambria Math"/>
+                              <m:sty m:val="p"/>
+                            </m:rPr>
+                            <m:t>,</m:t>
+                          </m:r>
+                          <m:r>
+                            <m:rPr>
+                              <w:rFonts w:ascii="Cambria Math" w:hAnsi="Cambria Math" w:eastAsia="Cambria Math" w:cs="Cambria Math"/>
+                              <m:sty m:val="p"/>
+                            </m:rPr>
+                            <m:t>g</m:t>
+                          </m:r>
+                        </m:sup>
+                      </m:sSubSup>
+                      <m:r>
+                        <m:rPr>
+                          <w:rFonts w:ascii="Cambria Math" w:hAnsi="Cambria Math" w:eastAsia="Cambria Math" w:cs="Cambria Math"/>
+                          <m:sty m:val="p"/>
+                        </m:rPr>
+                        <m:t>=</m:t>
+                      </m:r>
+                      <m:r>
+                        <m:rPr>
+                          <w:rFonts w:ascii="Cambria Math" w:hAnsi="Cambria Math" w:eastAsia="Cambria Math" w:cs="Cambria Math"/>
+                          <m:sty m:val="p"/>
+                        </m:rPr>
+                        <m:t>max</m:t>
+                      </m:r>
+                      <m:d>
+                        <m:dPr>
+                          <m:begChr m:val="("/>
+                          <m:sepChr m:val=""/>
+                          <m:endChr m:val=")"/>
+                          <m:grow/>
+                        </m:dPr>
+                        <m:e>
+                          <m:r>
+                            <m:t>0</m:t>
+                          </m:r>
+                          <m:r>
+                            <m:rPr>
+                              <w:rFonts w:ascii="Cambria Math" w:hAnsi="Cambria Math" w:eastAsia="Cambria Math" w:cs="Cambria Math"/>
+                              <m:sty m:val="p"/>
+                            </m:rPr>
+                            <m:t>,</m:t>
+                          </m:r>
+                          <m:sSubSup>
+                            <m:e>
+                              <m:acc>
+                                <m:accPr>
+                                  <m:chr m:val="̂"/>
+                                </m:accPr>
+                                <m:e>
+                                  <m:r>
+                                    <m:t>T</m:t>
+                                  </m:r>
+                                </m:e>
+                              </m:acc>
+                            </m:e>
+                            <m:sub>
+                              <m:r>
+                                <m:t>i</m:t>
+                              </m:r>
+                              <m:r>
+                                <m:rPr>
+                                  <w:rFonts w:ascii="Cambria Math" w:hAnsi="Cambria Math" w:eastAsia="Cambria Math" w:cs="Cambria Math"/>
+                                  <m:sty m:val="p"/>
+                                </m:rPr>
+                                <m:t>,</m:t>
+                              </m:r>
+                              <m:r>
+                                <m:t>p</m:t>
+                              </m:r>
+                              <m:r>
+                                <m:rPr>
+                                  <w:rFonts w:ascii="Cambria Math" w:hAnsi="Cambria Math" w:eastAsia="Cambria Math" w:cs="Cambria Math"/>
+                                  <m:sty m:val="p"/>
+                                </m:rPr>
+                                <m:t>,</m:t>
+                              </m:r>
+                              <m:r>
+                                <m:t>t</m:t>
+                              </m:r>
+                            </m:sub>
+                            <m:sup>
+                              <m:r>
+                                <m:rPr>
+                                  <w:rFonts w:ascii="Cambria Math" w:hAnsi="Cambria Math" w:eastAsia="Cambria Math" w:cs="Cambria Math"/>
+                                  <m:sty m:val="p"/>
+                                </m:rPr>
+                                <m:t>u</m:t>
+                              </m:r>
+                            </m:sup>
+                          </m:sSubSup>
+                          <m:r>
+                            <m:rPr>
+                              <w:rFonts w:ascii="Cambria Math" w:hAnsi="Cambria Math" w:eastAsia="Cambria Math" w:cs="Cambria Math"/>
+                              <m:sty m:val="p"/>
+                            </m:rPr>
+                            <m:t>−</m:t>
+                          </m:r>
+                          <m:sSubSup>
+                            <m:e>
+                              <m:acc>
+                                <m:accPr>
+                                  <m:chr m:val="̂"/>
+                                </m:accPr>
+                                <m:e>
+                                  <m:r>
+                                    <m:t>T</m:t>
+                                  </m:r>
+                                </m:e>
+                              </m:acc>
+                            </m:e>
+                            <m:sub>
+                              <m:r>
+                                <m:t>v</m:t>
+                              </m:r>
+                              <m:r>
+                                <m:rPr>
+                                  <w:rFonts w:ascii="Cambria Math" w:hAnsi="Cambria Math" w:eastAsia="Cambria Math" w:cs="Cambria Math"/>
+                                  <m:sty m:val="p"/>
+                                </m:rPr>
+                                <m:t>,</m:t>
+                              </m:r>
+                              <m:r>
+                                <m:t>p</m:t>
+                              </m:r>
+                              <m:r>
+                                <m:rPr>
+                                  <w:rFonts w:ascii="Cambria Math" w:hAnsi="Cambria Math" w:eastAsia="Cambria Math" w:cs="Cambria Math"/>
+                                  <m:sty m:val="p"/>
+                                </m:rPr>
+                                <m:t>,</m:t>
+                              </m:r>
+                              <m:r>
+                                <m:t>t</m:t>
+                              </m:r>
+                            </m:sub>
+                            <m:sup>
+                              <m:r>
+                                <m:rPr>
+                                  <w:rFonts w:ascii="Cambria Math" w:hAnsi="Cambria Math" w:eastAsia="Cambria Math" w:cs="Cambria Math"/>
+                                  <m:sty m:val="p"/>
+                                </m:rPr>
+                                <m:t>g</m:t>
+                              </m:r>
+                              <m:r>
+                                <m:rPr>
+                                  <w:rFonts w:ascii="Cambria Math" w:hAnsi="Cambria Math" w:eastAsia="Cambria Math" w:cs="Cambria Math"/>
+                                  <m:sty m:val="p"/>
+                                </m:rPr>
+                                <m:t>,</m:t>
+                              </m:r>
+                              <m:r>
+                                <m:rPr>
+                                  <w:rFonts w:ascii="Cambria Math" w:hAnsi="Cambria Math" w:eastAsia="Cambria Math" w:cs="Cambria Math"/>
+                                  <m:sty m:val="p"/>
+                                </m:rPr>
+                                <m:t>r</m:t>
+                              </m:r>
+                              <m:r>
+                                <m:rPr>
+                                  <w:rFonts w:ascii="Cambria Math" w:hAnsi="Cambria Math" w:eastAsia="Cambria Math" w:cs="Cambria Math"/>
+                                  <m:sty m:val="p"/>
+                                </m:rPr>
+                                <m:t>e</m:t>
+                              </m:r>
+                              <m:r>
+                                <m:rPr>
+                                  <w:rFonts w:ascii="Cambria Math" w:hAnsi="Cambria Math" w:eastAsia="Cambria Math" w:cs="Cambria Math"/>
+                                  <m:sty m:val="p"/>
+                                </m:rPr>
+                                <m:t>a</m:t>
+                              </m:r>
+                              <m:r>
+                                <m:rPr>
+                                  <w:rFonts w:ascii="Cambria Math" w:hAnsi="Cambria Math" w:eastAsia="Cambria Math" w:cs="Cambria Math"/>
+                                  <m:sty m:val="p"/>
+                                </m:rPr>
+                                <m:t>d</m:t>
+                              </m:r>
+                              <m:r>
+                                <m:rPr>
+                                  <w:rFonts w:ascii="Cambria Math" w:hAnsi="Cambria Math" w:eastAsia="Cambria Math" w:cs="Cambria Math"/>
+                                  <m:sty m:val="p"/>
+                                </m:rPr>
+                                <m:t>y</m:t>
+                              </m:r>
+                            </m:sup>
+                          </m:sSubSup>
+                        </m:e>
+                      </m:d>
+                      <m:r>
+                        <m:rPr>
+                          <w:rFonts w:ascii="Cambria Math" w:hAnsi="Cambria Math" w:eastAsia="Cambria Math" w:cs="Cambria Math"/>
+                          <m:sty m:val="p"/>
+                        </m:rPr>
+                        <m:t>.</m:t>
+                      </m:r>
+                    </m:e>
+                  </m:mr>
+                </m:m>
               </m:oMath>
             </m:oMathPara>
           </w:p>
@@ -5470,7 +5642,7 @@
           <w:color w:val="000000"/>
           <w:sz w:val="24"/>
         </w:rPr>
-        <w:t xml:space="preserve">为请求生成时确定的目标补给量，</w:t>
+        <w:t xml:space="preserve">为请求的目标补给量，</w:t>
       </w:r>
       <m:oMath>
         <m:sSubSup>
@@ -5485,7 +5657,21 @@
                 <w:rFonts w:ascii="Cambria Math" w:hAnsi="Cambria Math" w:eastAsia="Cambria Math" w:cs="Cambria Math"/>
                 <m:sty m:val="p"/>
               </m:rPr>
-              <m:t>max</m:t>
+              <m:t>m</m:t>
+            </m:r>
+            <m:r>
+              <m:rPr>
+                <w:rFonts w:ascii="Cambria Math" w:hAnsi="Cambria Math" w:eastAsia="Cambria Math" w:cs="Cambria Math"/>
+                <m:sty m:val="p"/>
+              </m:rPr>
+              <m:t>a</m:t>
+            </m:r>
+            <m:r>
+              <m:rPr>
+                <w:rFonts w:ascii="Cambria Math" w:hAnsi="Cambria Math" w:eastAsia="Cambria Math" w:cs="Cambria Math"/>
+                <m:sty m:val="p"/>
+              </m:rPr>
+              <m:t>x</m:t>
             </m:r>
           </m:sub>
           <m:sup>
@@ -5547,7 +5733,7 @@
           <w:color w:val="000000"/>
           <w:sz w:val="24"/>
         </w:rPr>
-        <w:t xml:space="preserve">L。若该请求在</w:t>
+        <w:t xml:space="preserve">L。若该请求在时刻</w:t>
       </w:r>
       <w:r>
         <w:rPr>
@@ -5635,7 +5821,7 @@
           <w:color w:val="000000"/>
           <w:sz w:val="24"/>
         </w:rPr>
-        <w:t xml:space="preserve">时刻开始服务，则本次服务分配总量</w:t>
+        <w:t xml:space="preserve">开始服务，则在服务开始边界读取当前目标补给量并冻结本次服务分配总量</w:t>
       </w:r>
       <w:r>
         <w:rPr>
@@ -5667,57 +5853,6 @@
             <m:r>
               <m:t>v</m:t>
             </m:r>
-            <m:r>
-              <m:rPr>
-                <w:rFonts w:ascii="Cambria Math" w:hAnsi="Cambria Math" w:eastAsia="Cambria Math" w:cs="Cambria Math"/>
-                <m:sty m:val="p"/>
-              </m:rPr>
-              <m:t>,</m:t>
-            </m:r>
-            <m:sSup>
-              <m:e>
-                <m:r>
-                  <m:t>t</m:t>
-                </m:r>
-              </m:e>
-              <m:sup>
-                <m:r>
-                  <m:rPr>
-                    <w:rFonts w:ascii="Cambria Math" w:hAnsi="Cambria Math" w:eastAsia="Cambria Math" w:cs="Cambria Math"/>
-                    <m:sty m:val="p"/>
-                  </m:rPr>
-                  <m:t>s</m:t>
-                </m:r>
-                <m:r>
-                  <m:rPr>
-                    <w:rFonts w:ascii="Cambria Math" w:hAnsi="Cambria Math" w:eastAsia="Cambria Math" w:cs="Cambria Math"/>
-                    <m:sty m:val="p"/>
-                  </m:rPr>
-                  <m:t>t</m:t>
-                </m:r>
-                <m:r>
-                  <m:rPr>
-                    <w:rFonts w:ascii="Cambria Math" w:hAnsi="Cambria Math" w:eastAsia="Cambria Math" w:cs="Cambria Math"/>
-                    <m:sty m:val="p"/>
-                  </m:rPr>
-                  <m:t>a</m:t>
-                </m:r>
-                <m:r>
-                  <m:rPr>
-                    <w:rFonts w:ascii="Cambria Math" w:hAnsi="Cambria Math" w:eastAsia="Cambria Math" w:cs="Cambria Math"/>
-                    <m:sty m:val="p"/>
-                  </m:rPr>
-                  <m:t>r</m:t>
-                </m:r>
-                <m:r>
-                  <m:rPr>
-                    <w:rFonts w:ascii="Cambria Math" w:hAnsi="Cambria Math" w:eastAsia="Cambria Math" w:cs="Cambria Math"/>
-                    <m:sty m:val="p"/>
-                  </m:rPr>
-                  <m:t>t</m:t>
-                </m:r>
-              </m:sup>
-            </m:sSup>
           </m:sub>
           <m:sup>
             <m:r>
@@ -5760,53 +5895,12 @@
       </m:oMath>
       <w:r>
         <w:rPr>
-          <w:rFonts w:ascii="Times New Roman" w:hAnsi="Times New Roman" w:eastAsia="宋体"/>
-          <w:b w:val="0"/>
-          <w:color w:val="000000"/>
-          <w:sz w:val="24"/>
-        </w:rPr>
-        <w:t xml:space="preserve"> </w:t>
-      </w:r>
-      <w:r>
-        <w:rPr>
           <w:rFonts w:hint="eastAsia" w:ascii="Times New Roman" w:hAnsi="Times New Roman" w:eastAsia="宋体"/>
           <w:b w:val="0"/>
           <w:color w:val="000000"/>
           <w:sz w:val="24"/>
         </w:rPr>
-        <w:t xml:space="preserve">与决策步</w:t>
-      </w:r>
-      <w:r>
-        <w:rPr>
-          <w:rFonts w:ascii="Times New Roman" w:hAnsi="Times New Roman" w:eastAsia="宋体"/>
-          <w:b w:val="0"/>
-          <w:color w:val="000000"/>
-          <w:sz w:val="24"/>
-        </w:rPr>
-        <w:t xml:space="preserve"> </w:t>
-      </w:r>
-      <m:oMath>
-        <m:r>
-          <m:t>t</m:t>
-        </m:r>
-      </m:oMath>
-      <w:r>
-        <w:rPr>
-          <w:rFonts w:ascii="Times New Roman" w:hAnsi="Times New Roman" w:eastAsia="宋体"/>
-          <w:b w:val="0"/>
-          <w:color w:val="000000"/>
-          <w:sz w:val="24"/>
-        </w:rPr>
-        <w:t xml:space="preserve"> </w:t>
-      </w:r>
-      <w:r>
-        <w:rPr>
-          <w:rFonts w:hint="eastAsia" w:ascii="Times New Roman" w:hAnsi="Times New Roman" w:eastAsia="宋体"/>
-          <w:b w:val="0"/>
-          <w:color w:val="000000"/>
-          <w:sz w:val="24"/>
-        </w:rPr>
-        <w:t xml:space="preserve">内的实际转移量</w:t>
+        <w:t xml:space="preserve">，同时以</w:t>
       </w:r>
       <w:r>
         <w:rPr>
@@ -5870,7 +5964,39 @@
           <w:color w:val="000000"/>
           <w:sz w:val="24"/>
         </w:rPr>
-        <w:t xml:space="preserve">定义为</w:t>
+        <w:t xml:space="preserve">表示决策步</w:t>
+      </w:r>
+      <w:r>
+        <w:rPr>
+          <w:rFonts w:ascii="Times New Roman" w:hAnsi="Times New Roman" w:eastAsia="宋体"/>
+          <w:b w:val="0"/>
+          <w:color w:val="000000"/>
+          <w:sz w:val="24"/>
+        </w:rPr>
+        <w:t xml:space="preserve"> </w:t>
+      </w:r>
+      <m:oMath>
+        <m:r>
+          <m:t>t</m:t>
+        </m:r>
+      </m:oMath>
+      <w:r>
+        <w:rPr>
+          <w:rFonts w:ascii="Times New Roman" w:hAnsi="Times New Roman" w:eastAsia="宋体"/>
+          <w:b w:val="0"/>
+          <w:color w:val="000000"/>
+          <w:sz w:val="24"/>
+        </w:rPr>
+        <w:t xml:space="preserve"> </w:t>
+      </w:r>
+      <w:r>
+        <w:rPr>
+          <w:rFonts w:hint="eastAsia" w:ascii="Times New Roman" w:hAnsi="Times New Roman" w:eastAsia="宋体"/>
+          <w:b w:val="0"/>
+          <w:color w:val="000000"/>
+          <w:sz w:val="24"/>
+        </w:rPr>
+        <w:t xml:space="preserve">内的实际转移量，二者定义为</w:t>
       </w:r>
     </w:p>
     <w:tbl>
@@ -5934,57 +6060,6 @@
                         <m:r>
                           <m:t>v</m:t>
                         </m:r>
-                        <m:r>
-                          <m:rPr>
-                            <w:rFonts w:ascii="Cambria Math" w:hAnsi="Cambria Math" w:eastAsia="Cambria Math" w:cs="Cambria Math"/>
-                            <m:sty m:val="p"/>
-                          </m:rPr>
-                          <m:t>,</m:t>
-                        </m:r>
-                        <m:sSup>
-                          <m:e>
-                            <m:r>
-                              <m:t>t</m:t>
-                            </m:r>
-                          </m:e>
-                          <m:sup>
-                            <m:r>
-                              <m:rPr>
-                                <w:rFonts w:ascii="Cambria Math" w:hAnsi="Cambria Math" w:eastAsia="Cambria Math" w:cs="Cambria Math"/>
-                                <m:sty m:val="p"/>
-                              </m:rPr>
-                              <m:t>s</m:t>
-                            </m:r>
-                            <m:r>
-                              <m:rPr>
-                                <w:rFonts w:ascii="Cambria Math" w:hAnsi="Cambria Math" w:eastAsia="Cambria Math" w:cs="Cambria Math"/>
-                                <m:sty m:val="p"/>
-                              </m:rPr>
-                              <m:t>t</m:t>
-                            </m:r>
-                            <m:r>
-                              <m:rPr>
-                                <w:rFonts w:ascii="Cambria Math" w:hAnsi="Cambria Math" w:eastAsia="Cambria Math" w:cs="Cambria Math"/>
-                                <m:sty m:val="p"/>
-                              </m:rPr>
-                              <m:t>a</m:t>
-                            </m:r>
-                            <m:r>
-                              <m:rPr>
-                                <w:rFonts w:ascii="Cambria Math" w:hAnsi="Cambria Math" w:eastAsia="Cambria Math" w:cs="Cambria Math"/>
-                                <m:sty m:val="p"/>
-                              </m:rPr>
-                              <m:t>r</m:t>
-                            </m:r>
-                            <m:r>
-                              <m:rPr>
-                                <w:rFonts w:ascii="Cambria Math" w:hAnsi="Cambria Math" w:eastAsia="Cambria Math" w:cs="Cambria Math"/>
-                                <m:sty m:val="p"/>
-                              </m:rPr>
-                              <m:t>t</m:t>
-                            </m:r>
-                          </m:sup>
-                        </m:sSup>
                       </m:sub>
                       <m:sup>
                         <m:r>
@@ -6066,12 +6141,27 @@
                               </m:rPr>
                               <m:t>,</m:t>
                             </m:r>
-                            <m:sSup>
+                            <m:sSubSup>
                               <m:e>
                                 <m:r>
                                   <m:t>t</m:t>
                                 </m:r>
                               </m:e>
+                              <m:sub>
+                                <m:r>
+                                  <m:t>i</m:t>
+                                </m:r>
+                                <m:r>
+                                  <m:rPr>
+                                    <w:rFonts w:ascii="Cambria Math" w:hAnsi="Cambria Math" w:eastAsia="Cambria Math" w:cs="Cambria Math"/>
+                                    <m:sty m:val="p"/>
+                                  </m:rPr>
+                                  <m:t>,</m:t>
+                                </m:r>
+                                <m:r>
+                                  <m:t>v</m:t>
+                                </m:r>
+                              </m:sub>
                               <m:sup>
                                 <m:r>
                                   <m:rPr>
@@ -6109,7 +6199,7 @@
                                   <m:t>t</m:t>
                                 </m:r>
                               </m:sup>
-                            </m:sSup>
+                            </m:sSubSup>
                           </m:sub>
                           <m:sup>
                             <m:r>
@@ -6162,7 +6252,21 @@
                                 <w:rFonts w:ascii="Cambria Math" w:hAnsi="Cambria Math" w:eastAsia="Cambria Math" w:cs="Cambria Math"/>
                                 <m:sty m:val="p"/>
                               </m:rPr>
-                              <m:t>max</m:t>
+                              <m:t>m</m:t>
+                            </m:r>
+                            <m:r>
+                              <m:rPr>
+                                <w:rFonts w:ascii="Cambria Math" w:hAnsi="Cambria Math" w:eastAsia="Cambria Math" w:cs="Cambria Math"/>
+                                <m:sty m:val="p"/>
+                              </m:rPr>
+                              <m:t>a</m:t>
+                            </m:r>
+                            <m:r>
+                              <m:rPr>
+                                <w:rFonts w:ascii="Cambria Math" w:hAnsi="Cambria Math" w:eastAsia="Cambria Math" w:cs="Cambria Math"/>
+                                <m:sty m:val="p"/>
+                              </m:rPr>
+                              <m:t>x</m:t>
                             </m:r>
                           </m:sup>
                         </m:sSubSup>
@@ -6190,12 +6294,27 @@
                               </m:rPr>
                               <m:t>,</m:t>
                             </m:r>
-                            <m:sSup>
+                            <m:sSubSup>
                               <m:e>
                                 <m:r>
                                   <m:t>t</m:t>
                                 </m:r>
                               </m:e>
+                              <m:sub>
+                                <m:r>
+                                  <m:t>i</m:t>
+                                </m:r>
+                                <m:r>
+                                  <m:rPr>
+                                    <w:rFonts w:ascii="Cambria Math" w:hAnsi="Cambria Math" w:eastAsia="Cambria Math" w:cs="Cambria Math"/>
+                                    <m:sty m:val="p"/>
+                                  </m:rPr>
+                                  <m:t>,</m:t>
+                                </m:r>
+                                <m:r>
+                                  <m:t>v</m:t>
+                                </m:r>
+                              </m:sub>
                               <m:sup>
                                 <m:r>
                                   <m:rPr>
@@ -6233,7 +6352,7 @@
                                   <m:t>t</m:t>
                                 </m:r>
                               </m:sup>
-                            </m:sSup>
+                            </m:sSubSup>
                           </m:sub>
                         </m:sSub>
                         <m:r>
@@ -6263,12 +6382,27 @@
                               </m:rPr>
                               <m:t>,</m:t>
                             </m:r>
-                            <m:sSup>
+                            <m:sSubSup>
                               <m:e>
                                 <m:r>
                                   <m:t>t</m:t>
                                 </m:r>
                               </m:e>
+                              <m:sub>
+                                <m:r>
+                                  <m:t>i</m:t>
+                                </m:r>
+                                <m:r>
+                                  <m:rPr>
+                                    <w:rFonts w:ascii="Cambria Math" w:hAnsi="Cambria Math" w:eastAsia="Cambria Math" w:cs="Cambria Math"/>
+                                    <m:sty m:val="p"/>
+                                  </m:rPr>
+                                  <m:t>,</m:t>
+                                </m:r>
+                                <m:r>
+                                  <m:t>v</m:t>
+                                </m:r>
+                              </m:sub>
                               <m:sup>
                                 <m:r>
                                   <m:rPr>
@@ -6306,7 +6440,7 @@
                                   <m:t>t</m:t>
                                 </m:r>
                               </m:sup>
-                            </m:sSup>
+                            </m:sSubSup>
                           </m:sub>
                         </m:sSub>
                         <m:r>
@@ -6331,7 +6465,21 @@
                                 <w:rFonts w:ascii="Cambria Math" w:hAnsi="Cambria Math" w:eastAsia="Cambria Math" w:cs="Cambria Math"/>
                                 <m:sty m:val="p"/>
                               </m:rPr>
-                              <m:t>max</m:t>
+                              <m:t>m</m:t>
+                            </m:r>
+                            <m:r>
+                              <m:rPr>
+                                <w:rFonts w:ascii="Cambria Math" w:hAnsi="Cambria Math" w:eastAsia="Cambria Math" w:cs="Cambria Math"/>
+                                <m:sty m:val="p"/>
+                              </m:rPr>
+                              <m:t>a</m:t>
+                            </m:r>
+                            <m:r>
+                              <m:rPr>
+                                <w:rFonts w:ascii="Cambria Math" w:hAnsi="Cambria Math" w:eastAsia="Cambria Math" w:cs="Cambria Math"/>
+                                <m:sty m:val="p"/>
+                              </m:rPr>
+                              <m:t>x</m:t>
                             </m:r>
                           </m:sub>
                           <m:sup>
@@ -6417,6 +6565,11 @@
                     <m:sSubSup>
                       <m:e>
                         <m:r>
+                          <m:rPr>
+                            <w:rFonts w:ascii="Cambria Math" w:hAnsi="Cambria Math" w:eastAsia="Cambria Math" w:cs="Cambria Math"/>
+                            <m:scr m:val="double-struck"/>
+                            <m:sty m:val="p"/>
+                          </m:rPr>
                           <m:t>I</m:t>
                         </m:r>
                       </m:e>
@@ -6507,57 +6660,6 @@
                                     <m:r>
                                       <m:t>v</m:t>
                                     </m:r>
-                                    <m:r>
-                                      <m:rPr>
-                                        <w:rFonts w:ascii="Cambria Math" w:hAnsi="Cambria Math" w:eastAsia="Cambria Math" w:cs="Cambria Math"/>
-                                        <m:sty m:val="p"/>
-                                      </m:rPr>
-                                      <m:t>,</m:t>
-                                    </m:r>
-                                    <m:sSup>
-                                      <m:e>
-                                        <m:r>
-                                          <m:t>t</m:t>
-                                        </m:r>
-                                      </m:e>
-                                      <m:sup>
-                                        <m:r>
-                                          <m:rPr>
-                                            <w:rFonts w:ascii="Cambria Math" w:hAnsi="Cambria Math" w:eastAsia="Cambria Math" w:cs="Cambria Math"/>
-                                            <m:sty m:val="p"/>
-                                          </m:rPr>
-                                          <m:t>s</m:t>
-                                        </m:r>
-                                        <m:r>
-                                          <m:rPr>
-                                            <w:rFonts w:ascii="Cambria Math" w:hAnsi="Cambria Math" w:eastAsia="Cambria Math" w:cs="Cambria Math"/>
-                                            <m:sty m:val="p"/>
-                                          </m:rPr>
-                                          <m:t>t</m:t>
-                                        </m:r>
-                                        <m:r>
-                                          <m:rPr>
-                                            <w:rFonts w:ascii="Cambria Math" w:hAnsi="Cambria Math" w:eastAsia="Cambria Math" w:cs="Cambria Math"/>
-                                            <m:sty m:val="p"/>
-                                          </m:rPr>
-                                          <m:t>a</m:t>
-                                        </m:r>
-                                        <m:r>
-                                          <m:rPr>
-                                            <w:rFonts w:ascii="Cambria Math" w:hAnsi="Cambria Math" w:eastAsia="Cambria Math" w:cs="Cambria Math"/>
-                                            <m:sty m:val="p"/>
-                                          </m:rPr>
-                                          <m:t>r</m:t>
-                                        </m:r>
-                                        <m:r>
-                                          <m:rPr>
-                                            <w:rFonts w:ascii="Cambria Math" w:hAnsi="Cambria Math" w:eastAsia="Cambria Math" w:cs="Cambria Math"/>
-                                            <m:sty m:val="p"/>
-                                          </m:rPr>
-                                          <m:t>t</m:t>
-                                        </m:r>
-                                      </m:sup>
-                                    </m:sSup>
                                   </m:sub>
                                   <m:sup>
                                     <m:r>
@@ -6889,6 +6991,11 @@
         <m:sSubSup>
           <m:e>
             <m:r>
+              <m:rPr>
+                <w:rFonts w:ascii="Cambria Math" w:hAnsi="Cambria Math" w:eastAsia="Cambria Math" w:cs="Cambria Math"/>
+                <m:scr m:val="double-struck"/>
+                <m:sty m:val="p"/>
+              </m:rPr>
               <m:t>I</m:t>
             </m:r>
           </m:e>
@@ -7208,57 +7315,6 @@
             <m:r>
               <m:t>v</m:t>
             </m:r>
-            <m:r>
-              <m:rPr>
-                <w:rFonts w:ascii="Cambria Math" w:hAnsi="Cambria Math" w:eastAsia="Cambria Math" w:cs="Cambria Math"/>
-                <m:sty m:val="p"/>
-              </m:rPr>
-              <m:t>,</m:t>
-            </m:r>
-            <m:sSup>
-              <m:e>
-                <m:r>
-                  <m:t>t</m:t>
-                </m:r>
-              </m:e>
-              <m:sup>
-                <m:r>
-                  <m:rPr>
-                    <w:rFonts w:ascii="Cambria Math" w:hAnsi="Cambria Math" w:eastAsia="Cambria Math" w:cs="Cambria Math"/>
-                    <m:sty m:val="p"/>
-                  </m:rPr>
-                  <m:t>s</m:t>
-                </m:r>
-                <m:r>
-                  <m:rPr>
-                    <w:rFonts w:ascii="Cambria Math" w:hAnsi="Cambria Math" w:eastAsia="Cambria Math" w:cs="Cambria Math"/>
-                    <m:sty m:val="p"/>
-                  </m:rPr>
-                  <m:t>t</m:t>
-                </m:r>
-                <m:r>
-                  <m:rPr>
-                    <w:rFonts w:ascii="Cambria Math" w:hAnsi="Cambria Math" w:eastAsia="Cambria Math" w:cs="Cambria Math"/>
-                    <m:sty m:val="p"/>
-                  </m:rPr>
-                  <m:t>a</m:t>
-                </m:r>
-                <m:r>
-                  <m:rPr>
-                    <w:rFonts w:ascii="Cambria Math" w:hAnsi="Cambria Math" w:eastAsia="Cambria Math" w:cs="Cambria Math"/>
-                    <m:sty m:val="p"/>
-                  </m:rPr>
-                  <m:t>r</m:t>
-                </m:r>
-                <m:r>
-                  <m:rPr>
-                    <w:rFonts w:ascii="Cambria Math" w:hAnsi="Cambria Math" w:eastAsia="Cambria Math" w:cs="Cambria Math"/>
-                    <m:sty m:val="p"/>
-                  </m:rPr>
-                  <m:t>t</m:t>
-                </m:r>
-              </m:sup>
-            </m:sSup>
           </m:sub>
           <m:sup>
             <m:r>
@@ -7720,6 +7776,11 @@
         <m:sSubSup>
           <m:e>
             <m:r>
+              <m:rPr>
+                <w:rFonts w:ascii="Cambria Math" w:hAnsi="Cambria Math" w:eastAsia="Cambria Math" w:cs="Cambria Math"/>
+                <m:scr m:val="double-struck"/>
+                <m:sty m:val="p"/>
+              </m:rPr>
               <m:t>I</m:t>
             </m:r>
           </m:e>
@@ -8319,7 +8380,21 @@
                             <w:rFonts w:ascii="Cambria Math" w:hAnsi="Cambria Math" w:eastAsia="Cambria Math" w:cs="Cambria Math"/>
                             <m:sty m:val="p"/>
                           </m:rPr>
-                          <m:t>max</m:t>
+                          <m:t>m</m:t>
+                        </m:r>
+                        <m:r>
+                          <m:rPr>
+                            <w:rFonts w:ascii="Cambria Math" w:hAnsi="Cambria Math" w:eastAsia="Cambria Math" w:cs="Cambria Math"/>
+                            <m:sty m:val="p"/>
+                          </m:rPr>
+                          <m:t>a</m:t>
+                        </m:r>
+                        <m:r>
+                          <m:rPr>
+                            <w:rFonts w:ascii="Cambria Math" w:hAnsi="Cambria Math" w:eastAsia="Cambria Math" w:cs="Cambria Math"/>
+                            <m:sty m:val="p"/>
+                          </m:rPr>
+                          <m:t>x</m:t>
                         </m:r>
                       </m:sup>
                     </m:sSubSup>
@@ -8481,6 +8556,11 @@
                         <m:sSubSup>
                           <m:e>
                             <m:r>
+                              <m:rPr>
+                                <w:rFonts w:ascii="Cambria Math" w:hAnsi="Cambria Math" w:eastAsia="Cambria Math" w:cs="Cambria Math"/>
+                                <m:scr m:val="double-struck"/>
+                                <m:sty m:val="p"/>
+                              </m:rPr>
                               <m:t>I</m:t>
                             </m:r>
                           </m:e>
@@ -8594,6 +8674,11 @@
                         <m:sSubSup>
                           <m:e>
                             <m:r>
+                              <m:rPr>
+                                <w:rFonts w:ascii="Cambria Math" w:hAnsi="Cambria Math" w:eastAsia="Cambria Math" w:cs="Cambria Math"/>
+                                <m:scr m:val="double-struck"/>
+                                <m:sty m:val="p"/>
+                              </m:rPr>
                               <m:t>I</m:t>
                             </m:r>
                           </m:e>
@@ -8742,57 +8827,6 @@
                         <m:r>
                           <m:t>v</m:t>
                         </m:r>
-                        <m:r>
-                          <m:rPr>
-                            <w:rFonts w:ascii="Cambria Math" w:hAnsi="Cambria Math" w:eastAsia="Cambria Math" w:cs="Cambria Math"/>
-                            <m:sty m:val="p"/>
-                          </m:rPr>
-                          <m:t>,</m:t>
-                        </m:r>
-                        <m:sSup>
-                          <m:e>
-                            <m:r>
-                              <m:t>t</m:t>
-                            </m:r>
-                          </m:e>
-                          <m:sup>
-                            <m:r>
-                              <m:rPr>
-                                <w:rFonts w:ascii="Cambria Math" w:hAnsi="Cambria Math" w:eastAsia="Cambria Math" w:cs="Cambria Math"/>
-                                <m:sty m:val="p"/>
-                              </m:rPr>
-                              <m:t>s</m:t>
-                            </m:r>
-                            <m:r>
-                              <m:rPr>
-                                <w:rFonts w:ascii="Cambria Math" w:hAnsi="Cambria Math" w:eastAsia="Cambria Math" w:cs="Cambria Math"/>
-                                <m:sty m:val="p"/>
-                              </m:rPr>
-                              <m:t>t</m:t>
-                            </m:r>
-                            <m:r>
-                              <m:rPr>
-                                <w:rFonts w:ascii="Cambria Math" w:hAnsi="Cambria Math" w:eastAsia="Cambria Math" w:cs="Cambria Math"/>
-                                <m:sty m:val="p"/>
-                              </m:rPr>
-                              <m:t>a</m:t>
-                            </m:r>
-                            <m:r>
-                              <m:rPr>
-                                <w:rFonts w:ascii="Cambria Math" w:hAnsi="Cambria Math" w:eastAsia="Cambria Math" w:cs="Cambria Math"/>
-                                <m:sty m:val="p"/>
-                              </m:rPr>
-                              <m:t>r</m:t>
-                            </m:r>
-                            <m:r>
-                              <m:rPr>
-                                <w:rFonts w:ascii="Cambria Math" w:hAnsi="Cambria Math" w:eastAsia="Cambria Math" w:cs="Cambria Math"/>
-                                <m:sty m:val="p"/>
-                              </m:rPr>
-                              <m:t>t</m:t>
-                            </m:r>
-                          </m:sup>
-                        </m:sSup>
                       </m:sub>
                       <m:sup>
                         <m:r>
@@ -9698,6 +9732,10 @@
           </m:sub>
           <m:sup>
             <m:r>
+              <m:rPr>
+                <w:rFonts w:ascii="Cambria Math" w:hAnsi="Cambria Math" w:eastAsia="Cambria Math" w:cs="Cambria Math"/>
+                <m:sty m:val="p"/>
+              </m:rPr>
               <m:t>u</m:t>
             </m:r>
           </m:sup>
@@ -9739,6 +9777,10 @@
           </m:e>
           <m:sup>
             <m:r>
+              <m:rPr>
+                <w:rFonts w:ascii="Cambria Math" w:hAnsi="Cambria Math" w:eastAsia="Cambria Math" w:cs="Cambria Math"/>
+                <m:sty m:val="p"/>
+              </m:rPr>
               <m:t>g</m:t>
             </m:r>
           </m:sup>
@@ -9821,6 +9863,10 @@
           </m:e>
           <m:sup>
             <m:r>
+              <m:rPr>
+                <w:rFonts w:ascii="Cambria Math" w:hAnsi="Cambria Math" w:eastAsia="Cambria Math" w:cs="Cambria Math"/>
+                <m:sty m:val="p"/>
+              </m:rPr>
               <m:t>u</m:t>
             </m:r>
             <m:r>
@@ -9890,6 +9936,10 @@
           </m:e>
           <m:sup>
             <m:r>
+              <m:rPr>
+                <w:rFonts w:ascii="Cambria Math" w:hAnsi="Cambria Math" w:eastAsia="Cambria Math" w:cs="Cambria Math"/>
+                <m:sty m:val="p"/>
+              </m:rPr>
               <m:t>g</m:t>
             </m:r>
             <m:r>
@@ -10240,6 +10290,10 @@
           </m:sub>
           <m:sup>
             <m:r>
+              <m:rPr>
+                <w:rFonts w:ascii="Cambria Math" w:hAnsi="Cambria Math" w:eastAsia="Cambria Math" w:cs="Cambria Math"/>
+                <m:sty m:val="p"/>
+              </m:rPr>
               <m:t>u</m:t>
             </m:r>
           </m:sup>
@@ -10275,6 +10329,10 @@
           </m:sub>
           <m:sup>
             <m:r>
+              <m:rPr>
+                <w:rFonts w:ascii="Cambria Math" w:hAnsi="Cambria Math" w:eastAsia="Cambria Math" w:cs="Cambria Math"/>
+                <m:sty m:val="p"/>
+              </m:rPr>
               <m:t>u</m:t>
             </m:r>
           </m:sup>
@@ -10294,6 +10352,10 @@
           </m:e>
           <m:sup>
             <m:r>
+              <m:rPr>
+                <w:rFonts w:ascii="Cambria Math" w:hAnsi="Cambria Math" w:eastAsia="Cambria Math" w:cs="Cambria Math"/>
+                <m:sty m:val="p"/>
+              </m:rPr>
               <m:t>u</m:t>
             </m:r>
             <m:r>
@@ -10352,6 +10414,10 @@
           </m:e>
           <m:sup>
             <m:r>
+              <m:rPr>
+                <w:rFonts w:ascii="Cambria Math" w:hAnsi="Cambria Math" w:eastAsia="Cambria Math" w:cs="Cambria Math"/>
+                <m:sty m:val="p"/>
+              </m:rPr>
               <m:t>g</m:t>
             </m:r>
           </m:sup>
@@ -10371,6 +10437,10 @@
           </m:e>
           <m:sup>
             <m:r>
+              <m:rPr>
+                <w:rFonts w:ascii="Cambria Math" w:hAnsi="Cambria Math" w:eastAsia="Cambria Math" w:cs="Cambria Math"/>
+                <m:sty m:val="p"/>
+              </m:rPr>
               <m:t>g</m:t>
             </m:r>
           </m:sup>
@@ -10390,6 +10460,10 @@
           </m:e>
           <m:sup>
             <m:r>
+              <m:rPr>
+                <w:rFonts w:ascii="Cambria Math" w:hAnsi="Cambria Math" w:eastAsia="Cambria Math" w:cs="Cambria Math"/>
+                <m:sty m:val="p"/>
+              </m:rPr>
               <m:t>g</m:t>
             </m:r>
             <m:r>
@@ -10818,6 +10892,10 @@
                       </m:sub>
                       <m:sup>
                         <m:r>
+                          <m:rPr>
+                            <w:rFonts w:ascii="Cambria Math" w:hAnsi="Cambria Math" w:eastAsia="Cambria Math" w:cs="Cambria Math"/>
+                            <m:sty m:val="p"/>
+                          </m:rPr>
                           <m:t>u</m:t>
                         </m:r>
                       </m:sup>
@@ -10856,6 +10934,10 @@
                       </m:e>
                       <m:sup>
                         <m:r>
+                          <m:rPr>
+                            <w:rFonts w:ascii="Cambria Math" w:hAnsi="Cambria Math" w:eastAsia="Cambria Math" w:cs="Cambria Math"/>
+                            <m:sty m:val="p"/>
+                          </m:rPr>
                           <m:t>g</m:t>
                         </m:r>
                       </m:sup>
